--- a/docx/09-kudo-cards/09-kudo-cards.docx
+++ b/docx/09-kudo-cards/09-kudo-cards.docx
@@ -28,13 +28,13 @@
         </w:p>
       </w:sdtContent>
     </w:sdt>
-    <w:bookmarkStart w:id="18" w:name="kudo-cards-cómo-se-usan"/>
+    <w:bookmarkStart w:id="19" w:name="kudo-cards-guía-y-banco"/>
     <w:p>
       <w:pPr>
         <w:pStyle w:val="Heading1"/>
       </w:pPr>
       <w:r>
-        <w:t xml:space="preserve">Kudo Cards: cómo se usan</w:t>
+        <w:t xml:space="preserve">Kudo Cards: guía y banco</w:t>
       </w:r>
     </w:p>
     <w:p>
@@ -42,7 +42,7 @@
         <w:pStyle w:val="FirstParagraph"/>
       </w:pPr>
       <w:r>
-        <w:t xml:space="preserve">Un</w:t>
+        <w:t xml:space="preserve">El</w:t>
       </w:r>
       <w:r>
         <w:t xml:space="preserve"> </w:t>
@@ -78,7 +78,7 @@
         <w:t xml:space="preserve"> </w:t>
       </w:r>
       <w:r>
-        <w:t xml:space="preserve">🤝 Tutoría → … →</w:t>
+        <w:t xml:space="preserve">🤝 Tutoría →</w:t>
       </w:r>
       <w:r>
         <w:t xml:space="preserve"> </w:t>
@@ -94,7 +94,7 @@
         <w:t xml:space="preserve"> </w:t>
       </w:r>
       <w:r>
-        <w:t xml:space="preserve">→ Banco de Kudo Cards</w:t>
+        <w:t xml:space="preserve">→ …</w:t>
       </w:r>
     </w:p>
     <w:p>
@@ -138,7 +138,23 @@
         <w:t xml:space="preserve">Kudo Cards</w:t>
       </w:r>
       <w:r>
-        <w:t xml:space="preserve">, y funcionan igual de bien en una tienda, en una oficina… y en un aula. Aquí las montas para tu clase: qué son, cómo se usan y con qué reglas.</w:t>
+        <w:t xml:space="preserve">, y funcionan igual de bien en una tienda, en una oficina… y en un aula. Aquí las montas para tu clase: qué son, cómo se usan, con qué reglas,</w:t>
+      </w:r>
+      <w:r>
+        <w:t xml:space="preserve"> </w:t>
+      </w:r>
+      <w:r>
+        <w:rPr>
+          <w:b/>
+          <w:bCs/>
+        </w:rPr>
+        <w:t xml:space="preserve">+50 tarjetas listas</w:t>
+      </w:r>
+      <w:r>
+        <w:t xml:space="preserve"> </w:t>
+      </w:r>
+      <w:r>
+        <w:t xml:space="preserve">y una herramienta para mandarlas por correo.</w:t>
       </w:r>
     </w:p>
     <w:p>
@@ -218,7 +234,7 @@
         <w:t xml:space="preserve"> </w:t>
       </w:r>
       <w:r>
-        <w:t xml:space="preserve">(mural) en el aula.</w:t>
+        <w:t xml:space="preserve">(mural) en el aula con las 5 reglas del banco.</w:t>
       </w:r>
     </w:p>
     <w:p>
@@ -230,23 +246,7 @@
         </w:numPr>
       </w:pPr>
       <w:r>
-        <w:t xml:space="preserve">Aplicar las</w:t>
-      </w:r>
-      <w:r>
-        <w:t xml:space="preserve"> </w:t>
-      </w:r>
-      <w:r>
-        <w:rPr>
-          <w:b/>
-          <w:bCs/>
-        </w:rPr>
-        <w:t xml:space="preserve">6 reglas de oro</w:t>
-      </w:r>
-      <w:r>
-        <w:t xml:space="preserve"> </w:t>
-      </w:r>
-      <w:r>
-        <w:t xml:space="preserve">para que no se convierta en un rollo.</w:t>
+        <w:t xml:space="preserve">Escribir un kudo de verdad: concreto, sobre comportamiento e impactante.</w:t>
       </w:r>
     </w:p>
     <w:p>
@@ -258,7 +258,7 @@
         </w:numPr>
       </w:pPr>
       <w:r>
-        <w:t xml:space="preserve">Escribir un kudo de verdad: concreto, sobre comportamiento e impactante.</w:t>
+        <w:t xml:space="preserve">Usar el banco de +50 tarjetas y la herramienta digital para enviarlo por correo, WhatsApp o Aules.</w:t>
       </w:r>
     </w:p>
     <w:p>
@@ -269,7 +269,7 @@
       </w:r>
     </w:p>
     <w:bookmarkEnd w:id="9"/>
-    <w:bookmarkStart w:id="14" w:name="mapa-de-la-unidad"/>
+    <w:bookmarkStart w:id="15" w:name="mapa-de-la-unidad"/>
     <w:p>
       <w:pPr>
         <w:pStyle w:val="Heading2"/>
@@ -340,7 +340,7 @@
                 <w:rPr>
                   <w:rStyle w:val="Hyperlink"/>
                 </w:rPr>
-                <w:t xml:space="preserve">01 · Qué son y por qué funcionan</w:t>
+                <w:t xml:space="preserve">01 · Qué son y las 6 reglas de oro</w:t>
               </w:r>
             </w:hyperlink>
           </w:p>
@@ -364,7 +364,7 @@
               <w:t xml:space="preserve"> </w:t>
             </w:r>
             <w:r>
-              <w:t xml:space="preserve">como herramienta, no como educación</w:t>
+              <w:t xml:space="preserve">como herramienta, y cómo no matarlo a la semana</w:t>
             </w:r>
           </w:p>
         </w:tc>
@@ -404,7 +404,7 @@
               <w:pStyle w:val="Compact"/>
             </w:pPr>
             <w:r>
-              <w:t xml:space="preserve">Kudo Box y Kudo Wall: montarlas en el aula</w:t>
+              <w:t xml:space="preserve">Kudo Box y Kudo Wall, montaje + 5 reglas del banco</w:t>
             </w:r>
           </w:p>
         </w:tc>
@@ -432,7 +432,7 @@
                 <w:rPr>
                   <w:rStyle w:val="Hyperlink"/>
                 </w:rPr>
-                <w:t xml:space="preserve">03 · Las 6 reglas de oro</w:t>
+                <w:t xml:space="preserve">03 · Cómo escribir un kudo</w:t>
               </w:r>
             </w:hyperlink>
           </w:p>
@@ -444,18 +444,18 @@
               <w:pStyle w:val="Compact"/>
             </w:pPr>
             <w:r>
-              <w:t xml:space="preserve">Para que no muera a la semana</w:t>
-            </w:r>
-          </w:p>
-        </w:tc>
-        <w:tc>
-          <w:tcPr/>
-          <w:p>
-            <w:pPr>
-              <w:pStyle w:val="Compact"/>
-            </w:pPr>
-            <w:r>
-              <w:t xml:space="preserve">Todos</w:t>
+              <w:t xml:space="preserve">La fórmula, las plantillas y la práctica</w:t>
+            </w:r>
+          </w:p>
+        </w:tc>
+        <w:tc>
+          <w:tcPr/>
+          <w:p>
+            <w:pPr>
+              <w:pStyle w:val="Compact"/>
+            </w:pPr>
+            <w:r>
+              <w:t xml:space="preserve">Clave</w:t>
             </w:r>
           </w:p>
         </w:tc>
@@ -472,7 +472,7 @@
                 <w:rPr>
                   <w:rStyle w:val="Hyperlink"/>
                 </w:rPr>
-                <w:t xml:space="preserve">04 · Cómo escribir un kudo</w:t>
+                <w:t xml:space="preserve">04 · Banco de tarjetas</w:t>
               </w:r>
             </w:hyperlink>
           </w:p>
@@ -484,18 +484,58 @@
               <w:pStyle w:val="Compact"/>
             </w:pPr>
             <w:r>
-              <w:t xml:space="preserve">La fórmula, los errores y la práctica</w:t>
-            </w:r>
-          </w:p>
-        </w:tc>
-        <w:tc>
-          <w:tcPr/>
-          <w:p>
-            <w:pPr>
-              <w:pStyle w:val="Compact"/>
-            </w:pPr>
-            <w:r>
-              <w:t xml:space="preserve">Clave</w:t>
+              <w:t xml:space="preserve">+50 kudos escritos en 8 categorías 🖨️</w:t>
+            </w:r>
+          </w:p>
+        </w:tc>
+        <w:tc>
+          <w:tcPr/>
+          <w:p>
+            <w:pPr>
+              <w:pStyle w:val="Compact"/>
+            </w:pPr>
+            <w:r>
+              <w:t xml:space="preserve">El banco</w:t>
+            </w:r>
+          </w:p>
+        </w:tc>
+      </w:tr>
+      <w:tr>
+        <w:tc>
+          <w:tcPr/>
+          <w:p>
+            <w:pPr>
+              <w:pStyle w:val="Compact"/>
+            </w:pPr>
+            <w:hyperlink r:id="rId14">
+              <w:r>
+                <w:rPr>
+                  <w:rStyle w:val="Hyperlink"/>
+                </w:rPr>
+                <w:t xml:space="preserve">05 · Tu kudo en digital</w:t>
+              </w:r>
+            </w:hyperlink>
+          </w:p>
+        </w:tc>
+        <w:tc>
+          <w:tcPr/>
+          <w:p>
+            <w:pPr>
+              <w:pStyle w:val="Compact"/>
+            </w:pPr>
+            <w:r>
+              <w:t xml:space="preserve">Enviar por correo, copiar o imprimir</w:t>
+            </w:r>
+          </w:p>
+        </w:tc>
+        <w:tc>
+          <w:tcPr/>
+          <w:p>
+            <w:pPr>
+              <w:pStyle w:val="Compact"/>
+            </w:pPr>
+            <w:r>
+              <w:t xml:space="preserve">Herramienta</w:t>
             </w:r>
           </w:p>
         </w:tc>
@@ -508,8 +548,8 @@
         </w:pict>
       </w:r>
     </w:p>
-    <w:bookmarkEnd w:id="14"/>
-    <w:bookmarkStart w:id="15" w:name="actividades-y-juegos-de-la-unidad"/>
+    <w:bookmarkEnd w:id="15"/>
+    <w:bookmarkStart w:id="16" w:name="actividades-y-juegos-de-la-unidad"/>
     <w:p>
       <w:pPr>
         <w:pStyle w:val="Heading2"/>
@@ -530,6 +570,18 @@
       </w:r>
       <w:r>
         <w:t xml:space="preserve">🤝 Primer kudo de la clase</w:t>
+      </w:r>
+      <w:r>
+        <w:t xml:space="preserve"> </w:t>
+      </w:r>
+      <w:r>
+        <w:t xml:space="preserve">🖨️ +50 tarjetas listas</w:t>
+      </w:r>
+      <w:r>
+        <w:t xml:space="preserve"> </w:t>
+      </w:r>
+      <w:r>
+        <w:t xml:space="preserve">📧 Enviar kudo por correo</w:t>
       </w:r>
       <w:r>
         <w:t xml:space="preserve"> </w:t>
@@ -551,8 +603,8 @@
         </w:pict>
       </w:r>
     </w:p>
-    <w:bookmarkEnd w:id="15"/>
-    <w:bookmarkStart w:id="17" w:name="por-dónde-empiezo"/>
+    <w:bookmarkEnd w:id="16"/>
+    <w:bookmarkStart w:id="18" w:name="por-dónde-empiezo"/>
     <w:p>
       <w:pPr>
         <w:pStyle w:val="Heading2"/>
@@ -627,12 +679,38 @@
       <w:r>
         <w:t xml:space="preserve"> </w:t>
       </w:r>
-      <w:hyperlink r:id="rId16">
+      <w:hyperlink r:id="rId13">
         <w:r>
           <w:rPr>
             <w:rStyle w:val="Hyperlink"/>
           </w:rPr>
-          <w:t xml:space="preserve">Banco de Kudo Cards</w:t>
+          <w:t xml:space="preserve">banco de tarjetas</w:t>
+        </w:r>
+      </w:hyperlink>
+      <w:r>
+        <w:t xml:space="preserve">.</w:t>
+      </w:r>
+    </w:p>
+    <w:p>
+      <w:pPr>
+        <w:pStyle w:val="Compact"/>
+        <w:numPr>
+          <w:ilvl w:val="0"/>
+          <w:numId w:val="1002"/>
+        </w:numPr>
+      </w:pPr>
+      <w:r>
+        <w:t xml:space="preserve">¿Lo quieres mandar por correo a la profe?</w:t>
+      </w:r>
+      <w:r>
+        <w:t xml:space="preserve"> </w:t>
+      </w:r>
+      <w:hyperlink r:id="rId14">
+        <w:r>
+          <w:rPr>
+            <w:rStyle w:val="Hyperlink"/>
+          </w:rPr>
+          <w:t xml:space="preserve">Tu kudo en digital</w:t>
         </w:r>
       </w:hyperlink>
       <w:r>
@@ -658,7 +736,7 @@
           <w:rPr>
             <w:rStyle w:val="Hyperlink"/>
           </w:rPr>
-          <w:t xml:space="preserve">01 · Qué son y por qué funcionan</w:t>
+          <w:t xml:space="preserve">01 · Qué son y las 6 reglas de oro</w:t>
         </w:r>
       </w:hyperlink>
     </w:p>
@@ -671,23 +749,23 @@
           <w:b/>
           <w:bCs/>
         </w:rPr>
-        <w:t xml:space="preserve">⏭️ Al acabar la unidad, continúa en el</w:t>
-      </w:r>
-      <w:r>
-        <w:rPr>
-          <w:b/>
-          <w:bCs/>
-        </w:rPr>
-        <w:t xml:space="preserve"> </w:t>
-      </w:r>
-      <w:hyperlink r:id="rId16">
+        <w:t xml:space="preserve">⏭️ Al acabar la unidad, continúa en</w:t>
+      </w:r>
+      <w:r>
+        <w:rPr>
+          <w:b/>
+          <w:bCs/>
+        </w:rPr>
+        <w:t xml:space="preserve"> </w:t>
+      </w:r>
+      <w:hyperlink r:id="rId17">
         <w:r>
           <w:rPr>
             <w:rStyle w:val="Hyperlink"/>
             <w:b/>
             <w:bCs/>
           </w:rPr>
-          <w:t xml:space="preserve">Banco de Kudo Cards</w:t>
+          <w:t xml:space="preserve">Tu sesión en 50 minutos</w:t>
         </w:r>
       </w:hyperlink>
       <w:r>
@@ -695,18 +773,25 @@
           <w:b/>
           <w:bCs/>
         </w:rPr>
-        <w:t xml:space="preserve">.</w:t>
-      </w:r>
-    </w:p>
-    <w:bookmarkEnd w:id="17"/>
+        <w:t xml:space="preserve"> </w:t>
+      </w:r>
+      <w:r>
+        <w:rPr>
+          <w:b/>
+          <w:bCs/>
+        </w:rPr>
+        <w:t xml:space="preserve">(próximamente).</w:t>
+      </w:r>
+    </w:p>
     <w:bookmarkEnd w:id="18"/>
-    <w:bookmarkStart w:id="27" w:name="qué-son-y-por-qué-funcionan"/>
+    <w:bookmarkEnd w:id="19"/>
+    <w:bookmarkStart w:id="36" w:name="qué-son-y-las-6-reglas-de-oro"/>
     <w:p>
       <w:pPr>
         <w:pStyle w:val="Heading1"/>
       </w:pPr>
       <w:r>
-        <w:t xml:space="preserve">1 — Qué son y por qué funcionan</w:t>
+        <w:t xml:space="preserve">1 — Qué son y las 6 reglas de oro</w:t>
       </w:r>
     </w:p>
     <w:p>
@@ -726,7 +811,7 @@
         <w:t xml:space="preserve"> </w:t>
       </w:r>
       <w:r>
-        <w:t xml:space="preserve">como herramienta, no como educación 🎁</w:t>
+        <w:t xml:space="preserve">como herramienta, y cómo no matarlo a la semana 🎁</w:t>
       </w:r>
     </w:p>
     <w:p>
@@ -766,7 +851,7 @@
         <w:t xml:space="preserve"> </w:t>
       </w:r>
       <w:r>
-        <w:t xml:space="preserve">→ 1 · Qué son y por qué funcionan</w:t>
+        <w:t xml:space="preserve">→ 1 · Qué son y las 6 reglas de oro</w:t>
       </w:r>
     </w:p>
     <w:p>
@@ -776,7 +861,7 @@
         </w:pict>
       </w:r>
     </w:p>
-    <w:bookmarkStart w:id="19" w:name="en-corto"/>
+    <w:bookmarkStart w:id="20" w:name="en-corto"/>
     <w:p>
       <w:pPr>
         <w:pStyle w:val="Heading2"/>
@@ -819,7 +904,7 @@
         <w:t xml:space="preserve">tarjetas de agradecimiento público</w:t>
       </w:r>
       <w:r>
-        <w:t xml:space="preserve">: escribes en ellas algo que otro ha hecho bien, y la entregas o cuelgas donde todos lo vean. Nada más. Y funciona.</w:t>
+        <w:t xml:space="preserve">: escribes en ellas algo que otro ha hecho bien y la entregas o cuelgas donde todos lo vean. Nada más. Y funciona… si cumples las 6 reglas de oro de abajo.</w:t>
       </w:r>
     </w:p>
     <w:p>
@@ -829,8 +914,8 @@
         </w:pict>
       </w:r>
     </w:p>
-    <w:bookmarkEnd w:id="19"/>
-    <w:bookmarkStart w:id="20" w:name="un-token-de-agradecimiento"/>
+    <w:bookmarkEnd w:id="20"/>
+    <w:bookmarkStart w:id="21" w:name="un-token-de-agradecimiento"/>
     <w:p>
       <w:pPr>
         <w:pStyle w:val="Heading2"/>
@@ -944,7 +1029,21 @@
         <w:t xml:space="preserve"> </w:t>
       </w:r>
       <w:r>
-        <w:t xml:space="preserve">(Kudo Wall). Lo verás en el siguiente punto.</w:t>
+        <w:t xml:space="preserve">(Kudo Wall). Eso lo montas en el</w:t>
+      </w:r>
+      <w:r>
+        <w:t xml:space="preserve"> </w:t>
+      </w:r>
+      <w:hyperlink r:id="rId11">
+        <w:r>
+          <w:rPr>
+            <w:rStyle w:val="Hyperlink"/>
+          </w:rPr>
+          <w:t xml:space="preserve">punto 2</w:t>
+        </w:r>
+      </w:hyperlink>
+      <w:r>
+        <w:t xml:space="preserve">.</w:t>
       </w:r>
     </w:p>
     <w:p>
@@ -954,8 +1053,8 @@
         </w:pict>
       </w:r>
     </w:p>
-    <w:bookmarkEnd w:id="20"/>
-    <w:bookmarkStart w:id="21" w:name="por-qué-funciona-motivación-intrínseca"/>
+    <w:bookmarkEnd w:id="21"/>
+    <w:bookmarkStart w:id="22" w:name="por-qué-funciona-motivación-intrínseca"/>
     <w:p>
       <w:pPr>
         <w:pStyle w:val="Heading2"/>
@@ -1223,8 +1322,8 @@
         </w:pict>
       </w:r>
     </w:p>
-    <w:bookmarkEnd w:id="21"/>
-    <w:bookmarkStart w:id="22" w:name="kudo-reconocimiento-no-premio"/>
+    <w:bookmarkEnd w:id="22"/>
+    <w:bookmarkStart w:id="23" w:name="kudo-reconocimiento-no-premio"/>
     <w:p>
       <w:pPr>
         <w:pStyle w:val="Heading2"/>
@@ -1313,7 +1412,21 @@
         <w:t xml:space="preserve"> </w:t>
       </w:r>
       <w:r>
-        <w:t xml:space="preserve">(lo verás en la fórmula del punto 4).</w:t>
+        <w:t xml:space="preserve">(la fórmula está en el</w:t>
+      </w:r>
+      <w:r>
+        <w:t xml:space="preserve"> </w:t>
+      </w:r>
+      <w:hyperlink r:id="rId12">
+        <w:r>
+          <w:rPr>
+            <w:rStyle w:val="Hyperlink"/>
+          </w:rPr>
+          <w:t xml:space="preserve">punto 3</w:t>
+        </w:r>
+      </w:hyperlink>
+      <w:r>
+        <w:t xml:space="preserve">).</w:t>
       </w:r>
     </w:p>
     <w:p>
@@ -1345,236 +1458,81 @@
         </w:pict>
       </w:r>
     </w:p>
-    <w:bookmarkEnd w:id="22"/>
-    <w:bookmarkStart w:id="23" w:name="mini-chequeo"/>
+    <w:bookmarkEnd w:id="23"/>
+    <w:bookmarkStart w:id="30" w:name="las-6-reglas-de-oro"/>
     <w:p>
       <w:pPr>
         <w:pStyle w:val="Heading2"/>
       </w:pPr>
       <w:r>
-        <w:t xml:space="preserve">🧠 Mini-chequeo</w:t>
-      </w:r>
-    </w:p>
-    <w:p>
-      <w:pPr>
-        <w:pStyle w:val="Compact"/>
-        <w:numPr>
-          <w:ilvl w:val="0"/>
-          <w:numId w:val="1004"/>
-        </w:numPr>
-      </w:pPr>
-      <w:r>
-        <w:t xml:space="preserve">¿En qué se diferencia un kudo de un premio o de una nota?</w:t>
-      </w:r>
-    </w:p>
-    <w:p>
-      <w:pPr>
-        <w:pStyle w:val="Compact"/>
-        <w:numPr>
-          <w:ilvl w:val="0"/>
-          <w:numId w:val="1004"/>
-        </w:numPr>
-      </w:pPr>
-      <w:r>
-        <w:t xml:space="preserve">¿Por qué la motivación intrínseca dura más que la extrínseca?</w:t>
-      </w:r>
-    </w:p>
-    <w:p>
-      <w:pPr>
-        <w:pStyle w:val="Compact"/>
-        <w:numPr>
-          <w:ilvl w:val="0"/>
-          <w:numId w:val="1004"/>
-        </w:numPr>
-      </w:pPr>
-      <w:r>
-        <w:t xml:space="preserve">¿Qué cambia en un grupo cuando lo que se hace visible son los</w:t>
-      </w:r>
-      <w:r>
-        <w:t xml:space="preserve"> </w:t>
-      </w:r>
-      <w:r>
-        <w:t xml:space="preserve">“gracias”</w:t>
-      </w:r>
-      <w:r>
-        <w:t xml:space="preserve"> </w:t>
-      </w:r>
-      <w:r>
-        <w:t xml:space="preserve">y no los fallos?</w:t>
-      </w:r>
-    </w:p>
-    <w:p>
-      <w:r>
-        <w:pict>
-          <v:rect style="width:0;height:1.5pt" o:hralign="center" o:hrstd="t" o:hr="t"/>
-        </w:pict>
-      </w:r>
-    </w:p>
-    <w:bookmarkEnd w:id="23"/>
-    <w:bookmarkStart w:id="24" w:name="resumen-en-3-frases"/>
-    <w:p>
-      <w:pPr>
-        <w:pStyle w:val="Heading2"/>
-      </w:pPr>
-      <w:r>
-        <w:t xml:space="preserve">✅ Resumen en 3 frases</w:t>
-      </w:r>
-    </w:p>
-    <w:p>
-      <w:pPr>
-        <w:pStyle w:val="Compact"/>
-        <w:numPr>
-          <w:ilvl w:val="0"/>
-          <w:numId w:val="1005"/>
-        </w:numPr>
-      </w:pPr>
-      <w:r>
-        <w:t xml:space="preserve">Un kudo es un agradecimiento público y escrito por un comportamiento concreto; la tarjeta es solo el soporte.</w:t>
-      </w:r>
-    </w:p>
-    <w:p>
-      <w:pPr>
-        <w:pStyle w:val="Compact"/>
-        <w:numPr>
-          <w:ilvl w:val="0"/>
-          <w:numId w:val="1005"/>
-        </w:numPr>
-      </w:pPr>
-      <w:r>
-        <w:t xml:space="preserve">Funciona porque activa la motivación intrínseca: sentir que lo que haces le sirve a alguien.</w:t>
-      </w:r>
-    </w:p>
-    <w:p>
-      <w:pPr>
-        <w:pStyle w:val="Compact"/>
-        <w:numPr>
-          <w:ilvl w:val="0"/>
-          <w:numId w:val="1005"/>
-        </w:numPr>
-      </w:pPr>
-      <w:r>
-        <w:t xml:space="preserve">En un grupo con conflictos, cambia el foco: de señalar fallos a hacer visibles los aciertos.</w:t>
-      </w:r>
-    </w:p>
-    <w:p>
-      <w:r>
-        <w:pict>
-          <v:rect style="width:0;height:1.5pt" o:hralign="center" o:hrstd="t" o:hr="t"/>
-        </w:pict>
+        <w:t xml:space="preserve">🥇 Las 6 reglas de oro</w:t>
+      </w:r>
+    </w:p>
+    <w:bookmarkStart w:id="24" w:name="nada-de-kudos-prometidos-por-adelantado"/>
+    <w:p>
+      <w:pPr>
+        <w:pStyle w:val="Heading3"/>
+      </w:pPr>
+      <w:r>
+        <w:t xml:space="preserve">1. Nada de kudos prometidos por adelantado</w:t>
+      </w:r>
+    </w:p>
+    <w:p>
+      <w:pPr>
+        <w:pStyle w:val="FirstParagraph"/>
+      </w:pPr>
+      <w:r>
+        <w:t xml:space="preserve">Si alguien dice</w:t>
+      </w:r>
+      <w:r>
+        <w:t xml:space="preserve"> </w:t>
+      </w:r>
+      <w:r>
+        <w:t xml:space="preserve">“esta semana te daré un kudo”</w:t>
+      </w:r>
+      <w:r>
+        <w:t xml:space="preserve">, ya no es un kudo: es un pago. El kudo tiene que caer como una sorpresa.</w:t>
+      </w:r>
+      <w:r>
+        <w:t xml:space="preserve"> </w:t>
+      </w:r>
+      <w:r>
+        <w:rPr>
+          <w:b/>
+          <w:bCs/>
+        </w:rPr>
+        <w:t xml:space="preserve">Sorpresa =</w:t>
+      </w:r>
+      <w:r>
+        <w:rPr>
+          <w:b/>
+          <w:bCs/>
+        </w:rPr>
+        <w:t xml:space="preserve"> </w:t>
+      </w:r>
+      <w:r>
+        <w:rPr>
+          <w:b/>
+          <w:bCs/>
+        </w:rPr>
+        <w:t xml:space="preserve">“esto lo ha visto alguien de verdad, sin que yo lo buscara”</w:t>
+      </w:r>
+      <w:r>
+        <w:rPr>
+          <w:b/>
+          <w:bCs/>
+        </w:rPr>
+        <w:t xml:space="preserve">.</w:t>
       </w:r>
     </w:p>
     <w:bookmarkEnd w:id="24"/>
-    <w:bookmarkStart w:id="26" w:name="vocabulario-rápido"/>
-    <w:p>
-      <w:pPr>
-        <w:pStyle w:val="Heading2"/>
-      </w:pPr>
-      <w:r>
-        <w:t xml:space="preserve">🐛 Vocabulario rápido</w:t>
-      </w:r>
-    </w:p>
-    <w:p>
-      <w:pPr>
-        <w:pStyle w:val="Compact"/>
-        <w:numPr>
-          <w:ilvl w:val="0"/>
-          <w:numId w:val="1006"/>
-        </w:numPr>
-      </w:pPr>
-      <w:r>
-        <w:rPr>
-          <w:b/>
-          <w:bCs/>
-        </w:rPr>
-        <w:t xml:space="preserve">Kudo:</w:t>
-      </w:r>
-      <w:r>
-        <w:t xml:space="preserve"> </w:t>
-      </w:r>
-      <w:r>
-        <w:t xml:space="preserve">agradecimiento público por un trabajo o comportamiento concreto.</w:t>
-      </w:r>
-    </w:p>
-    <w:p>
-      <w:pPr>
-        <w:pStyle w:val="Compact"/>
-        <w:numPr>
-          <w:ilvl w:val="0"/>
-          <w:numId w:val="1006"/>
-        </w:numPr>
-      </w:pPr>
-      <w:r>
-        <w:rPr>
-          <w:b/>
-          <w:bCs/>
-        </w:rPr>
-        <w:t xml:space="preserve">Management 3.0:</w:t>
-      </w:r>
-      <w:r>
-        <w:t xml:space="preserve"> </w:t>
-      </w:r>
-      <w:r>
-        <w:t xml:space="preserve">estilo de gestión que pone a las personas en el centro; de ahí salen las Kudo Cards.</w:t>
-      </w:r>
-    </w:p>
-    <w:p>
-      <w:pPr>
-        <w:pStyle w:val="Compact"/>
-        <w:numPr>
-          <w:ilvl w:val="0"/>
-          <w:numId w:val="1006"/>
-        </w:numPr>
-      </w:pPr>
-      <w:r>
-        <w:rPr>
-          <w:b/>
-          <w:bCs/>
-        </w:rPr>
-        <w:t xml:space="preserve">Motivación intrínseca:</w:t>
-      </w:r>
-      <w:r>
-        <w:t xml:space="preserve"> </w:t>
-      </w:r>
-      <w:r>
-        <w:t xml:space="preserve">la que nace de ti (gusta, satisface); no necesita recompensa externa.</w:t>
-      </w:r>
-    </w:p>
-    <w:p>
-      <w:pPr>
-        <w:pStyle w:val="Compact"/>
-        <w:numPr>
-          <w:ilvl w:val="0"/>
-          <w:numId w:val="1006"/>
-        </w:numPr>
-      </w:pPr>
-      <w:r>
-        <w:rPr>
-          <w:b/>
-          <w:bCs/>
-        </w:rPr>
-        <w:t xml:space="preserve">Token:</w:t>
-      </w:r>
-      <w:r>
-        <w:t xml:space="preserve"> </w:t>
-      </w:r>
-      <w:r>
-        <w:t xml:space="preserve">objeto pequeño que representa algo (aquí, un papelito que representa un</w:t>
-      </w:r>
-      <w:r>
-        <w:t xml:space="preserve"> </w:t>
-      </w:r>
-      <w:r>
-        <w:t xml:space="preserve">“gracias”</w:t>
-      </w:r>
-      <w:r>
-        <w:t xml:space="preserve">).</w:t>
-      </w:r>
-    </w:p>
-    <w:p>
-      <w:r>
-        <w:pict>
-          <v:rect style="width:0;height:1.5pt" o:hralign="center" o:hrstd="t" o:hr="t"/>
-        </w:pict>
+    <w:bookmarkStart w:id="25" w:name="lo-pequeño-funciona-mejor"/>
+    <w:p>
+      <w:pPr>
+        <w:pStyle w:val="Heading3"/>
+      </w:pPr>
+      <w:r>
+        <w:t xml:space="preserve">2. Lo pequeño funciona mejor</w:t>
       </w:r>
     </w:p>
     <w:p>
@@ -1582,83 +1540,123 @@
         <w:pStyle w:val="FirstParagraph"/>
       </w:pPr>
       <w:r>
-        <w:t xml:space="preserve">📚</w:t>
-      </w:r>
-      <w:r>
-        <w:t xml:space="preserve"> </w:t>
-      </w:r>
-      <w:hyperlink r:id="rId25">
+        <w:t xml:space="preserve">No hace falta un discurso épico. Un papelito concreto vale más que una perorata. Las recompensas pequeñas son más efectivas y más frecuentes; las grandilocuentes generan la expectativa de que la próxima vez sea más grande aún, y esa expectativa nadie la sostiene.</w:t>
+      </w:r>
+    </w:p>
+    <w:bookmarkEnd w:id="25"/>
+    <w:bookmarkStart w:id="26" w:name="continuamente-no-una-vez"/>
+    <w:p>
+      <w:pPr>
+        <w:pStyle w:val="Heading3"/>
+      </w:pPr>
+      <w:r>
+        <w:t xml:space="preserve">3. Continuamente, no una vez</w:t>
+      </w:r>
+    </w:p>
+    <w:p>
+      <w:pPr>
+        <w:pStyle w:val="FirstParagraph"/>
+      </w:pPr>
+      <w:r>
+        <w:t xml:space="preserve">Un kudo por semana en toda la clase no cambia nada.</w:t>
+      </w:r>
+      <w:r>
+        <w:t xml:space="preserve"> </w:t>
+      </w:r>
+      <w:r>
+        <w:rPr>
+          <w:b/>
+          <w:bCs/>
+        </w:rPr>
+        <w:t xml:space="preserve">Varios por semana</w:t>
+      </w:r>
+      <w:r>
+        <w:t xml:space="preserve"> </w:t>
+      </w:r>
+      <w:r>
+        <w:t xml:space="preserve">sí. La técnica es un hábito, no un evento. Por eso el</w:t>
+      </w:r>
+      <w:r>
+        <w:t xml:space="preserve"> </w:t>
+      </w:r>
+      <w:hyperlink r:id="rId13">
         <w:r>
           <w:rPr>
             <w:rStyle w:val="Hyperlink"/>
           </w:rPr>
-          <w:t xml:space="preserve">Volver al índice de Kudo Cards</w:t>
+          <w:t xml:space="preserve">banco de tarjetas</w:t>
         </w:r>
       </w:hyperlink>
       <w:r>
         <w:t xml:space="preserve"> </w:t>
       </w:r>
       <w:r>
-        <w:t xml:space="preserve">·</w:t>
-      </w:r>
-      <w:r>
-        <w:t xml:space="preserve"> </w:t>
-      </w:r>
-      <w:r>
-        <w:rPr>
-          <w:b/>
-          <w:bCs/>
-        </w:rPr>
-        <w:t xml:space="preserve">Anterior:</w:t>
-      </w:r>
-      <w:r>
-        <w:t xml:space="preserve"> </w:t>
-      </w:r>
-      <w:hyperlink r:id="rId25">
-        <w:r>
-          <w:rPr>
-            <w:rStyle w:val="Hyperlink"/>
-          </w:rPr>
-          <w:t xml:space="preserve">Índice</w:t>
-        </w:r>
-      </w:hyperlink>
-      <w:r>
-        <w:t xml:space="preserve"> </w:t>
-      </w:r>
-      <w:r>
-        <w:t xml:space="preserve">·</w:t>
-      </w:r>
-      <w:r>
-        <w:t xml:space="preserve"> </w:t>
-      </w:r>
-      <w:r>
-        <w:rPr>
-          <w:b/>
-          <w:bCs/>
-        </w:rPr>
-        <w:t xml:space="preserve">Siguiente:</w:t>
-      </w:r>
-      <w:r>
-        <w:t xml:space="preserve"> </w:t>
-      </w:r>
-      <w:hyperlink r:id="rId11">
-        <w:r>
-          <w:rPr>
-            <w:rStyle w:val="Hyperlink"/>
-          </w:rPr>
-          <w:t xml:space="preserve">La caja o el mural</w:t>
-        </w:r>
-      </w:hyperlink>
+        <w:t xml:space="preserve">está lleno: para que nunca falte munición.</w:t>
+      </w:r>
     </w:p>
     <w:bookmarkEnd w:id="26"/>
+    <w:bookmarkStart w:id="27" w:name="público-no-solo-en-privado"/>
+    <w:p>
+      <w:pPr>
+        <w:pStyle w:val="Heading3"/>
+      </w:pPr>
+      <w:r>
+        <w:t xml:space="preserve">4. Público, no solo en privado</w:t>
+      </w:r>
+    </w:p>
+    <w:p>
+      <w:pPr>
+        <w:pStyle w:val="FirstParagraph"/>
+      </w:pPr>
+      <w:r>
+        <w:t xml:space="preserve">El valor del kudo está en que</w:t>
+      </w:r>
+      <w:r>
+        <w:t xml:space="preserve"> </w:t>
+      </w:r>
+      <w:r>
+        <w:rPr>
+          <w:b/>
+          <w:bCs/>
+        </w:rPr>
+        <w:t xml:space="preserve">lo ve el grupo</w:t>
+      </w:r>
+      <w:r>
+        <w:t xml:space="preserve">.</w:t>
+      </w:r>
+      <w:r>
+        <w:t xml:space="preserve"> </w:t>
+      </w:r>
+      <w:r>
+        <w:t xml:space="preserve">“Gracias”</w:t>
+      </w:r>
+      <w:r>
+        <w:t xml:space="preserve"> </w:t>
+      </w:r>
+      <w:r>
+        <w:t xml:space="preserve">susurrado al pasillo es amable;</w:t>
+      </w:r>
+      <w:r>
+        <w:t xml:space="preserve"> </w:t>
+      </w:r>
+      <w:r>
+        <w:t xml:space="preserve">“gracias”</w:t>
+      </w:r>
+      <w:r>
+        <w:t xml:space="preserve"> </w:t>
+      </w:r>
+      <w:r>
+        <w:t xml:space="preserve">colgado en el mural cambia lo que el grupo considera valioso. En grupos con vergüenza alta se puede empezar más discreto, pero el destino final es lo público.</w:t>
+      </w:r>
+    </w:p>
     <w:bookmarkEnd w:id="27"/>
-    <w:bookmarkStart w:id="35" w:name="la-caja-o-el-mural"/>
-    <w:p>
-      <w:pPr>
-        <w:pStyle w:val="Heading1"/>
-      </w:pPr>
-      <w:r>
-        <w:t xml:space="preserve">2 — La caja o el mural</w:t>
+    <w:bookmarkStart w:id="28" w:name="Xbd7ec8539650d6dd2557d0ac536376de573fc26"/>
+    <w:p>
+      <w:pPr>
+        <w:pStyle w:val="Heading3"/>
+      </w:pPr>
+      <w:r>
+        <w:t xml:space="preserve">5. Valora el comportamiento, no solo el resultado</w:t>
       </w:r>
     </w:p>
     <w:p>
@@ -1666,47 +1664,72 @@
         <w:pStyle w:val="FirstParagraph"/>
       </w:pPr>
       <w:r>
-        <w:t xml:space="preserve">Kudo Box y Kudo Wall montadas en el aula 📦</w:t>
-      </w:r>
-    </w:p>
-    <w:p>
-      <w:pPr>
-        <w:pStyle w:val="BlockText"/>
-      </w:pPr>
-      <w:r>
-        <w:t xml:space="preserve">🗺️</w:t>
-      </w:r>
-      <w:r>
-        <w:t xml:space="preserve"> </w:t>
-      </w:r>
-      <w:r>
-        <w:rPr>
-          <w:b/>
-          <w:bCs/>
-        </w:rPr>
-        <w:t xml:space="preserve">Estás en:</w:t>
-      </w:r>
-      <w:r>
-        <w:t xml:space="preserve"> </w:t>
-      </w:r>
-      <w:r>
-        <w:t xml:space="preserve">🤝</w:t>
-      </w:r>
-      <w:r>
-        <w:t xml:space="preserve"> </w:t>
-      </w:r>
-      <w:r>
-        <w:rPr>
-          <w:b/>
-          <w:bCs/>
-        </w:rPr>
-        <w:t xml:space="preserve">Kudo Cards</w:t>
-      </w:r>
-      <w:r>
-        <w:t xml:space="preserve"> </w:t>
-      </w:r>
-      <w:r>
-        <w:t xml:space="preserve">→ 2 · La caja o el mural</w:t>
+        <w:t xml:space="preserve">“Has sacado un 9”</w:t>
+      </w:r>
+      <w:r>
+        <w:t xml:space="preserve"> </w:t>
+      </w:r>
+      <w:r>
+        <w:t xml:space="preserve">es una nota.</w:t>
+      </w:r>
+      <w:r>
+        <w:t xml:space="preserve"> </w:t>
+      </w:r>
+      <w:r>
+        <w:t xml:space="preserve">“Te has quedado a la hora de tutoría practicando hasta entenderlo”</w:t>
+      </w:r>
+      <w:r>
+        <w:t xml:space="preserve"> </w:t>
+      </w:r>
+      <w:r>
+        <w:t xml:space="preserve">es un</w:t>
+      </w:r>
+      <w:r>
+        <w:t xml:space="preserve"> </w:t>
+      </w:r>
+      <w:r>
+        <w:rPr>
+          <w:b/>
+          <w:bCs/>
+        </w:rPr>
+        <w:t xml:space="preserve">comportamiento</w:t>
+      </w:r>
+      <w:r>
+        <w:t xml:space="preserve">, y el comportamiento es lo que se puede repetir. Los kudos por resultado se agotan; los de comportamiento se multiplican.</w:t>
+      </w:r>
+    </w:p>
+    <w:bookmarkEnd w:id="28"/>
+    <w:bookmarkStart w:id="29" w:name="X684cdd511fbdfcda94b49c90ea4475a29ec2e1b"/>
+    <w:p>
+      <w:pPr>
+        <w:pStyle w:val="Heading3"/>
+      </w:pPr>
+      <w:r>
+        <w:t xml:space="preserve">6. Sin límites: cualquiera reconoce a cualquiera</w:t>
+      </w:r>
+    </w:p>
+    <w:p>
+      <w:pPr>
+        <w:pStyle w:val="FirstParagraph"/>
+      </w:pPr>
+      <w:r>
+        <w:t xml:space="preserve">Alumno→alumno, profe→alumno y</w:t>
+      </w:r>
+      <w:r>
+        <w:t xml:space="preserve"> </w:t>
+      </w:r>
+      <w:r>
+        <w:rPr>
+          <w:b/>
+          <w:bCs/>
+        </w:rPr>
+        <w:t xml:space="preserve">alumno→profe</w:t>
+      </w:r>
+      <w:r>
+        <w:t xml:space="preserve"> </w:t>
+      </w:r>
+      <w:r>
+        <w:t xml:space="preserve">(el kudo para la profe también cuenta; la retroalimentación hacia arriba es la más valiente de todas). Sin límites de rango, como en el original.</w:t>
       </w:r>
     </w:p>
     <w:p>
@@ -1716,449 +1739,15 @@
         </w:pict>
       </w:r>
     </w:p>
-    <w:bookmarkStart w:id="28" w:name="en-corto-1"/>
+    <w:bookmarkEnd w:id="29"/>
+    <w:bookmarkEnd w:id="30"/>
+    <w:bookmarkStart w:id="31" w:name="los-tres-errores-que-lo-matan"/>
     <w:p>
       <w:pPr>
         <w:pStyle w:val="Heading2"/>
       </w:pPr>
       <w:r>
-        <w:t xml:space="preserve">📬 En corto</w:t>
-      </w:r>
-    </w:p>
-    <w:p>
-      <w:pPr>
-        <w:pStyle w:val="BlockText"/>
-      </w:pPr>
-      <w:r>
-        <w:t xml:space="preserve">Las Kudo Cards tienen</w:t>
-      </w:r>
-      <w:r>
-        <w:t xml:space="preserve"> </w:t>
-      </w:r>
-      <w:r>
-        <w:rPr>
-          <w:b/>
-          <w:bCs/>
-        </w:rPr>
-        <w:t xml:space="preserve">dos destinos posibles</w:t>
-      </w:r>
-      <w:r>
-        <w:t xml:space="preserve">: una</w:t>
-      </w:r>
-      <w:r>
-        <w:t xml:space="preserve"> </w:t>
-      </w:r>
-      <w:r>
-        <w:rPr>
-          <w:b/>
-          <w:bCs/>
-        </w:rPr>
-        <w:t xml:space="preserve">caja</w:t>
-      </w:r>
-      <w:r>
-        <w:t xml:space="preserve"> </w:t>
-      </w:r>
-      <w:r>
-        <w:t xml:space="preserve">donde se depositan y se abren periódicamente (Kudo Box), o un</w:t>
-      </w:r>
-      <w:r>
-        <w:t xml:space="preserve"> </w:t>
-      </w:r>
-      <w:r>
-        <w:rPr>
-          <w:b/>
-          <w:bCs/>
-        </w:rPr>
-        <w:t xml:space="preserve">mural</w:t>
-      </w:r>
-      <w:r>
-        <w:t xml:space="preserve"> </w:t>
-      </w:r>
-      <w:r>
-        <w:t xml:space="preserve">donde se cuelgan a la vista de todos (Kudo Wall). Puedes usar una, otra o las dos.</w:t>
-      </w:r>
-    </w:p>
-    <w:p>
-      <w:r>
-        <w:pict>
-          <v:rect style="width:0;height:1.5pt" o:hralign="center" o:hrstd="t" o:hr="t"/>
-        </w:pict>
-      </w:r>
-    </w:p>
-    <w:bookmarkEnd w:id="28"/>
-    <w:bookmarkStart w:id="29" w:name="la-kudo-box-la-caja-de-los-gracias"/>
-    <w:p>
-      <w:pPr>
-        <w:pStyle w:val="Heading2"/>
-      </w:pPr>
-      <w:r>
-        <w:t xml:space="preserve">📦 La Kudo Box: la caja de los gracias</w:t>
-      </w:r>
-    </w:p>
-    <w:p>
-      <w:pPr>
-        <w:pStyle w:val="FirstParagraph"/>
-      </w:pPr>
-      <w:r>
-        <w:t xml:space="preserve">Una caja (una caja de zapatos, un bote, lo que haya) colocada en un sitio de paso del aula. Cualquier persona escribe su kudo en una tarjeta y la deposita. El momento de abrirla lo decide la clase:</w:t>
-      </w:r>
-    </w:p>
-    <w:tbl>
-      <w:tblPr>
-        <w:tblStyle w:val="Table"/>
-        <w:tblW w:type="pct" w:w="5000"/>
-        <w:tblLayout w:type="fixed"/>
-        <w:tblLook w:firstRow="1" w:lastRow="0" w:firstColumn="0" w:lastColumn="0" w:noHBand="0" w:noVBand="0" w:val="0020"/>
-      </w:tblPr>
-      <w:tblGrid>
-        <w:gridCol w:w="3960"/>
-        <w:gridCol w:w="3960"/>
-      </w:tblGrid>
-      <w:tr>
-        <w:trPr>
-          <w:tblHeader w:val="on"/>
-        </w:trPr>
-        <w:tc>
-          <w:tcPr/>
-          <w:p>
-            <w:pPr>
-              <w:pStyle w:val="Compact"/>
-            </w:pPr>
-            <w:r>
-              <w:t xml:space="preserve">Frecuencia</w:t>
-            </w:r>
-          </w:p>
-        </w:tc>
-        <w:tc>
-          <w:tcPr/>
-          <w:p>
-            <w:pPr>
-              <w:pStyle w:val="Compact"/>
-            </w:pPr>
-            <w:r>
-              <w:t xml:space="preserve">Cuándo conviene</w:t>
-            </w:r>
-          </w:p>
-        </w:tc>
-      </w:tr>
-      <w:tr>
-        <w:tc>
-          <w:tcPr/>
-          <w:p>
-            <w:pPr>
-              <w:pStyle w:val="Compact"/>
-            </w:pPr>
-            <w:r>
-              <w:rPr>
-                <w:b/>
-                <w:bCs/>
-              </w:rPr>
-              <w:t xml:space="preserve">Cada viernes</w:t>
-            </w:r>
-            <w:r>
-              <w:t xml:space="preserve"> </w:t>
-            </w:r>
-            <w:r>
-              <w:t xml:space="preserve">(o al final de cada tutoría)</w:t>
-            </w:r>
-          </w:p>
-        </w:tc>
-        <w:tc>
-          <w:tcPr/>
-          <w:p>
-            <w:pPr>
-              <w:pStyle w:val="Compact"/>
-            </w:pPr>
-            <w:r>
-              <w:t xml:space="preserve">Lo recomendado: se mantiene el hábito</w:t>
-            </w:r>
-          </w:p>
-        </w:tc>
-      </w:tr>
-      <w:tr>
-        <w:tc>
-          <w:tcPr/>
-          <w:p>
-            <w:pPr>
-              <w:pStyle w:val="Compact"/>
-            </w:pPr>
-            <w:r>
-              <w:rPr>
-                <w:b/>
-                <w:bCs/>
-              </w:rPr>
-              <w:t xml:space="preserve">Cada dos semanas</w:t>
-            </w:r>
-          </w:p>
-        </w:tc>
-        <w:tc>
-          <w:tcPr/>
-          <w:p>
-            <w:pPr>
-              <w:pStyle w:val="Compact"/>
-            </w:pPr>
-            <w:r>
-              <w:t xml:space="preserve">Si las clases son cortas o hay mucha carga</w:t>
-            </w:r>
-          </w:p>
-        </w:tc>
-      </w:tr>
-      <w:tr>
-        <w:tc>
-          <w:tcPr/>
-          <w:p>
-            <w:pPr>
-              <w:pStyle w:val="Compact"/>
-            </w:pPr>
-            <w:r>
-              <w:rPr>
-                <w:b/>
-                <w:bCs/>
-              </w:rPr>
-              <w:t xml:space="preserve">Al final de cada proyecto</w:t>
-            </w:r>
-          </w:p>
-        </w:tc>
-        <w:tc>
-          <w:tcPr/>
-          <w:p>
-            <w:pPr>
-              <w:pStyle w:val="Compact"/>
-            </w:pPr>
-            <w:r>
-              <w:t xml:space="preserve">Como cierre de etapa</w:t>
-            </w:r>
-          </w:p>
-        </w:tc>
-      </w:tr>
-    </w:tbl>
-    <w:p>
-      <w:pPr>
-        <w:pStyle w:val="BodyText"/>
-      </w:pPr>
-      <w:r>
-        <w:t xml:space="preserve">Al abrirla, hay dos formas:</w:t>
-      </w:r>
-      <w:r>
-        <w:t xml:space="preserve"> </w:t>
-      </w:r>
-      <w:r>
-        <w:rPr>
-          <w:b/>
-          <w:bCs/>
-        </w:rPr>
-        <w:t xml:space="preserve">leerlas en voz alta</w:t>
-      </w:r>
-      <w:r>
-        <w:t xml:space="preserve"> </w:t>
-      </w:r>
-      <w:r>
-        <w:t xml:space="preserve">en clase (hace más fuerte el reconocimiento público) o</w:t>
-      </w:r>
-      <w:r>
-        <w:t xml:space="preserve"> </w:t>
-      </w:r>
-      <w:r>
-        <w:rPr>
-          <w:b/>
-          <w:bCs/>
-        </w:rPr>
-        <w:t xml:space="preserve">repartirlas directamente</w:t>
-      </w:r>
-      <w:r>
-        <w:t xml:space="preserve"> </w:t>
-      </w:r>
-      <w:r>
-        <w:t xml:space="preserve">a sus destinatarios (más íntimo, ideal si el grupo es muy conflictivo y la vergüenza tira para atrás).</w:t>
-      </w:r>
-    </w:p>
-    <w:p>
-      <w:pPr>
-        <w:pStyle w:val="BlockText"/>
-      </w:pPr>
-      <w:r>
-        <w:t xml:space="preserve">⚠️</w:t>
-      </w:r>
-      <w:r>
-        <w:t xml:space="preserve"> </w:t>
-      </w:r>
-      <w:r>
-        <w:rPr>
-          <w:b/>
-          <w:bCs/>
-        </w:rPr>
-        <w:t xml:space="preserve">Lo que mata la Kudo Box:</w:t>
-      </w:r>
-      <w:r>
-        <w:t xml:space="preserve"> </w:t>
-      </w:r>
-      <w:r>
-        <w:t xml:space="preserve">abrirla</w:t>
-      </w:r>
-      <w:r>
-        <w:t xml:space="preserve"> </w:t>
-      </w:r>
-      <w:r>
-        <w:t xml:space="preserve">“cuando toque”</w:t>
-      </w:r>
-      <w:r>
-        <w:t xml:space="preserve"> </w:t>
-      </w:r>
-      <w:r>
-        <w:t xml:space="preserve">y resulta que nunca toca. Si la caja lleva tres semanas sin abrirse, el mensaje es que esto no era serio. Mejor poco y constante que mucho y una vez.</w:t>
-      </w:r>
-    </w:p>
-    <w:p>
-      <w:r>
-        <w:pict>
-          <v:rect style="width:0;height:1.5pt" o:hralign="center" o:hrstd="t" o:hr="t"/>
-        </w:pict>
-      </w:r>
-    </w:p>
-    <w:bookmarkEnd w:id="29"/>
-    <w:bookmarkStart w:id="30" w:name="el-kudo-wall-el-mural-visible"/>
-    <w:p>
-      <w:pPr>
-        <w:pStyle w:val="Heading2"/>
-      </w:pPr>
-      <w:r>
-        <w:t xml:space="preserve">🧱 El Kudo Wall: el mural visible</w:t>
-      </w:r>
-    </w:p>
-    <w:p>
-      <w:pPr>
-        <w:pStyle w:val="FirstParagraph"/>
-      </w:pPr>
-      <w:r>
-        <w:t xml:space="preserve">Un espacio de pared en un</w:t>
-      </w:r>
-      <w:r>
-        <w:t xml:space="preserve"> </w:t>
-      </w:r>
-      <w:r>
-        <w:rPr>
-          <w:b/>
-          <w:bCs/>
-        </w:rPr>
-        <w:t xml:space="preserve">sitio de tránsito</w:t>
-      </w:r>
-      <w:r>
-        <w:t xml:space="preserve"> </w:t>
-      </w:r>
-      <w:r>
-        <w:t xml:space="preserve">(pared del aula, pasillo, junto a la puerta) donde se cuelgan las tarjetas con chinchetas o celo. Todos los días lo ves al entrar. La filosofía es la misma que los murales de trabajos de la infancia:</w:t>
-      </w:r>
-      <w:r>
-        <w:t xml:space="preserve"> </w:t>
-      </w:r>
-      <w:r>
-        <w:rPr>
-          <w:b/>
-          <w:bCs/>
-        </w:rPr>
-        <w:t xml:space="preserve">ver tu trabajo colgado te hace sentir que importas</w:t>
-      </w:r>
-      <w:r>
-        <w:t xml:space="preserve">.</w:t>
-      </w:r>
-    </w:p>
-    <w:p>
-      <w:pPr>
-        <w:pStyle w:val="BodyText"/>
-      </w:pPr>
-      <w:r>
-        <w:rPr>
-          <w:b/>
-          <w:bCs/>
-        </w:rPr>
-        <w:t xml:space="preserve">Cómo se monta:</w:t>
-      </w:r>
-    </w:p>
-    <w:p>
-      <w:pPr>
-        <w:pStyle w:val="Compact"/>
-        <w:numPr>
-          <w:ilvl w:val="0"/>
-          <w:numId w:val="1007"/>
-        </w:numPr>
-      </w:pPr>
-      <w:r>
-        <w:t xml:space="preserve">Cartulina grande de fondo (o directamente la pared, con permiso 😅).</w:t>
-      </w:r>
-    </w:p>
-    <w:p>
-      <w:pPr>
-        <w:pStyle w:val="Compact"/>
-        <w:numPr>
-          <w:ilvl w:val="0"/>
-          <w:numId w:val="1007"/>
-        </w:numPr>
-      </w:pPr>
-      <w:r>
-        <w:t xml:space="preserve">Tarjetas colgadas por semanas o por categorías.</w:t>
-      </w:r>
-    </w:p>
-    <w:p>
-      <w:pPr>
-        <w:pStyle w:val="Compact"/>
-        <w:numPr>
-          <w:ilvl w:val="0"/>
-          <w:numId w:val="1007"/>
-        </w:numPr>
-      </w:pPr>
-      <w:r>
-        <w:t xml:space="preserve">Regla de la pared:</w:t>
-      </w:r>
-      <w:r>
-        <w:t xml:space="preserve"> </w:t>
-      </w:r>
-      <w:r>
-        <w:rPr>
-          <w:b/>
-          <w:bCs/>
-        </w:rPr>
-        <w:t xml:space="preserve">solo kudos escritos</w:t>
-      </w:r>
-      <w:r>
-        <w:t xml:space="preserve">, nada de comentarios irónicos ni</w:t>
-      </w:r>
-      <w:r>
-        <w:t xml:space="preserve"> </w:t>
-      </w:r>
-      <w:r>
-        <w:t xml:space="preserve">“bromas”</w:t>
-      </w:r>
-      <w:r>
-        <w:t xml:space="preserve">.</w:t>
-      </w:r>
-    </w:p>
-    <w:p>
-      <w:pPr>
-        <w:pStyle w:val="Compact"/>
-        <w:numPr>
-          <w:ilvl w:val="0"/>
-          <w:numId w:val="1007"/>
-        </w:numPr>
-      </w:pPr>
-      <w:r>
-        <w:t xml:space="preserve">Limpieza periódica: archivar las antiguas (para repasarlas en momentos bajos) y dejar sitio.</w:t>
-      </w:r>
-    </w:p>
-    <w:p>
-      <w:r>
-        <w:pict>
-          <v:rect style="width:0;height:1.5pt" o:hralign="center" o:hrstd="t" o:hr="t"/>
-        </w:pict>
-      </w:r>
-    </w:p>
-    <w:bookmarkEnd w:id="30"/>
-    <w:bookmarkStart w:id="31" w:name="box-wall-o-las-dos"/>
-    <w:p>
-      <w:pPr>
-        <w:pStyle w:val="Heading2"/>
-      </w:pPr>
-      <w:r>
-        <w:t xml:space="preserve">🔀 Box, Wall… o las dos</w:t>
+        <w:t xml:space="preserve">❌ Los tres errores que lo matan</w:t>
       </w:r>
     </w:p>
     <w:tbl>
@@ -2183,35 +1772,30 @@
             <w:pPr>
               <w:pStyle w:val="Compact"/>
             </w:pPr>
-          </w:p>
-        </w:tc>
-        <w:tc>
-          <w:tcPr/>
-          <w:p>
-            <w:pPr>
-              <w:pStyle w:val="Compact"/>
-            </w:pPr>
-            <w:r>
-              <w:rPr>
-                <w:b/>
-                <w:bCs/>
-              </w:rPr>
-              <w:t xml:space="preserve">Kudo Box</w:t>
-            </w:r>
-          </w:p>
-        </w:tc>
-        <w:tc>
-          <w:tcPr/>
-          <w:p>
-            <w:pPr>
-              <w:pStyle w:val="Compact"/>
-            </w:pPr>
-            <w:r>
-              <w:rPr>
-                <w:b/>
-                <w:bCs/>
-              </w:rPr>
-              <w:t xml:space="preserve">Kudo Wall</w:t>
+            <w:r>
+              <w:t xml:space="preserve">Error</w:t>
+            </w:r>
+          </w:p>
+        </w:tc>
+        <w:tc>
+          <w:tcPr/>
+          <w:p>
+            <w:pPr>
+              <w:pStyle w:val="Compact"/>
+            </w:pPr>
+            <w:r>
+              <w:t xml:space="preserve">Por qué mata</w:t>
+            </w:r>
+          </w:p>
+        </w:tc>
+        <w:tc>
+          <w:tcPr/>
+          <w:p>
+            <w:pPr>
+              <w:pStyle w:val="Compact"/>
+            </w:pPr>
+            <w:r>
+              <w:t xml:space="preserve">Solución</w:t>
             </w:r>
           </w:p>
         </w:tc>
@@ -2224,29 +1808,35 @@
               <w:pStyle w:val="Compact"/>
             </w:pPr>
             <w:r>
-              <w:t xml:space="preserve">¿Qué es?</w:t>
-            </w:r>
-          </w:p>
-        </w:tc>
-        <w:tc>
-          <w:tcPr/>
-          <w:p>
-            <w:pPr>
-              <w:pStyle w:val="Compact"/>
-            </w:pPr>
-            <w:r>
-              <w:t xml:space="preserve">Caja donde se depositan</w:t>
-            </w:r>
-          </w:p>
-        </w:tc>
-        <w:tc>
-          <w:tcPr/>
-          <w:p>
-            <w:pPr>
-              <w:pStyle w:val="Compact"/>
-            </w:pPr>
-            <w:r>
-              <w:t xml:space="preserve">Mural donde se cuelgan</w:t>
+              <w:t xml:space="preserve">El kudo genérico (</w:t>
+            </w:r>
+            <w:r>
+              <w:t xml:space="preserve">“gracias por todo”</w:t>
+            </w:r>
+            <w:r>
+              <w:t xml:space="preserve">)</w:t>
+            </w:r>
+          </w:p>
+        </w:tc>
+        <w:tc>
+          <w:tcPr/>
+          <w:p>
+            <w:pPr>
+              <w:pStyle w:val="Compact"/>
+            </w:pPr>
+            <w:r>
+              <w:t xml:space="preserve">Suena a relleno; nadie lo cree</w:t>
+            </w:r>
+          </w:p>
+        </w:tc>
+        <w:tc>
+          <w:tcPr/>
+          <w:p>
+            <w:pPr>
+              <w:pStyle w:val="Compact"/>
+            </w:pPr>
+            <w:r>
+              <w:t xml:space="preserve">Concreto siempre (fórmula del punto 3)</w:t>
             </w:r>
           </w:p>
         </w:tc>
@@ -2259,29 +1849,29 @@
               <w:pStyle w:val="Compact"/>
             </w:pPr>
             <w:r>
-              <w:t xml:space="preserve">¿Quién ve las tarjetas?</w:t>
-            </w:r>
-          </w:p>
-        </w:tc>
-        <w:tc>
-          <w:tcPr/>
-          <w:p>
-            <w:pPr>
-              <w:pStyle w:val="Compact"/>
-            </w:pPr>
-            <w:r>
-              <w:t xml:space="preserve">Solo quien la abre/reparte</w:t>
-            </w:r>
-          </w:p>
-        </w:tc>
-        <w:tc>
-          <w:tcPr/>
-          <w:p>
-            <w:pPr>
-              <w:pStyle w:val="Compact"/>
-            </w:pPr>
-            <w:r>
-              <w:t xml:space="preserve">Todos, siempre</w:t>
+              <w:t xml:space="preserve">El kudo de apariencia o nota</w:t>
+            </w:r>
+          </w:p>
+        </w:tc>
+        <w:tc>
+          <w:tcPr/>
+          <w:p>
+            <w:pPr>
+              <w:pStyle w:val="Compact"/>
+            </w:pPr>
+            <w:r>
+              <w:t xml:space="preserve">Frágil y algo que no se controla</w:t>
+            </w:r>
+          </w:p>
+        </w:tc>
+        <w:tc>
+          <w:tcPr/>
+          <w:p>
+            <w:pPr>
+              <w:pStyle w:val="Compact"/>
+            </w:pPr>
+            <w:r>
+              <w:t xml:space="preserve">Comportamiento, no resultados ni looks</w:t>
             </w:r>
           </w:p>
         </w:tc>
@@ -2294,168 +1884,34 @@
               <w:pStyle w:val="Compact"/>
             </w:pPr>
             <w:r>
-              <w:t xml:space="preserve">Momento clave</w:t>
-            </w:r>
-          </w:p>
-        </w:tc>
-        <w:tc>
-          <w:tcPr/>
-          <w:p>
-            <w:pPr>
-              <w:pStyle w:val="Compact"/>
-            </w:pPr>
-            <w:r>
-              <w:t xml:space="preserve">El día de la apertura</w:t>
-            </w:r>
-          </w:p>
-        </w:tc>
-        <w:tc>
-          <w:tcPr/>
-          <w:p>
-            <w:pPr>
-              <w:pStyle w:val="Compact"/>
-            </w:pPr>
-            <w:r>
-              <w:t xml:space="preserve">Cada vez que pasas por allí</w:t>
-            </w:r>
-          </w:p>
-        </w:tc>
-      </w:tr>
-      <w:tr>
-        <w:tc>
-          <w:tcPr/>
-          <w:p>
-            <w:pPr>
-              <w:pStyle w:val="Compact"/>
-            </w:pPr>
-            <w:r>
-              <w:t xml:space="preserve">Ideal si…</w:t>
-            </w:r>
-          </w:p>
-        </w:tc>
-        <w:tc>
-          <w:tcPr/>
-          <w:p>
-            <w:pPr>
-              <w:pStyle w:val="Compact"/>
-            </w:pPr>
-            <w:r>
-              <w:t xml:space="preserve">El grupo tira hacia la vergüenza</w:t>
-            </w:r>
-          </w:p>
-        </w:tc>
-        <w:tc>
-          <w:tcPr/>
-          <w:p>
-            <w:pPr>
-              <w:pStyle w:val="Compact"/>
-            </w:pPr>
-            <w:r>
-              <w:t xml:space="preserve">El grupo necesita hacer visible lo bueno</w:t>
-            </w:r>
-          </w:p>
-        </w:tc>
-      </w:tr>
-      <w:tr>
-        <w:tc>
-          <w:tcPr/>
-          <w:p>
-            <w:pPr>
-              <w:pStyle w:val="Compact"/>
-            </w:pPr>
-            <w:r>
-              <w:t xml:space="preserve">Riesgo típico</w:t>
-            </w:r>
-          </w:p>
-        </w:tc>
-        <w:tc>
-          <w:tcPr/>
-          <w:p>
-            <w:pPr>
-              <w:pStyle w:val="Compact"/>
-            </w:pPr>
-            <w:r>
-              <w:t xml:space="preserve">Que no se abra nunca</w:t>
-            </w:r>
-          </w:p>
-        </w:tc>
-        <w:tc>
-          <w:tcPr/>
-          <w:p>
-            <w:pPr>
-              <w:pStyle w:val="Compact"/>
-            </w:pPr>
-            <w:r>
-              <w:t xml:space="preserve">Que se llene de tonterías sin vigilar</w:t>
+              <w:t xml:space="preserve">El kudo obligatorio por turno</w:t>
+            </w:r>
+          </w:p>
+        </w:tc>
+        <w:tc>
+          <w:tcPr/>
+          <w:p>
+            <w:pPr>
+              <w:pStyle w:val="Compact"/>
+            </w:pPr>
+            <w:r>
+              <w:t xml:space="preserve">Se nota forzado y se convierte en risas</w:t>
+            </w:r>
+          </w:p>
+        </w:tc>
+        <w:tc>
+          <w:tcPr/>
+          <w:p>
+            <w:pPr>
+              <w:pStyle w:val="Compact"/>
+            </w:pPr>
+            <w:r>
+              <w:t xml:space="preserve">Cantidad libre; la rotación se cuida con las reglas del banco (punto 2)</w:t>
             </w:r>
           </w:p>
         </w:tc>
       </w:tr>
     </w:tbl>
-    <w:p>
-      <w:pPr>
-        <w:pStyle w:val="BodyText"/>
-      </w:pPr>
-      <w:r>
-        <w:rPr>
-          <w:b/>
-          <w:bCs/>
-        </w:rPr>
-        <w:t xml:space="preserve">Recomendación para empezar:</w:t>
-      </w:r>
-      <w:r>
-        <w:t xml:space="preserve"> </w:t>
-      </w:r>
-      <w:r>
-        <w:t xml:space="preserve">si el grupo tiene conflictos vivos, empieza por la</w:t>
-      </w:r>
-      <w:r>
-        <w:t xml:space="preserve"> </w:t>
-      </w:r>
-      <w:r>
-        <w:rPr>
-          <w:b/>
-          <w:bCs/>
-        </w:rPr>
-        <w:t xml:space="preserve">Box</w:t>
-      </w:r>
-      <w:r>
-        <w:t xml:space="preserve"> </w:t>
-      </w:r>
-      <w:r>
-        <w:t xml:space="preserve">con reparto discreto; cuando el clima mejore, añade el</w:t>
-      </w:r>
-      <w:r>
-        <w:t xml:space="preserve"> </w:t>
-      </w:r>
-      <w:r>
-        <w:rPr>
-          <w:b/>
-          <w:bCs/>
-        </w:rPr>
-        <w:t xml:space="preserve">Wall</w:t>
-      </w:r>
-      <w:r>
-        <w:t xml:space="preserve">. Y sí: en el</w:t>
-      </w:r>
-      <w:r>
-        <w:t xml:space="preserve"> </w:t>
-      </w:r>
-      <w:hyperlink r:id="rId16">
-        <w:r>
-          <w:rPr>
-            <w:rStyle w:val="Hyperlink"/>
-          </w:rPr>
-          <w:t xml:space="preserve">Banco de Kudo Cards</w:t>
-        </w:r>
-      </w:hyperlink>
-      <w:r>
-        <w:t xml:space="preserve"> </w:t>
-      </w:r>
-      <w:r>
-        <w:t xml:space="preserve">tienes tarjetas listas para llenarlas de contenido desde el primer día.</w:t>
-      </w:r>
-    </w:p>
     <w:p>
       <w:r>
         <w:pict>
@@ -2464,7 +1920,7 @@
       </w:r>
     </w:p>
     <w:bookmarkEnd w:id="31"/>
-    <w:bookmarkStart w:id="32" w:name="mini-chequeo-1"/>
+    <w:bookmarkStart w:id="32" w:name="mini-chequeo"/>
     <w:p>
       <w:pPr>
         <w:pStyle w:val="Heading2"/>
@@ -2478,11 +1934,11 @@
         <w:pStyle w:val="Compact"/>
         <w:numPr>
           <w:ilvl w:val="0"/>
-          <w:numId w:val="1008"/>
+          <w:numId w:val="1004"/>
         </w:numPr>
       </w:pPr>
       <w:r>
-        <w:t xml:space="preserve">¿Cuál es la diferencia entre abrir la Box y colgar en el Wall?</w:t>
+        <w:t xml:space="preserve">¿En qué se diferencia un kudo de un premio o de una nota?</w:t>
       </w:r>
     </w:p>
     <w:p>
@@ -2490,11 +1946,11 @@
         <w:pStyle w:val="Compact"/>
         <w:numPr>
           <w:ilvl w:val="0"/>
-          <w:numId w:val="1008"/>
+          <w:numId w:val="1004"/>
         </w:numPr>
       </w:pPr>
       <w:r>
-        <w:t xml:space="preserve">¿Por qué la recomendación de empezar con la Box en un grupo con conflictos?</w:t>
+        <w:t xml:space="preserve">¿Por qué la motivación intrínseca dura más que la extrínseca?</w:t>
       </w:r>
     </w:p>
     <w:p>
@@ -2502,11 +1958,35 @@
         <w:pStyle w:val="Compact"/>
         <w:numPr>
           <w:ilvl w:val="0"/>
-          <w:numId w:val="1008"/>
+          <w:numId w:val="1004"/>
         </w:numPr>
       </w:pPr>
       <w:r>
-        <w:t xml:space="preserve">¿Qué es lo que hace morir una Kudo Box en dos semanas?</w:t>
+        <w:t xml:space="preserve">Reescribe</w:t>
+      </w:r>
+      <w:r>
+        <w:t xml:space="preserve"> </w:t>
+      </w:r>
+      <w:r>
+        <w:t xml:space="preserve">“Has sacado un 10”</w:t>
+      </w:r>
+      <w:r>
+        <w:t xml:space="preserve"> </w:t>
+      </w:r>
+      <w:r>
+        <w:t xml:space="preserve">como kudo de comportamiento.</w:t>
+      </w:r>
+    </w:p>
+    <w:p>
+      <w:pPr>
+        <w:pStyle w:val="Compact"/>
+        <w:numPr>
+          <w:ilvl w:val="0"/>
+          <w:numId w:val="1004"/>
+        </w:numPr>
+      </w:pPr>
+      <w:r>
+        <w:t xml:space="preserve">¿Qué dos errores cometerías si obligaras a todos a escribir uno cada viernes por turno?</w:t>
       </w:r>
     </w:p>
     <w:p>
@@ -2517,7 +1997,7 @@
       </w:r>
     </w:p>
     <w:bookmarkEnd w:id="32"/>
-    <w:bookmarkStart w:id="33" w:name="resumen-en-3-frases-1"/>
+    <w:bookmarkStart w:id="33" w:name="resumen-en-3-frases"/>
     <w:p>
       <w:pPr>
         <w:pStyle w:val="Heading2"/>
@@ -2531,11 +2011,11 @@
         <w:pStyle w:val="Compact"/>
         <w:numPr>
           <w:ilvl w:val="0"/>
-          <w:numId w:val="1009"/>
+          <w:numId w:val="1005"/>
         </w:numPr>
       </w:pPr>
       <w:r>
-        <w:t xml:space="preserve">La Kudo Box deposita kudos y se abre periódicamente; el Wall los cuelga visibles para todos.</w:t>
+        <w:t xml:space="preserve">Un kudo es un agradecimiento público y escrito por un comportamiento concreto; la tarjeta es solo el soporte.</w:t>
       </w:r>
     </w:p>
     <w:p>
@@ -2543,20 +2023,11 @@
         <w:pStyle w:val="Compact"/>
         <w:numPr>
           <w:ilvl w:val="0"/>
-          <w:numId w:val="1009"/>
+          <w:numId w:val="1005"/>
         </w:numPr>
       </w:pPr>
       <w:r>
-        <w:t xml:space="preserve">La constancia es el factor crítico: mejor apertura semanal corta que</w:t>
-      </w:r>
-      <w:r>
-        <w:t xml:space="preserve"> </w:t>
-      </w:r>
-      <w:r>
-        <w:t xml:space="preserve">“cuando toque”</w:t>
-      </w:r>
-      <w:r>
-        <w:t xml:space="preserve">.</w:t>
+        <w:t xml:space="preserve">Funciona porque activa la motivación intrínseca: sentir que lo que haces le sirva a alguien; y en un grupo con conflictos cambia el foco, de fallos a aciertos.</w:t>
       </w:r>
     </w:p>
     <w:p>
@@ -2564,11 +2035,11 @@
         <w:pStyle w:val="Compact"/>
         <w:numPr>
           <w:ilvl w:val="0"/>
-          <w:numId w:val="1009"/>
+          <w:numId w:val="1005"/>
         </w:numPr>
       </w:pPr>
       <w:r>
-        <w:t xml:space="preserve">En grupos conflictivos, se empieza con Box y reparto discreto; el Wall llega cuando el clima mejora.</w:t>
+        <w:t xml:space="preserve">Las 6 reglas de oro lo mantienen vivo: sorpresa, pequeño, continuo, público, comportamiento y sin límites.</w:t>
       </w:r>
     </w:p>
     <w:p>
@@ -2579,7 +2050,7 @@
       </w:r>
     </w:p>
     <w:bookmarkEnd w:id="33"/>
-    <w:bookmarkStart w:id="34" w:name="vocabulario-rápido-1"/>
+    <w:bookmarkStart w:id="35" w:name="vocabulario-rápido"/>
     <w:p>
       <w:pPr>
         <w:pStyle w:val="Heading2"/>
@@ -2593,7 +2064,7 @@
         <w:pStyle w:val="Compact"/>
         <w:numPr>
           <w:ilvl w:val="0"/>
-          <w:numId w:val="1010"/>
+          <w:numId w:val="1006"/>
         </w:numPr>
       </w:pPr>
       <w:r>
@@ -2601,13 +2072,13 @@
           <w:b/>
           <w:bCs/>
         </w:rPr>
-        <w:t xml:space="preserve">Kudo Box:</w:t>
-      </w:r>
-      <w:r>
-        <w:t xml:space="preserve"> </w:t>
-      </w:r>
-      <w:r>
-        <w:t xml:space="preserve">caja donde se depositan las tarjetas de agradecimiento para abrirlas en un momento fijado.</w:t>
+        <w:t xml:space="preserve">Kudo:</w:t>
+      </w:r>
+      <w:r>
+        <w:t xml:space="preserve"> </w:t>
+      </w:r>
+      <w:r>
+        <w:t xml:space="preserve">agradecimiento público por un trabajo o comportamiento concreto.</w:t>
       </w:r>
     </w:p>
     <w:p>
@@ -2615,7 +2086,7 @@
         <w:pStyle w:val="Compact"/>
         <w:numPr>
           <w:ilvl w:val="0"/>
-          <w:numId w:val="1010"/>
+          <w:numId w:val="1006"/>
         </w:numPr>
       </w:pPr>
       <w:r>
@@ -2623,13 +2094,13 @@
           <w:b/>
           <w:bCs/>
         </w:rPr>
-        <w:t xml:space="preserve">Kudo Wall:</w:t>
-      </w:r>
-      <w:r>
-        <w:t xml:space="preserve"> </w:t>
-      </w:r>
-      <w:r>
-        <w:t xml:space="preserve">mural visible donde se cuelgan las tarjetas a la vista de todos.</w:t>
+        <w:t xml:space="preserve">Management 3.0:</w:t>
+      </w:r>
+      <w:r>
+        <w:t xml:space="preserve"> </w:t>
+      </w:r>
+      <w:r>
+        <w:t xml:space="preserve">estilo de gestión que pone a las personas en el centro; de ahí salen las Kudo Cards.</w:t>
       </w:r>
     </w:p>
     <w:p>
@@ -2637,7 +2108,7 @@
         <w:pStyle w:val="Compact"/>
         <w:numPr>
           <w:ilvl w:val="0"/>
-          <w:numId w:val="1010"/>
+          <w:numId w:val="1006"/>
         </w:numPr>
       </w:pPr>
       <w:r>
@@ -2645,13 +2116,66 @@
           <w:b/>
           <w:bCs/>
         </w:rPr>
-        <w:t xml:space="preserve">Hábito de aula:</w:t>
-      </w:r>
-      <w:r>
-        <w:t xml:space="preserve"> </w:t>
-      </w:r>
-      <w:r>
-        <w:t xml:space="preserve">práctica que se repite con regularidad hasta que el grupo la da por normal.</w:t>
+        <w:t xml:space="preserve">Motivación intrínseca:</w:t>
+      </w:r>
+      <w:r>
+        <w:t xml:space="preserve"> </w:t>
+      </w:r>
+      <w:r>
+        <w:t xml:space="preserve">la que nace de ti (gusta, satisface); no necesita recompensa externa.</w:t>
+      </w:r>
+    </w:p>
+    <w:p>
+      <w:pPr>
+        <w:pStyle w:val="Compact"/>
+        <w:numPr>
+          <w:ilvl w:val="0"/>
+          <w:numId w:val="1006"/>
+        </w:numPr>
+      </w:pPr>
+      <w:r>
+        <w:rPr>
+          <w:b/>
+          <w:bCs/>
+        </w:rPr>
+        <w:t xml:space="preserve">Retroalimentación:</w:t>
+      </w:r>
+      <w:r>
+        <w:t xml:space="preserve"> </w:t>
+      </w:r>
+      <w:r>
+        <w:t xml:space="preserve">devolver a alguien información útil sobre lo que hizo (aquí, en positivo).</w:t>
+      </w:r>
+    </w:p>
+    <w:p>
+      <w:pPr>
+        <w:pStyle w:val="Compact"/>
+        <w:numPr>
+          <w:ilvl w:val="0"/>
+          <w:numId w:val="1006"/>
+        </w:numPr>
+      </w:pPr>
+      <w:r>
+        <w:rPr>
+          <w:b/>
+          <w:bCs/>
+        </w:rPr>
+        <w:t xml:space="preserve">Token:</w:t>
+      </w:r>
+      <w:r>
+        <w:t xml:space="preserve"> </w:t>
+      </w:r>
+      <w:r>
+        <w:t xml:space="preserve">objeto pequeño que representa algo (aquí, un papelito que representa un</w:t>
+      </w:r>
+      <w:r>
+        <w:t xml:space="preserve"> </w:t>
+      </w:r>
+      <w:r>
+        <w:t xml:space="preserve">“gracias”</w:t>
+      </w:r>
+      <w:r>
+        <w:t xml:space="preserve">).</w:t>
       </w:r>
     </w:p>
     <w:p>
@@ -2671,7 +2195,7 @@
       <w:r>
         <w:t xml:space="preserve"> </w:t>
       </w:r>
-      <w:hyperlink r:id="rId25">
+      <w:hyperlink r:id="rId34">
         <w:r>
           <w:rPr>
             <w:rStyle w:val="Hyperlink"/>
@@ -2698,12 +2222,12 @@
       <w:r>
         <w:t xml:space="preserve"> </w:t>
       </w:r>
-      <w:hyperlink r:id="rId10">
+      <w:hyperlink r:id="rId34">
         <w:r>
           <w:rPr>
             <w:rStyle w:val="Hyperlink"/>
           </w:rPr>
-          <w:t xml:space="preserve">Qué son y por qué funcionan</w:t>
+          <w:t xml:space="preserve">Índice</w:t>
         </w:r>
       </w:hyperlink>
       <w:r>
@@ -2725,24 +2249,24 @@
       <w:r>
         <w:t xml:space="preserve"> </w:t>
       </w:r>
-      <w:hyperlink r:id="rId12">
+      <w:hyperlink r:id="rId11">
         <w:r>
           <w:rPr>
             <w:rStyle w:val="Hyperlink"/>
           </w:rPr>
-          <w:t xml:space="preserve">Las 6 reglas de oro</w:t>
+          <w:t xml:space="preserve">La caja o el mural</w:t>
         </w:r>
       </w:hyperlink>
     </w:p>
-    <w:bookmarkEnd w:id="34"/>
     <w:bookmarkEnd w:id="35"/>
-    <w:bookmarkStart w:id="48" w:name="las-6-reglas-de-oro"/>
+    <w:bookmarkEnd w:id="36"/>
+    <w:bookmarkStart w:id="51" w:name="la-caja-o-el-mural"/>
     <w:p>
       <w:pPr>
         <w:pStyle w:val="Heading1"/>
       </w:pPr>
       <w:r>
-        <w:t xml:space="preserve">3 — Las 6 reglas de oro</w:t>
+        <w:t xml:space="preserve">2 — La caja o el mural</w:t>
       </w:r>
     </w:p>
     <w:p>
@@ -2750,7 +2274,7 @@
         <w:pStyle w:val="FirstParagraph"/>
       </w:pPr>
       <w:r>
-        <w:t xml:space="preserve">Para que no se convierta en un rollo 😅</w:t>
+        <w:t xml:space="preserve">Monta la Kudo Box o el Wall, y las 5 reglas del banco 📦</w:t>
       </w:r>
     </w:p>
     <w:p>
@@ -2790,7 +2314,7 @@
         <w:t xml:space="preserve"> </w:t>
       </w:r>
       <w:r>
-        <w:t xml:space="preserve">→ 3 · Las 6 reglas de oro</w:t>
+        <w:t xml:space="preserve">→ 2 · La caja o el mural</w:t>
       </w:r>
     </w:p>
     <w:p>
@@ -2800,7 +2324,7 @@
         </w:pict>
       </w:r>
     </w:p>
-    <w:bookmarkStart w:id="36" w:name="en-corto-2"/>
+    <w:bookmarkStart w:id="37" w:name="en-corto-1"/>
     <w:p>
       <w:pPr>
         <w:pStyle w:val="Heading2"/>
@@ -2814,20 +2338,52 @@
         <w:pStyle w:val="BlockText"/>
       </w:pPr>
       <w:r>
-        <w:t xml:space="preserve">Las Kudo Cards no fallan por la idea: fallan por</w:t>
-      </w:r>
-      <w:r>
-        <w:t xml:space="preserve"> </w:t>
-      </w:r>
-      <w:r>
-        <w:rPr>
-          <w:b/>
-          <w:bCs/>
-        </w:rPr>
-        <w:t xml:space="preserve">mal uso</w:t>
-      </w:r>
-      <w:r>
-        <w:t xml:space="preserve">. Estas 6 reglas (adaptadas del management 3.0 original) las mantienen vivas.</w:t>
+        <w:t xml:space="preserve">Las Kudo Cards tienen</w:t>
+      </w:r>
+      <w:r>
+        <w:t xml:space="preserve"> </w:t>
+      </w:r>
+      <w:r>
+        <w:rPr>
+          <w:b/>
+          <w:bCs/>
+        </w:rPr>
+        <w:t xml:space="preserve">dos destinos posibles</w:t>
+      </w:r>
+      <w:r>
+        <w:t xml:space="preserve">: una</w:t>
+      </w:r>
+      <w:r>
+        <w:t xml:space="preserve"> </w:t>
+      </w:r>
+      <w:r>
+        <w:rPr>
+          <w:b/>
+          <w:bCs/>
+        </w:rPr>
+        <w:t xml:space="preserve">caja</w:t>
+      </w:r>
+      <w:r>
+        <w:t xml:space="preserve"> </w:t>
+      </w:r>
+      <w:r>
+        <w:t xml:space="preserve">donde se depositan y se abren periódicamente (Kudo Box), o un</w:t>
+      </w:r>
+      <w:r>
+        <w:t xml:space="preserve"> </w:t>
+      </w:r>
+      <w:r>
+        <w:rPr>
+          <w:b/>
+          <w:bCs/>
+        </w:rPr>
+        <w:t xml:space="preserve">mural</w:t>
+      </w:r>
+      <w:r>
+        <w:t xml:space="preserve"> </w:t>
+      </w:r>
+      <w:r>
+        <w:t xml:space="preserve">donde se cuelgan a la vista de todos (Kudo Wall). Puedes usar una, otra o las dos. Estas 5 reglas evitan que se convierta en el rincón de los de siempre.</w:t>
       </w:r>
     </w:p>
     <w:p>
@@ -2837,23 +2393,14 @@
         </w:pict>
       </w:r>
     </w:p>
-    <w:bookmarkEnd w:id="36"/>
-    <w:bookmarkStart w:id="43" w:name="las-reglas"/>
+    <w:bookmarkEnd w:id="37"/>
+    <w:bookmarkStart w:id="38" w:name="la-kudo-box-la-caja-de-los-gracias"/>
     <w:p>
       <w:pPr>
         <w:pStyle w:val="Heading2"/>
       </w:pPr>
       <w:r>
-        <w:t xml:space="preserve">🥇 Las reglas</w:t>
-      </w:r>
-    </w:p>
-    <w:bookmarkStart w:id="37" w:name="nada-de-kudos-prometidos-por-adelantado"/>
-    <w:p>
-      <w:pPr>
-        <w:pStyle w:val="Heading3"/>
-      </w:pPr>
-      <w:r>
-        <w:t xml:space="preserve">1. Nada de kudos prometidos por adelantado</w:t>
+        <w:t xml:space="preserve">📦 La Kudo Box: la caja de los gracias</w:t>
       </w:r>
     </w:p>
     <w:p>
@@ -2861,237 +2408,212 @@
         <w:pStyle w:val="FirstParagraph"/>
       </w:pPr>
       <w:r>
-        <w:t xml:space="preserve">Si alguien dice</w:t>
-      </w:r>
-      <w:r>
-        <w:t xml:space="preserve"> </w:t>
-      </w:r>
-      <w:r>
-        <w:t xml:space="preserve">“esta semana te daré un kudo”</w:t>
-      </w:r>
-      <w:r>
-        <w:t xml:space="preserve">, ya no es un kudo: es un pago. El kudo tiene que caer como una sorpresa.</w:t>
-      </w:r>
-      <w:r>
-        <w:t xml:space="preserve"> </w:t>
-      </w:r>
-      <w:r>
-        <w:rPr>
-          <w:b/>
-          <w:bCs/>
-        </w:rPr>
-        <w:t xml:space="preserve">Sorpresa =</w:t>
-      </w:r>
-      <w:r>
-        <w:rPr>
-          <w:b/>
-          <w:bCs/>
-        </w:rPr>
-        <w:t xml:space="preserve"> </w:t>
-      </w:r>
-      <w:r>
-        <w:rPr>
-          <w:b/>
-          <w:bCs/>
-        </w:rPr>
-        <w:t xml:space="preserve">“esto lo ha visto alguien de verdad, sin que yo lo buscara”</w:t>
-      </w:r>
-      <w:r>
-        <w:rPr>
-          <w:b/>
-          <w:bCs/>
-        </w:rPr>
-        <w:t xml:space="preserve">.</w:t>
-      </w:r>
-    </w:p>
-    <w:bookmarkEnd w:id="37"/>
-    <w:bookmarkStart w:id="38" w:name="lo-pequeño-funciona-mejor"/>
-    <w:p>
-      <w:pPr>
-        <w:pStyle w:val="Heading3"/>
-      </w:pPr>
-      <w:r>
-        <w:t xml:space="preserve">2. Lo pequeño funciona mejor</w:t>
-      </w:r>
-    </w:p>
-    <w:p>
-      <w:pPr>
-        <w:pStyle w:val="FirstParagraph"/>
-      </w:pPr>
-      <w:r>
-        <w:t xml:space="preserve">No hace falta un discurso épico. Un papelito concreto vale más que una perorata. Las recompensas pequeñas son más efectivas y más frecuentes; las grandilocuentes generan la expectativa de que la próxima vez sea más grande aún, y esa expectativa nadie la sostiene.</w:t>
-      </w:r>
-    </w:p>
-    <w:bookmarkEnd w:id="38"/>
-    <w:bookmarkStart w:id="39" w:name="continuamente-no-una-vez"/>
-    <w:p>
-      <w:pPr>
-        <w:pStyle w:val="Heading3"/>
-      </w:pPr>
-      <w:r>
-        <w:t xml:space="preserve">3. Continuamente, no una vez</w:t>
-      </w:r>
-    </w:p>
-    <w:p>
-      <w:pPr>
-        <w:pStyle w:val="FirstParagraph"/>
-      </w:pPr>
-      <w:r>
-        <w:t xml:space="preserve">Un kudo por semana en toda la clase no cambia nada.</w:t>
-      </w:r>
-      <w:r>
-        <w:t xml:space="preserve"> </w:t>
-      </w:r>
-      <w:r>
-        <w:rPr>
-          <w:b/>
-          <w:bCs/>
-        </w:rPr>
-        <w:t xml:space="preserve">Varios por semana</w:t>
-      </w:r>
-      <w:r>
-        <w:t xml:space="preserve"> </w:t>
-      </w:r>
-      <w:r>
-        <w:t xml:space="preserve">sí. La técnica es un hábito, no un evento. Por eso el banco de tarjetas está lleno: para que nunca falte munición.</w:t>
-      </w:r>
-    </w:p>
-    <w:bookmarkEnd w:id="39"/>
-    <w:bookmarkStart w:id="40" w:name="público-no-solo-en-privado"/>
-    <w:p>
-      <w:pPr>
-        <w:pStyle w:val="Heading3"/>
-      </w:pPr>
-      <w:r>
-        <w:t xml:space="preserve">4. Público, no solo en privado</w:t>
-      </w:r>
-    </w:p>
-    <w:p>
-      <w:pPr>
-        <w:pStyle w:val="FirstParagraph"/>
-      </w:pPr>
-      <w:r>
-        <w:t xml:space="preserve">El valor del kudo está en que</w:t>
-      </w:r>
-      <w:r>
-        <w:t xml:space="preserve"> </w:t>
-      </w:r>
-      <w:r>
-        <w:rPr>
-          <w:b/>
-          <w:bCs/>
-        </w:rPr>
-        <w:t xml:space="preserve">lo ve el grupo</w:t>
-      </w:r>
-      <w:r>
-        <w:t xml:space="preserve">.</w:t>
-      </w:r>
-      <w:r>
-        <w:t xml:space="preserve"> </w:t>
-      </w:r>
-      <w:r>
-        <w:t xml:space="preserve">“Gracias”</w:t>
-      </w:r>
-      <w:r>
-        <w:t xml:space="preserve"> </w:t>
-      </w:r>
-      <w:r>
-        <w:t xml:space="preserve">susurrado al pasillo es amable;</w:t>
-      </w:r>
-      <w:r>
-        <w:t xml:space="preserve"> </w:t>
-      </w:r>
-      <w:r>
-        <w:t xml:space="preserve">“gracias”</w:t>
-      </w:r>
-      <w:r>
-        <w:t xml:space="preserve"> </w:t>
-      </w:r>
-      <w:r>
-        <w:t xml:space="preserve">colgado en el mural cambia lo que el grupo considera valioso. En grupos con vergüenza alta se puede empezar más discreto, pero el destino final es lo público.</w:t>
-      </w:r>
-    </w:p>
-    <w:bookmarkEnd w:id="40"/>
-    <w:bookmarkStart w:id="41" w:name="Xbd7ec8539650d6dd2557d0ac536376de573fc26"/>
-    <w:p>
-      <w:pPr>
-        <w:pStyle w:val="Heading3"/>
-      </w:pPr>
-      <w:r>
-        <w:t xml:space="preserve">5. Valora el comportamiento, no solo el resultado</w:t>
-      </w:r>
-    </w:p>
-    <w:p>
-      <w:pPr>
-        <w:pStyle w:val="FirstParagraph"/>
-      </w:pPr>
-      <w:r>
-        <w:t xml:space="preserve">“Has sacado un 9”</w:t>
-      </w:r>
-      <w:r>
-        <w:t xml:space="preserve"> </w:t>
-      </w:r>
-      <w:r>
-        <w:t xml:space="preserve">es una nota.</w:t>
-      </w:r>
-      <w:r>
-        <w:t xml:space="preserve"> </w:t>
-      </w:r>
-      <w:r>
-        <w:t xml:space="preserve">“Te has quedado a la hora de tutoría practicando hasta entenderlo”</w:t>
-      </w:r>
-      <w:r>
-        <w:t xml:space="preserve"> </w:t>
-      </w:r>
-      <w:r>
-        <w:t xml:space="preserve">es un</w:t>
-      </w:r>
-      <w:r>
-        <w:t xml:space="preserve"> </w:t>
-      </w:r>
-      <w:r>
-        <w:rPr>
-          <w:b/>
-          <w:bCs/>
-        </w:rPr>
-        <w:t xml:space="preserve">comportamiento</w:t>
-      </w:r>
-      <w:r>
-        <w:t xml:space="preserve">, y el comportamiento es lo que se puede repetir. Los kudos por resultado se agotan; los de comportamiento se multiplican.</w:t>
-      </w:r>
-    </w:p>
-    <w:bookmarkEnd w:id="41"/>
-    <w:bookmarkStart w:id="42" w:name="X684cdd511fbdfcda94b49c90ea4475a29ec2e1b"/>
-    <w:p>
-      <w:pPr>
-        <w:pStyle w:val="Heading3"/>
-      </w:pPr>
-      <w:r>
-        <w:t xml:space="preserve">6. Sin límites: cualquiera reconoce a cualquiera</w:t>
-      </w:r>
-    </w:p>
-    <w:p>
-      <w:pPr>
-        <w:pStyle w:val="FirstParagraph"/>
-      </w:pPr>
-      <w:r>
-        <w:t xml:space="preserve">Alumno→alumno, profe→alumno y</w:t>
-      </w:r>
-      <w:r>
-        <w:t xml:space="preserve"> </w:t>
-      </w:r>
-      <w:r>
-        <w:rPr>
-          <w:b/>
-          <w:bCs/>
-        </w:rPr>
-        <w:t xml:space="preserve">alumno→profe</w:t>
-      </w:r>
-      <w:r>
-        <w:t xml:space="preserve"> </w:t>
-      </w:r>
-      <w:r>
-        <w:t xml:space="preserve">(el kudo para la profe también cuenta; la retroalimentación hacia arriba es la más valiente de todas). Sin límites de rango, como en el original.</w:t>
+        <w:t xml:space="preserve">Una caja (una caja de zapatos, un bote, lo que haya) colocada en un sitio de paso del aula. Cualquier persona escribe su kudo en una tarjeta y la deposita. El momento de abrirla lo decide la clase:</w:t>
+      </w:r>
+    </w:p>
+    <w:tbl>
+      <w:tblPr>
+        <w:tblStyle w:val="Table"/>
+        <w:tblW w:type="pct" w:w="5000"/>
+        <w:tblLayout w:type="fixed"/>
+        <w:tblLook w:firstRow="1" w:lastRow="0" w:firstColumn="0" w:lastColumn="0" w:noHBand="0" w:noVBand="0" w:val="0020"/>
+      </w:tblPr>
+      <w:tblGrid>
+        <w:gridCol w:w="3960"/>
+        <w:gridCol w:w="3960"/>
+      </w:tblGrid>
+      <w:tr>
+        <w:trPr>
+          <w:tblHeader w:val="on"/>
+        </w:trPr>
+        <w:tc>
+          <w:tcPr/>
+          <w:p>
+            <w:pPr>
+              <w:pStyle w:val="Compact"/>
+            </w:pPr>
+            <w:r>
+              <w:t xml:space="preserve">Frecuencia</w:t>
+            </w:r>
+          </w:p>
+        </w:tc>
+        <w:tc>
+          <w:tcPr/>
+          <w:p>
+            <w:pPr>
+              <w:pStyle w:val="Compact"/>
+            </w:pPr>
+            <w:r>
+              <w:t xml:space="preserve">Cuándo conviene</w:t>
+            </w:r>
+          </w:p>
+        </w:tc>
+      </w:tr>
+      <w:tr>
+        <w:tc>
+          <w:tcPr/>
+          <w:p>
+            <w:pPr>
+              <w:pStyle w:val="Compact"/>
+            </w:pPr>
+            <w:r>
+              <w:rPr>
+                <w:b/>
+                <w:bCs/>
+              </w:rPr>
+              <w:t xml:space="preserve">Cada viernes</w:t>
+            </w:r>
+            <w:r>
+              <w:t xml:space="preserve"> </w:t>
+            </w:r>
+            <w:r>
+              <w:t xml:space="preserve">(o al final de cada tutoría)</w:t>
+            </w:r>
+          </w:p>
+        </w:tc>
+        <w:tc>
+          <w:tcPr/>
+          <w:p>
+            <w:pPr>
+              <w:pStyle w:val="Compact"/>
+            </w:pPr>
+            <w:r>
+              <w:t xml:space="preserve">Lo recomendado: se mantiene el hábito</w:t>
+            </w:r>
+          </w:p>
+        </w:tc>
+      </w:tr>
+      <w:tr>
+        <w:tc>
+          <w:tcPr/>
+          <w:p>
+            <w:pPr>
+              <w:pStyle w:val="Compact"/>
+            </w:pPr>
+            <w:r>
+              <w:rPr>
+                <w:b/>
+                <w:bCs/>
+              </w:rPr>
+              <w:t xml:space="preserve">Cada dos semanas</w:t>
+            </w:r>
+          </w:p>
+        </w:tc>
+        <w:tc>
+          <w:tcPr/>
+          <w:p>
+            <w:pPr>
+              <w:pStyle w:val="Compact"/>
+            </w:pPr>
+            <w:r>
+              <w:t xml:space="preserve">Si las clases son cortas o hay mucha carga</w:t>
+            </w:r>
+          </w:p>
+        </w:tc>
+      </w:tr>
+      <w:tr>
+        <w:tc>
+          <w:tcPr/>
+          <w:p>
+            <w:pPr>
+              <w:pStyle w:val="Compact"/>
+            </w:pPr>
+            <w:r>
+              <w:rPr>
+                <w:b/>
+                <w:bCs/>
+              </w:rPr>
+              <w:t xml:space="preserve">Al final de cada proyecto</w:t>
+            </w:r>
+          </w:p>
+        </w:tc>
+        <w:tc>
+          <w:tcPr/>
+          <w:p>
+            <w:pPr>
+              <w:pStyle w:val="Compact"/>
+            </w:pPr>
+            <w:r>
+              <w:t xml:space="preserve">Como cierre de etapa</w:t>
+            </w:r>
+          </w:p>
+        </w:tc>
+      </w:tr>
+    </w:tbl>
+    <w:p>
+      <w:pPr>
+        <w:pStyle w:val="BodyText"/>
+      </w:pPr>
+      <w:r>
+        <w:t xml:space="preserve">Al abrirla, hay dos formas:</w:t>
+      </w:r>
+      <w:r>
+        <w:t xml:space="preserve"> </w:t>
+      </w:r>
+      <w:r>
+        <w:rPr>
+          <w:b/>
+          <w:bCs/>
+        </w:rPr>
+        <w:t xml:space="preserve">leerlas en voz alta</w:t>
+      </w:r>
+      <w:r>
+        <w:t xml:space="preserve"> </w:t>
+      </w:r>
+      <w:r>
+        <w:t xml:space="preserve">en clase (hace más fuerte el reconocimiento público) o</w:t>
+      </w:r>
+      <w:r>
+        <w:t xml:space="preserve"> </w:t>
+      </w:r>
+      <w:r>
+        <w:rPr>
+          <w:b/>
+          <w:bCs/>
+        </w:rPr>
+        <w:t xml:space="preserve">repartirlas directamente</w:t>
+      </w:r>
+      <w:r>
+        <w:t xml:space="preserve"> </w:t>
+      </w:r>
+      <w:r>
+        <w:t xml:space="preserve">a sus destinatarios (más íntimo, ideal si el grupo es muy conflictivo y la vergüenza tira para atrás).</w:t>
+      </w:r>
+    </w:p>
+    <w:p>
+      <w:pPr>
+        <w:pStyle w:val="BlockText"/>
+      </w:pPr>
+      <w:r>
+        <w:t xml:space="preserve">⚠️</w:t>
+      </w:r>
+      <w:r>
+        <w:t xml:space="preserve"> </w:t>
+      </w:r>
+      <w:r>
+        <w:rPr>
+          <w:b/>
+          <w:bCs/>
+        </w:rPr>
+        <w:t xml:space="preserve">Lo que mata la Kudo Box:</w:t>
+      </w:r>
+      <w:r>
+        <w:t xml:space="preserve"> </w:t>
+      </w:r>
+      <w:r>
+        <w:t xml:space="preserve">abrirla</w:t>
+      </w:r>
+      <w:r>
+        <w:t xml:space="preserve"> </w:t>
+      </w:r>
+      <w:r>
+        <w:t xml:space="preserve">“cuando toque”</w:t>
+      </w:r>
+      <w:r>
+        <w:t xml:space="preserve"> </w:t>
+      </w:r>
+      <w:r>
+        <w:t xml:space="preserve">y resulta que nunca toca. Si la caja lleva tres semanas sin abrirse, el mensaje es que esto no era serio. Mejor poco y constante que mucho y una vez.</w:t>
       </w:r>
     </w:p>
     <w:p>
@@ -3101,15 +2623,150 @@
         </w:pict>
       </w:r>
     </w:p>
-    <w:bookmarkEnd w:id="42"/>
-    <w:bookmarkEnd w:id="43"/>
-    <w:bookmarkStart w:id="44" w:name="los-tres-errores-que-lo-matan"/>
+    <w:bookmarkEnd w:id="38"/>
+    <w:bookmarkStart w:id="39" w:name="el-kudo-wall-el-mural-visible"/>
     <w:p>
       <w:pPr>
         <w:pStyle w:val="Heading2"/>
       </w:pPr>
       <w:r>
-        <w:t xml:space="preserve">❌ Los tres errores que lo matan</w:t>
+        <w:t xml:space="preserve">🧱 El Kudo Wall: el mural visible</w:t>
+      </w:r>
+    </w:p>
+    <w:p>
+      <w:pPr>
+        <w:pStyle w:val="FirstParagraph"/>
+      </w:pPr>
+      <w:r>
+        <w:t xml:space="preserve">Un espacio de pared en un</w:t>
+      </w:r>
+      <w:r>
+        <w:t xml:space="preserve"> </w:t>
+      </w:r>
+      <w:r>
+        <w:rPr>
+          <w:b/>
+          <w:bCs/>
+        </w:rPr>
+        <w:t xml:space="preserve">sitio de tránsito</w:t>
+      </w:r>
+      <w:r>
+        <w:t xml:space="preserve"> </w:t>
+      </w:r>
+      <w:r>
+        <w:t xml:space="preserve">(pared del aula, pasillo, junto a la puerta) donde se cuelgan las tarjetas con chinchetas o celo. Todos los días lo ves al entrar. La filosofía es la misma que los murales de trabajos de la infancia:</w:t>
+      </w:r>
+      <w:r>
+        <w:t xml:space="preserve"> </w:t>
+      </w:r>
+      <w:r>
+        <w:rPr>
+          <w:b/>
+          <w:bCs/>
+        </w:rPr>
+        <w:t xml:space="preserve">ver tu trabajo colgado te hace sentir que importas</w:t>
+      </w:r>
+      <w:r>
+        <w:t xml:space="preserve">.</w:t>
+      </w:r>
+    </w:p>
+    <w:p>
+      <w:pPr>
+        <w:pStyle w:val="BodyText"/>
+      </w:pPr>
+      <w:r>
+        <w:rPr>
+          <w:b/>
+          <w:bCs/>
+        </w:rPr>
+        <w:t xml:space="preserve">Cómo se monta:</w:t>
+      </w:r>
+    </w:p>
+    <w:p>
+      <w:pPr>
+        <w:pStyle w:val="Compact"/>
+        <w:numPr>
+          <w:ilvl w:val="0"/>
+          <w:numId w:val="1007"/>
+        </w:numPr>
+      </w:pPr>
+      <w:r>
+        <w:t xml:space="preserve">Cartulina grande de fondo (o directamente la pared, con permiso 😅).</w:t>
+      </w:r>
+    </w:p>
+    <w:p>
+      <w:pPr>
+        <w:pStyle w:val="Compact"/>
+        <w:numPr>
+          <w:ilvl w:val="0"/>
+          <w:numId w:val="1007"/>
+        </w:numPr>
+      </w:pPr>
+      <w:r>
+        <w:t xml:space="preserve">Tarjetas colgadas por semanas o por categorías.</w:t>
+      </w:r>
+    </w:p>
+    <w:p>
+      <w:pPr>
+        <w:pStyle w:val="Compact"/>
+        <w:numPr>
+          <w:ilvl w:val="0"/>
+          <w:numId w:val="1007"/>
+        </w:numPr>
+      </w:pPr>
+      <w:r>
+        <w:t xml:space="preserve">Regla de la pared:</w:t>
+      </w:r>
+      <w:r>
+        <w:t xml:space="preserve"> </w:t>
+      </w:r>
+      <w:r>
+        <w:rPr>
+          <w:b/>
+          <w:bCs/>
+        </w:rPr>
+        <w:t xml:space="preserve">solo kudos escritos</w:t>
+      </w:r>
+      <w:r>
+        <w:t xml:space="preserve">, nada de comentarios irónicos ni</w:t>
+      </w:r>
+      <w:r>
+        <w:t xml:space="preserve"> </w:t>
+      </w:r>
+      <w:r>
+        <w:t xml:space="preserve">“bromas”</w:t>
+      </w:r>
+      <w:r>
+        <w:t xml:space="preserve">.</w:t>
+      </w:r>
+    </w:p>
+    <w:p>
+      <w:pPr>
+        <w:pStyle w:val="Compact"/>
+        <w:numPr>
+          <w:ilvl w:val="0"/>
+          <w:numId w:val="1007"/>
+        </w:numPr>
+      </w:pPr>
+      <w:r>
+        <w:t xml:space="preserve">Limpieza periódica: archivar las antiguas (para repasarlas en momentos bajos) y dejar sitio.</w:t>
+      </w:r>
+    </w:p>
+    <w:p>
+      <w:r>
+        <w:pict>
+          <v:rect style="width:0;height:1.5pt" o:hralign="center" o:hrstd="t" o:hr="t"/>
+        </w:pict>
+      </w:r>
+    </w:p>
+    <w:bookmarkEnd w:id="39"/>
+    <w:bookmarkStart w:id="40" w:name="box-wall-o-las-dos"/>
+    <w:p>
+      <w:pPr>
+        <w:pStyle w:val="Heading2"/>
+      </w:pPr>
+      <w:r>
+        <w:t xml:space="preserve">🔀 Box, Wall… o las dos</w:t>
       </w:r>
     </w:p>
     <w:tbl>
@@ -3134,30 +2791,35 @@
             <w:pPr>
               <w:pStyle w:val="Compact"/>
             </w:pPr>
-            <w:r>
-              <w:t xml:space="preserve">Error</w:t>
-            </w:r>
-          </w:p>
-        </w:tc>
-        <w:tc>
-          <w:tcPr/>
-          <w:p>
-            <w:pPr>
-              <w:pStyle w:val="Compact"/>
-            </w:pPr>
-            <w:r>
-              <w:t xml:space="preserve">Por qué mata</w:t>
-            </w:r>
-          </w:p>
-        </w:tc>
-        <w:tc>
-          <w:tcPr/>
-          <w:p>
-            <w:pPr>
-              <w:pStyle w:val="Compact"/>
-            </w:pPr>
-            <w:r>
-              <w:t xml:space="preserve">Solución</w:t>
+          </w:p>
+        </w:tc>
+        <w:tc>
+          <w:tcPr/>
+          <w:p>
+            <w:pPr>
+              <w:pStyle w:val="Compact"/>
+            </w:pPr>
+            <w:r>
+              <w:rPr>
+                <w:b/>
+                <w:bCs/>
+              </w:rPr>
+              <w:t xml:space="preserve">Kudo Box</w:t>
+            </w:r>
+          </w:p>
+        </w:tc>
+        <w:tc>
+          <w:tcPr/>
+          <w:p>
+            <w:pPr>
+              <w:pStyle w:val="Compact"/>
+            </w:pPr>
+            <w:r>
+              <w:rPr>
+                <w:b/>
+                <w:bCs/>
+              </w:rPr>
+              <w:t xml:space="preserve">Kudo Wall</w:t>
             </w:r>
           </w:p>
         </w:tc>
@@ -3170,35 +2832,29 @@
               <w:pStyle w:val="Compact"/>
             </w:pPr>
             <w:r>
-              <w:t xml:space="preserve">El kudo genérico (</w:t>
-            </w:r>
-            <w:r>
-              <w:t xml:space="preserve">“gracias por todo”</w:t>
-            </w:r>
-            <w:r>
-              <w:t xml:space="preserve">)</w:t>
-            </w:r>
-          </w:p>
-        </w:tc>
-        <w:tc>
-          <w:tcPr/>
-          <w:p>
-            <w:pPr>
-              <w:pStyle w:val="Compact"/>
-            </w:pPr>
-            <w:r>
-              <w:t xml:space="preserve">Suena a relleno; nadie lo cree</w:t>
-            </w:r>
-          </w:p>
-        </w:tc>
-        <w:tc>
-          <w:tcPr/>
-          <w:p>
-            <w:pPr>
-              <w:pStyle w:val="Compact"/>
-            </w:pPr>
-            <w:r>
-              <w:t xml:space="preserve">Concreto siempre (fórmula del punto 4)</w:t>
+              <w:t xml:space="preserve">¿Qué es?</w:t>
+            </w:r>
+          </w:p>
+        </w:tc>
+        <w:tc>
+          <w:tcPr/>
+          <w:p>
+            <w:pPr>
+              <w:pStyle w:val="Compact"/>
+            </w:pPr>
+            <w:r>
+              <w:t xml:space="preserve">Caja donde se depositan</w:t>
+            </w:r>
+          </w:p>
+        </w:tc>
+        <w:tc>
+          <w:tcPr/>
+          <w:p>
+            <w:pPr>
+              <w:pStyle w:val="Compact"/>
+            </w:pPr>
+            <w:r>
+              <w:t xml:space="preserve">Mural donde se cuelgan</w:t>
             </w:r>
           </w:p>
         </w:tc>
@@ -3211,29 +2867,29 @@
               <w:pStyle w:val="Compact"/>
             </w:pPr>
             <w:r>
-              <w:t xml:space="preserve">El kudo de apariencia o nota</w:t>
-            </w:r>
-          </w:p>
-        </w:tc>
-        <w:tc>
-          <w:tcPr/>
-          <w:p>
-            <w:pPr>
-              <w:pStyle w:val="Compact"/>
-            </w:pPr>
-            <w:r>
-              <w:t xml:space="preserve">Frágil y algo que no se controla</w:t>
-            </w:r>
-          </w:p>
-        </w:tc>
-        <w:tc>
-          <w:tcPr/>
-          <w:p>
-            <w:pPr>
-              <w:pStyle w:val="Compact"/>
-            </w:pPr>
-            <w:r>
-              <w:t xml:space="preserve">Comportamiento, no resultados ni looks</w:t>
+              <w:t xml:space="preserve">¿Quién ve las tarjetas?</w:t>
+            </w:r>
+          </w:p>
+        </w:tc>
+        <w:tc>
+          <w:tcPr/>
+          <w:p>
+            <w:pPr>
+              <w:pStyle w:val="Compact"/>
+            </w:pPr>
+            <w:r>
+              <w:t xml:space="preserve">Solo quien la abre/reparte</w:t>
+            </w:r>
+          </w:p>
+        </w:tc>
+        <w:tc>
+          <w:tcPr/>
+          <w:p>
+            <w:pPr>
+              <w:pStyle w:val="Compact"/>
+            </w:pPr>
+            <w:r>
+              <w:t xml:space="preserve">Todos, siempre</w:t>
             </w:r>
           </w:p>
         </w:tc>
@@ -3246,325 +2902,149 @@
               <w:pStyle w:val="Compact"/>
             </w:pPr>
             <w:r>
-              <w:t xml:space="preserve">El kudo obligatorio por turno</w:t>
-            </w:r>
-          </w:p>
-        </w:tc>
-        <w:tc>
-          <w:tcPr/>
-          <w:p>
-            <w:pPr>
-              <w:pStyle w:val="Compact"/>
-            </w:pPr>
-            <w:r>
-              <w:t xml:space="preserve">Se nota forzado y se convierte en risas</w:t>
-            </w:r>
-          </w:p>
-        </w:tc>
-        <w:tc>
-          <w:tcPr/>
-          <w:p>
-            <w:pPr>
-              <w:pStyle w:val="Compact"/>
-            </w:pPr>
-            <w:r>
-              <w:t xml:space="preserve">Cantidad libre; la rotación se cuida con el</w:t>
-            </w:r>
-            <w:r>
-              <w:t xml:space="preserve"> </w:t>
-            </w:r>
-            <w:r>
-              <w:t xml:space="preserve">“distribuidor”</w:t>
-            </w:r>
-            <w:r>
-              <w:t xml:space="preserve"> </w:t>
-            </w:r>
-            <w:r>
-              <w:t xml:space="preserve">del</w:t>
-            </w:r>
-            <w:r>
-              <w:t xml:space="preserve"> </w:t>
-            </w:r>
-            <w:hyperlink r:id="rId16">
-              <w:r>
-                <w:rPr>
-                  <w:rStyle w:val="Hyperlink"/>
-                </w:rPr>
-                <w:t xml:space="preserve">Banco</w:t>
-              </w:r>
-            </w:hyperlink>
+              <w:t xml:space="preserve">Momento clave</w:t>
+            </w:r>
+          </w:p>
+        </w:tc>
+        <w:tc>
+          <w:tcPr/>
+          <w:p>
+            <w:pPr>
+              <w:pStyle w:val="Compact"/>
+            </w:pPr>
+            <w:r>
+              <w:t xml:space="preserve">El día de la apertura</w:t>
+            </w:r>
+          </w:p>
+        </w:tc>
+        <w:tc>
+          <w:tcPr/>
+          <w:p>
+            <w:pPr>
+              <w:pStyle w:val="Compact"/>
+            </w:pPr>
+            <w:r>
+              <w:t xml:space="preserve">Cada vez que pasas por allí</w:t>
+            </w:r>
+          </w:p>
+        </w:tc>
+      </w:tr>
+      <w:tr>
+        <w:tc>
+          <w:tcPr/>
+          <w:p>
+            <w:pPr>
+              <w:pStyle w:val="Compact"/>
+            </w:pPr>
+            <w:r>
+              <w:t xml:space="preserve">Ideal si…</w:t>
+            </w:r>
+          </w:p>
+        </w:tc>
+        <w:tc>
+          <w:tcPr/>
+          <w:p>
+            <w:pPr>
+              <w:pStyle w:val="Compact"/>
+            </w:pPr>
+            <w:r>
+              <w:t xml:space="preserve">El grupo tira hacia la vergüenza</w:t>
+            </w:r>
+          </w:p>
+        </w:tc>
+        <w:tc>
+          <w:tcPr/>
+          <w:p>
+            <w:pPr>
+              <w:pStyle w:val="Compact"/>
+            </w:pPr>
+            <w:r>
+              <w:t xml:space="preserve">El grupo necesita hacer visible lo bueno</w:t>
+            </w:r>
+          </w:p>
+        </w:tc>
+      </w:tr>
+      <w:tr>
+        <w:tc>
+          <w:tcPr/>
+          <w:p>
+            <w:pPr>
+              <w:pStyle w:val="Compact"/>
+            </w:pPr>
+            <w:r>
+              <w:t xml:space="preserve">Riesgo típico</w:t>
+            </w:r>
+          </w:p>
+        </w:tc>
+        <w:tc>
+          <w:tcPr/>
+          <w:p>
+            <w:pPr>
+              <w:pStyle w:val="Compact"/>
+            </w:pPr>
+            <w:r>
+              <w:t xml:space="preserve">Que no se abra nunca</w:t>
+            </w:r>
+          </w:p>
+        </w:tc>
+        <w:tc>
+          <w:tcPr/>
+          <w:p>
+            <w:pPr>
+              <w:pStyle w:val="Compact"/>
+            </w:pPr>
+            <w:r>
+              <w:t xml:space="preserve">Que se llene de tonterías sin vigilar</w:t>
+            </w:r>
           </w:p>
         </w:tc>
       </w:tr>
     </w:tbl>
     <w:p>
-      <w:r>
-        <w:pict>
-          <v:rect style="width:0;height:1.5pt" o:hralign="center" o:hrstd="t" o:hr="t"/>
-        </w:pict>
-      </w:r>
-    </w:p>
-    <w:bookmarkEnd w:id="44"/>
-    <w:bookmarkStart w:id="45" w:name="mini-chequeo-2"/>
-    <w:p>
-      <w:pPr>
-        <w:pStyle w:val="Heading2"/>
-      </w:pPr>
-      <w:r>
-        <w:t xml:space="preserve">🧠 Mini-chequeo</w:t>
-      </w:r>
-    </w:p>
-    <w:p>
-      <w:pPr>
-        <w:pStyle w:val="Compact"/>
-        <w:numPr>
-          <w:ilvl w:val="0"/>
-          <w:numId w:val="1011"/>
-        </w:numPr>
-      </w:pPr>
-      <w:r>
-        <w:t xml:space="preserve">¿Por qué un kudo prometido deja de ser kudo?</w:t>
-      </w:r>
-    </w:p>
-    <w:p>
-      <w:pPr>
-        <w:pStyle w:val="Compact"/>
-        <w:numPr>
-          <w:ilvl w:val="0"/>
-          <w:numId w:val="1011"/>
-        </w:numPr>
-      </w:pPr>
-      <w:r>
-        <w:t xml:space="preserve">Reescribe</w:t>
-      </w:r>
-      <w:r>
-        <w:t xml:space="preserve"> </w:t>
-      </w:r>
-      <w:r>
-        <w:t xml:space="preserve">“Has sacado un 10”</w:t>
-      </w:r>
-      <w:r>
-        <w:t xml:space="preserve"> </w:t>
-      </w:r>
-      <w:r>
-        <w:t xml:space="preserve">como kudo de comportamiento.</w:t>
-      </w:r>
-    </w:p>
-    <w:p>
-      <w:pPr>
-        <w:pStyle w:val="Compact"/>
-        <w:numPr>
-          <w:ilvl w:val="0"/>
-          <w:numId w:val="1011"/>
-        </w:numPr>
-      </w:pPr>
-      <w:r>
-        <w:t xml:space="preserve">¿Qué dos errores cometerías si obligaras a todos a escribir uno cada viernes por turno?</w:t>
-      </w:r>
-    </w:p>
-    <w:p>
-      <w:r>
-        <w:pict>
-          <v:rect style="width:0;height:1.5pt" o:hralign="center" o:hrstd="t" o:hr="t"/>
-        </w:pict>
-      </w:r>
-    </w:p>
-    <w:bookmarkEnd w:id="45"/>
-    <w:bookmarkStart w:id="46" w:name="resumen-en-3-frases-2"/>
-    <w:p>
-      <w:pPr>
-        <w:pStyle w:val="Heading2"/>
-      </w:pPr>
-      <w:r>
-        <w:t xml:space="preserve">✅ Resumen en 3 frases</w:t>
-      </w:r>
-    </w:p>
-    <w:p>
-      <w:pPr>
-        <w:pStyle w:val="Compact"/>
-        <w:numPr>
-          <w:ilvl w:val="0"/>
-          <w:numId w:val="1012"/>
-        </w:numPr>
-      </w:pPr>
-      <w:r>
-        <w:t xml:space="preserve">Las 6 reglas: sorpresa, pequeño, continuo, público, comportamiento y sin límites.</w:t>
-      </w:r>
-    </w:p>
-    <w:p>
-      <w:pPr>
-        <w:pStyle w:val="Compact"/>
-        <w:numPr>
-          <w:ilvl w:val="0"/>
-          <w:numId w:val="1012"/>
-        </w:numPr>
-      </w:pPr>
-      <w:r>
-        <w:t xml:space="preserve">Los kudos mueren por genéricos, por apariencia/notas y por obligatoriedad forzada.</w:t>
-      </w:r>
-    </w:p>
-    <w:p>
-      <w:pPr>
-        <w:pStyle w:val="Compact"/>
-        <w:numPr>
-          <w:ilvl w:val="0"/>
-          <w:numId w:val="1012"/>
-        </w:numPr>
-      </w:pPr>
-      <w:r>
-        <w:t xml:space="preserve">El kudo hacia la profe también es kudo: la retroalimentación hacia arriba es la más valiente.</w:t>
-      </w:r>
-    </w:p>
-    <w:p>
-      <w:r>
-        <w:pict>
-          <v:rect style="width:0;height:1.5pt" o:hralign="center" o:hrstd="t" o:hr="t"/>
-        </w:pict>
-      </w:r>
-    </w:p>
-    <w:bookmarkEnd w:id="46"/>
-    <w:bookmarkStart w:id="47" w:name="vocabulario-rápido-2"/>
-    <w:p>
-      <w:pPr>
-        <w:pStyle w:val="Heading2"/>
-      </w:pPr>
-      <w:r>
-        <w:t xml:space="preserve">🐛 Vocabulario rápido</w:t>
-      </w:r>
-    </w:p>
-    <w:p>
-      <w:pPr>
-        <w:pStyle w:val="Compact"/>
-        <w:numPr>
-          <w:ilvl w:val="0"/>
-          <w:numId w:val="1013"/>
-        </w:numPr>
-      </w:pPr>
-      <w:r>
-        <w:rPr>
-          <w:b/>
-          <w:bCs/>
-        </w:rPr>
-        <w:t xml:space="preserve">Sorpresa (en kudos):</w:t>
-      </w:r>
-      <w:r>
-        <w:t xml:space="preserve"> </w:t>
-      </w:r>
-      <w:r>
-        <w:t xml:space="preserve">que nadie pueda anticipar ni exigir el reconocimiento.</w:t>
-      </w:r>
-    </w:p>
-    <w:p>
-      <w:pPr>
-        <w:pStyle w:val="Compact"/>
-        <w:numPr>
-          <w:ilvl w:val="0"/>
-          <w:numId w:val="1013"/>
-        </w:numPr>
-      </w:pPr>
-      <w:r>
-        <w:rPr>
-          <w:b/>
-          <w:bCs/>
-        </w:rPr>
-        <w:t xml:space="preserve">Retroalimentación:</w:t>
-      </w:r>
-      <w:r>
-        <w:t xml:space="preserve"> </w:t>
-      </w:r>
-      <w:r>
-        <w:t xml:space="preserve">devolver a alguien información útil sobre lo que hizo (aquí, en positivo).</w:t>
-      </w:r>
-    </w:p>
-    <w:p>
-      <w:pPr>
-        <w:pStyle w:val="Compact"/>
-        <w:numPr>
-          <w:ilvl w:val="0"/>
-          <w:numId w:val="1013"/>
-        </w:numPr>
-      </w:pPr>
-      <w:r>
-        <w:rPr>
-          <w:b/>
-          <w:bCs/>
-        </w:rPr>
-        <w:t xml:space="preserve">Distribuidor:</w:t>
-      </w:r>
-      <w:r>
-        <w:t xml:space="preserve"> </w:t>
-      </w:r>
-      <w:r>
-        <w:t xml:space="preserve">quien vigila en el aula que los kudos no se concentren siempre en los mismos.</w:t>
-      </w:r>
-    </w:p>
-    <w:p>
-      <w:r>
-        <w:pict>
-          <v:rect style="width:0;height:1.5pt" o:hralign="center" o:hrstd="t" o:hr="t"/>
-        </w:pict>
-      </w:r>
-    </w:p>
-    <w:p>
-      <w:pPr>
-        <w:pStyle w:val="FirstParagraph"/>
-      </w:pPr>
-      <w:r>
-        <w:t xml:space="preserve">📚</w:t>
-      </w:r>
-      <w:r>
-        <w:t xml:space="preserve"> </w:t>
-      </w:r>
-      <w:hyperlink r:id="rId25">
-        <w:r>
-          <w:rPr>
-            <w:rStyle w:val="Hyperlink"/>
-          </w:rPr>
-          <w:t xml:space="preserve">Volver al índice de Kudo Cards</w:t>
-        </w:r>
-      </w:hyperlink>
-      <w:r>
-        <w:t xml:space="preserve"> </w:t>
-      </w:r>
-      <w:r>
-        <w:t xml:space="preserve">·</w:t>
-      </w:r>
-      <w:r>
-        <w:t xml:space="preserve"> </w:t>
-      </w:r>
-      <w:r>
-        <w:rPr>
-          <w:b/>
-          <w:bCs/>
-        </w:rPr>
-        <w:t xml:space="preserve">Anterior:</w:t>
-      </w:r>
-      <w:r>
-        <w:t xml:space="preserve"> </w:t>
-      </w:r>
-      <w:hyperlink r:id="rId11">
-        <w:r>
-          <w:rPr>
-            <w:rStyle w:val="Hyperlink"/>
-          </w:rPr>
-          <w:t xml:space="preserve">La caja o el mural</w:t>
-        </w:r>
-      </w:hyperlink>
-      <w:r>
-        <w:t xml:space="preserve"> </w:t>
-      </w:r>
-      <w:r>
-        <w:t xml:space="preserve">·</w:t>
-      </w:r>
-      <w:r>
-        <w:t xml:space="preserve"> </w:t>
-      </w:r>
-      <w:r>
-        <w:rPr>
-          <w:b/>
-          <w:bCs/>
-        </w:rPr>
-        <w:t xml:space="preserve">Siguiente:</w:t>
+      <w:pPr>
+        <w:pStyle w:val="BodyText"/>
+      </w:pPr>
+      <w:r>
+        <w:rPr>
+          <w:b/>
+          <w:bCs/>
+        </w:rPr>
+        <w:t xml:space="preserve">Recomendación para empezar:</w:t>
+      </w:r>
+      <w:r>
+        <w:t xml:space="preserve"> </w:t>
+      </w:r>
+      <w:r>
+        <w:t xml:space="preserve">si el grupo tiene conflictos vivos, empieza por la</w:t>
+      </w:r>
+      <w:r>
+        <w:t xml:space="preserve"> </w:t>
+      </w:r>
+      <w:r>
+        <w:rPr>
+          <w:b/>
+          <w:bCs/>
+        </w:rPr>
+        <w:t xml:space="preserve">Box</w:t>
+      </w:r>
+      <w:r>
+        <w:t xml:space="preserve"> </w:t>
+      </w:r>
+      <w:r>
+        <w:t xml:space="preserve">con reparto discreto; cuando el clima mejore, añade el</w:t>
+      </w:r>
+      <w:r>
+        <w:t xml:space="preserve"> </w:t>
+      </w:r>
+      <w:r>
+        <w:rPr>
+          <w:b/>
+          <w:bCs/>
+        </w:rPr>
+        <w:t xml:space="preserve">Wall</w:t>
+      </w:r>
+      <w:r>
+        <w:t xml:space="preserve">. Y sí: en el</w:t>
       </w:r>
       <w:r>
         <w:t xml:space="preserve"> </w:t>
@@ -3574,67 +3054,14 @@
           <w:rPr>
             <w:rStyle w:val="Hyperlink"/>
           </w:rPr>
-          <w:t xml:space="preserve">Cómo escribir un kudo</w:t>
+          <w:t xml:space="preserve">banco de tarjetas</w:t>
         </w:r>
       </w:hyperlink>
-    </w:p>
-    <w:bookmarkEnd w:id="47"/>
-    <w:bookmarkEnd w:id="48"/>
-    <w:bookmarkStart w:id="58" w:name="cómo-escribir-un-kudo"/>
-    <w:p>
-      <w:pPr>
-        <w:pStyle w:val="Heading1"/>
-      </w:pPr>
-      <w:r>
-        <w:t xml:space="preserve">4 — Cómo escribir un kudo</w:t>
-      </w:r>
-    </w:p>
-    <w:p>
-      <w:pPr>
-        <w:pStyle w:val="FirstParagraph"/>
-      </w:pPr>
-      <w:r>
-        <w:t xml:space="preserve">La fórmula, los errores y la práctica ✍️</w:t>
-      </w:r>
-    </w:p>
-    <w:p>
-      <w:pPr>
-        <w:pStyle w:val="BlockText"/>
-      </w:pPr>
-      <w:r>
-        <w:t xml:space="preserve">🗺️</w:t>
-      </w:r>
-      <w:r>
-        <w:t xml:space="preserve"> </w:t>
-      </w:r>
-      <w:r>
-        <w:rPr>
-          <w:b/>
-          <w:bCs/>
-        </w:rPr>
-        <w:t xml:space="preserve">Estás en:</w:t>
-      </w:r>
-      <w:r>
-        <w:t xml:space="preserve"> </w:t>
-      </w:r>
-      <w:r>
-        <w:t xml:space="preserve">🤝</w:t>
-      </w:r>
-      <w:r>
-        <w:t xml:space="preserve"> </w:t>
-      </w:r>
-      <w:r>
-        <w:rPr>
-          <w:b/>
-          <w:bCs/>
-        </w:rPr>
-        <w:t xml:space="preserve">Kudo Cards</w:t>
-      </w:r>
-      <w:r>
-        <w:t xml:space="preserve"> </w:t>
-      </w:r>
-      <w:r>
-        <w:t xml:space="preserve">→ 4 · Cómo escribir un kudo</w:t>
+      <w:r>
+        <w:t xml:space="preserve"> </w:t>
+      </w:r>
+      <w:r>
+        <w:t xml:space="preserve">tienes +50 kudos listos para llenarlas de contenido desde el primer día.</w:t>
       </w:r>
     </w:p>
     <w:p>
@@ -3644,63 +3071,23 @@
         </w:pict>
       </w:r>
     </w:p>
-    <w:bookmarkStart w:id="49" w:name="en-corto-3"/>
+    <w:bookmarkEnd w:id="40"/>
+    <w:bookmarkStart w:id="46" w:name="las-5-reglas-del-banco"/>
     <w:p>
       <w:pPr>
         <w:pStyle w:val="Heading2"/>
       </w:pPr>
       <w:r>
-        <w:t xml:space="preserve">📬 En corto</w:t>
-      </w:r>
-    </w:p>
-    <w:p>
-      <w:pPr>
-        <w:pStyle w:val="BlockText"/>
-      </w:pPr>
-      <w:r>
-        <w:t xml:space="preserve">Un kudo de verdad tiene tres piezas:</w:t>
-      </w:r>
-      <w:r>
-        <w:t xml:space="preserve"> </w:t>
-      </w:r>
-      <w:r>
-        <w:rPr>
-          <w:b/>
-          <w:bCs/>
-        </w:rPr>
-        <w:t xml:space="preserve">concreto + comportamiento + impacto</w:t>
-      </w:r>
-      <w:r>
-        <w:t xml:space="preserve">. Con esa fórmula, cualquiera escribe uno decente en 30 segundos.</w:t>
-      </w:r>
-    </w:p>
-    <w:p>
-      <w:r>
-        <w:pict>
-          <v:rect style="width:0;height:1.5pt" o:hralign="center" o:hrstd="t" o:hr="t"/>
-        </w:pict>
-      </w:r>
-    </w:p>
-    <w:bookmarkEnd w:id="49"/>
-    <w:bookmarkStart w:id="50" w:name="la-fórmula-del-buen-kudo"/>
-    <w:p>
-      <w:pPr>
-        <w:pStyle w:val="Heading2"/>
-      </w:pPr>
-      <w:r>
-        <w:t xml:space="preserve">✍️ La fórmula del buen kudo</w:t>
-      </w:r>
-    </w:p>
-    <w:p>
-      <w:pPr>
-        <w:pStyle w:val="BlockText"/>
-      </w:pPr>
-      <w:r>
-        <w:rPr>
-          <w:b/>
-          <w:bCs/>
-        </w:rPr>
-        <w:t xml:space="preserve">“Gracias por [comportamiento concreto]. Gracias a eso, [impacto].”</w:t>
+        <w:t xml:space="preserve">📋 Las 5 reglas del banco</w:t>
+      </w:r>
+    </w:p>
+    <w:bookmarkStart w:id="41" w:name="rotación-que-no-siempre-reciba-el-mismo"/>
+    <w:p>
+      <w:pPr>
+        <w:pStyle w:val="Heading3"/>
+      </w:pPr>
+      <w:r>
+        <w:t xml:space="preserve">1. Rotación: que no siempre reciba el mismo</w:t>
       </w:r>
     </w:p>
     <w:p>
@@ -3708,7 +3095,38 @@
         <w:pStyle w:val="FirstParagraph"/>
       </w:pPr>
       <w:r>
-        <w:t xml:space="preserve">Ejemplos:</w:t>
+        <w:t xml:space="preserve">Si siempre se kudea a los mismos tres, el banco refuerza la popularidad, no el clima. Quien reparte las tarjetas —o el grupo entero— debe</w:t>
+      </w:r>
+      <w:r>
+        <w:t xml:space="preserve"> </w:t>
+      </w:r>
+      <w:r>
+        <w:rPr>
+          <w:b/>
+          <w:bCs/>
+        </w:rPr>
+        <w:t xml:space="preserve">repartir</w:t>
+      </w:r>
+      <w:r>
+        <w:t xml:space="preserve">: una regla práctica es que, al terminar la ronda, todo el mundo haya recibido al menos una y nadie más de dos.</w:t>
+      </w:r>
+    </w:p>
+    <w:bookmarkEnd w:id="41"/>
+    <w:bookmarkStart w:id="42" w:name="el-anónimo-solo-cuando-hay-tensión"/>
+    <w:p>
+      <w:pPr>
+        <w:pStyle w:val="Heading3"/>
+      </w:pPr>
+      <w:r>
+        <w:t xml:space="preserve">2. El anónimo, solo cuando hay tensión</w:t>
+      </w:r>
+    </w:p>
+    <w:p>
+      <w:pPr>
+        <w:pStyle w:val="FirstParagraph"/>
+      </w:pPr>
+      <w:r>
+        <w:t xml:space="preserve">Las tarjetas se pueden firmar o no:</w:t>
       </w:r>
     </w:p>
     <w:tbl>
@@ -3733,18 +3151,18 @@
               <w:pStyle w:val="Compact"/>
             </w:pPr>
             <w:r>
-              <w:t xml:space="preserve">❌ Kudo flojo</w:t>
-            </w:r>
-          </w:p>
-        </w:tc>
-        <w:tc>
-          <w:tcPr/>
-          <w:p>
-            <w:pPr>
-              <w:pStyle w:val="Compact"/>
-            </w:pPr>
-            <w:r>
-              <w:t xml:space="preserve">✅ Kudo con fórmula</w:t>
+              <w:t xml:space="preserve">Situación del grupo</w:t>
+            </w:r>
+          </w:p>
+        </w:tc>
+        <w:tc>
+          <w:tcPr/>
+          <w:p>
+            <w:pPr>
+              <w:pStyle w:val="Compact"/>
+            </w:pPr>
+            <w:r>
+              <w:t xml:space="preserve">Firma</w:t>
             </w:r>
           </w:p>
         </w:tc>
@@ -3757,18 +3175,34 @@
               <w:pStyle w:val="Compact"/>
             </w:pPr>
             <w:r>
-              <w:t xml:space="preserve">“Gracias por ser buena persona”</w:t>
-            </w:r>
-          </w:p>
-        </w:tc>
-        <w:tc>
-          <w:tcPr/>
-          <w:p>
-            <w:pPr>
-              <w:pStyle w:val="Compact"/>
-            </w:pPr>
-            <w:r>
-              <w:t xml:space="preserve">“Gracias por quedarte a explicarme la nómina cuando ya ibas a salir; sin ti no lo entendía”</w:t>
+              <w:t xml:space="preserve">Conflicto vivo, hay</w:t>
+            </w:r>
+            <w:r>
+              <w:t xml:space="preserve"> </w:t>
+            </w:r>
+            <w:r>
+              <w:t xml:space="preserve">“uno contra el grupo”</w:t>
+            </w:r>
+          </w:p>
+        </w:tc>
+        <w:tc>
+          <w:tcPr/>
+          <w:p>
+            <w:pPr>
+              <w:pStyle w:val="Compact"/>
+            </w:pPr>
+            <w:r>
+              <w:rPr>
+                <w:b/>
+                <w:bCs/>
+              </w:rPr>
+              <w:t xml:space="preserve">Anónimo</w:t>
+            </w:r>
+            <w:r>
+              <w:t xml:space="preserve"> </w:t>
+            </w:r>
+            <w:r>
+              <w:t xml:space="preserve">(reduce la vergüenza y las represalias)</w:t>
             </w:r>
           </w:p>
         </w:tc>
@@ -3781,42 +3215,28 @@
               <w:pStyle w:val="Compact"/>
             </w:pPr>
             <w:r>
-              <w:t xml:space="preserve">“Buen trabajo”</w:t>
-            </w:r>
-          </w:p>
-        </w:tc>
-        <w:tc>
-          <w:tcPr/>
-          <w:p>
-            <w:pPr>
-              <w:pStyle w:val="Compact"/>
-            </w:pPr>
-            <w:r>
-              <w:t xml:space="preserve">“Gracias por avisar de que faltaban cajas antes de que el cliente se quedara esperando; salvaste la venta”</w:t>
-            </w:r>
-          </w:p>
-        </w:tc>
-      </w:tr>
-      <w:tr>
-        <w:tc>
-          <w:tcPr/>
-          <w:p>
-            <w:pPr>
-              <w:pStyle w:val="Compact"/>
-            </w:pPr>
-            <w:r>
-              <w:t xml:space="preserve">“Eres un crack”</w:t>
-            </w:r>
-          </w:p>
-        </w:tc>
-        <w:tc>
-          <w:tcPr/>
-          <w:p>
-            <w:pPr>
-              <w:pStyle w:val="Compact"/>
-            </w:pPr>
-            <w:r>
-              <w:t xml:space="preserve">“Gracias por incluirme en el trabajo de almacén el primer día; me quitaste los nervios”</w:t>
+              <w:t xml:space="preserve">Clima ya normalizado</w:t>
+            </w:r>
+          </w:p>
+        </w:tc>
+        <w:tc>
+          <w:tcPr/>
+          <w:p>
+            <w:pPr>
+              <w:pStyle w:val="Compact"/>
+            </w:pPr>
+            <w:r>
+              <w:rPr>
+                <w:b/>
+                <w:bCs/>
+              </w:rPr>
+              <w:t xml:space="preserve">Firmado</w:t>
+            </w:r>
+            <w:r>
+              <w:t xml:space="preserve"> </w:t>
+            </w:r>
+            <w:r>
+              <w:t xml:space="preserve">(el reconocimiento con nombre duele más bonito)</w:t>
             </w:r>
           </w:p>
         </w:tc>
@@ -3827,56 +3247,17 @@
         <w:pStyle w:val="BodyText"/>
       </w:pPr>
       <w:r>
-        <w:t xml:space="preserve">Fíjate: el flojo es un</w:t>
-      </w:r>
-      <w:r>
-        <w:t xml:space="preserve"> </w:t>
-      </w:r>
-      <w:r>
-        <w:rPr>
-          <w:b/>
-          <w:bCs/>
-        </w:rPr>
-        <w:t xml:space="preserve">juicio</w:t>
-      </w:r>
-      <w:r>
-        <w:t xml:space="preserve"> </w:t>
-      </w:r>
-      <w:r>
-        <w:t xml:space="preserve">(se discute). El bueno es un</w:t>
-      </w:r>
-      <w:r>
-        <w:t xml:space="preserve"> </w:t>
-      </w:r>
-      <w:r>
-        <w:rPr>
-          <w:b/>
-          <w:bCs/>
-        </w:rPr>
-        <w:t xml:space="preserve">hecho</w:t>
-      </w:r>
-      <w:r>
-        <w:t xml:space="preserve"> </w:t>
-      </w:r>
-      <w:r>
-        <w:t xml:space="preserve">(nadie puede discutir que te quedaste a explicar la nómina).</w:t>
-      </w:r>
-    </w:p>
-    <w:p>
-      <w:r>
-        <w:pict>
-          <v:rect style="width:0;height:1.5pt" o:hralign="center" o:hrstd="t" o:hr="t"/>
-        </w:pict>
-      </w:r>
-    </w:p>
-    <w:bookmarkEnd w:id="50"/>
-    <w:bookmarkStart w:id="51" w:name="el-fail-de-dani-el-kudo-genérico"/>
-    <w:p>
-      <w:pPr>
-        <w:pStyle w:val="Heading2"/>
-      </w:pPr>
-      <w:r>
-        <w:t xml:space="preserve">😬 El fail de DANI: el kudo genérico</w:t>
+        <w:t xml:space="preserve">El anónimo no es para siempre: es el modo de arranque. Si el grupo funciona, la firma vuelve sola.</w:t>
+      </w:r>
+    </w:p>
+    <w:bookmarkEnd w:id="42"/>
+    <w:bookmarkStart w:id="43" w:name="nunca-de-apariencia-ni-de-nota"/>
+    <w:p>
+      <w:pPr>
+        <w:pStyle w:val="Heading3"/>
+      </w:pPr>
+      <w:r>
+        <w:t xml:space="preserve">3. Nunca de apariencia ni de nota</w:t>
       </w:r>
     </w:p>
     <w:p>
@@ -3884,143 +3265,57 @@
         <w:pStyle w:val="FirstParagraph"/>
       </w:pPr>
       <w:r>
-        <w:t xml:space="preserve">DANI quiso estrenar la Kudo Box de la tienda. Metió cinco tarjetas de golpe. Rosa leyó la primera en voz alta:</w:t>
-      </w:r>
-    </w:p>
-    <w:p>
-      <w:pPr>
-        <w:pStyle w:val="BlockText"/>
-      </w:pPr>
-      <w:r>
-        <w:t xml:space="preserve">—</w:t>
-      </w:r>
-      <w:r>
-        <w:t xml:space="preserve"> </w:t>
-      </w:r>
-      <w:r>
-        <w:rPr>
-          <w:b/>
-          <w:bCs/>
-        </w:rPr>
-        <w:t xml:space="preserve">ROSA:</w:t>
-      </w:r>
-      <w:r>
-        <w:t xml:space="preserve"> </w:t>
-      </w:r>
-      <w:r>
-        <w:t xml:space="preserve">“Gracias por ser increíble. — DANI”</w:t>
-      </w:r>
-      <w:r>
-        <w:t xml:space="preserve">. ¿Y esto a quién va?</w:t>
-      </w:r>
-      <w:r>
-        <w:t xml:space="preserve"> </w:t>
-      </w:r>
-      <w:r>
-        <w:t xml:space="preserve">—</w:t>
-      </w:r>
-      <w:r>
-        <w:t xml:space="preserve"> </w:t>
-      </w:r>
-      <w:r>
-        <w:rPr>
-          <w:b/>
-          <w:bCs/>
-        </w:rPr>
-        <w:t xml:space="preserve">DANI:</w:t>
-      </w:r>
-      <w:r>
-        <w:t xml:space="preserve"> </w:t>
-      </w:r>
-      <w:r>
-        <w:t xml:space="preserve">A todos.</w:t>
-      </w:r>
-      <w:r>
-        <w:t xml:space="preserve"> </w:t>
-      </w:r>
-      <w:r>
-        <w:t xml:space="preserve">—</w:t>
-      </w:r>
-      <w:r>
-        <w:t xml:space="preserve"> </w:t>
-      </w:r>
-      <w:r>
-        <w:rPr>
-          <w:b/>
-          <w:bCs/>
-        </w:rPr>
-        <w:t xml:space="preserve">ROSA:</w:t>
-      </w:r>
-      <w:r>
-        <w:t xml:space="preserve"> </w:t>
-      </w:r>
-      <w:r>
-        <w:t xml:space="preserve">A todos es a nadie, campeón. ¿Qué hizo</w:t>
-      </w:r>
-      <w:r>
-        <w:t xml:space="preserve"> </w:t>
-      </w:r>
-      <w:r>
-        <w:t xml:space="preserve">“increíble”</w:t>
-      </w:r>
-      <w:r>
-        <w:t xml:space="preserve"> </w:t>
-      </w:r>
-      <w:r>
-        <w:t xml:space="preserve">Fulano el martes? ¿En qué le ayudó a quién? Un kudo sin hechos es una tarjeta de felicitación de papelería. Escribe otra, de verdad, con nombres y apellidos y martes incluido.</w:t>
-      </w:r>
-      <w:r>
-        <w:t xml:space="preserve"> </w:t>
-      </w:r>
-      <w:r>
-        <w:t xml:space="preserve">—</w:t>
-      </w:r>
-      <w:r>
-        <w:t xml:space="preserve"> </w:t>
-      </w:r>
-      <w:r>
-        <w:rPr>
-          <w:b/>
-          <w:bCs/>
-        </w:rPr>
-        <w:t xml:space="preserve">DANI:</w:t>
-      </w:r>
-      <w:r>
-        <w:t xml:space="preserve"> </w:t>
-      </w:r>
-      <w:r>
-        <w:t xml:space="preserve">…</w:t>
-      </w:r>
-      <w:r>
-        <w:t xml:space="preserve"> </w:t>
-      </w:r>
-      <w:r>
-        <w:t xml:space="preserve">“Gracias, Marta, por atender al cliente que hablaba solo de la promo mientras yo buscaba el ticket. Sin ti, ese tío se iba con la promo y sin pagar”</w:t>
-      </w:r>
-      <w:r>
-        <w:t xml:space="preserve">.</w:t>
-      </w:r>
-      <w:r>
-        <w:t xml:space="preserve"> </w:t>
-      </w:r>
-      <w:r>
-        <w:t xml:space="preserve">—</w:t>
-      </w:r>
-      <w:r>
-        <w:t xml:space="preserve"> </w:t>
-      </w:r>
-      <w:r>
-        <w:rPr>
-          <w:b/>
-          <w:bCs/>
-        </w:rPr>
-        <w:t xml:space="preserve">ROSA:</w:t>
-      </w:r>
-      <w:r>
-        <w:t xml:space="preserve"> </w:t>
-      </w:r>
-      <w:r>
-        <w:t xml:space="preserve">¡Ese sí es kudo! A la caja. Y te has vuelto a equivocar de caja, que esa es la de los folletos.</w:t>
+        <w:t xml:space="preserve">Ni</w:t>
+      </w:r>
+      <w:r>
+        <w:t xml:space="preserve"> </w:t>
+      </w:r>
+      <w:r>
+        <w:t xml:space="preserve">“qué guapa”</w:t>
+      </w:r>
+      <w:r>
+        <w:t xml:space="preserve">, ni</w:t>
+      </w:r>
+      <w:r>
+        <w:t xml:space="preserve"> </w:t>
+      </w:r>
+      <w:r>
+        <w:t xml:space="preserve">“eres el mejor de la clase”</w:t>
+      </w:r>
+      <w:r>
+        <w:t xml:space="preserve">, ni</w:t>
+      </w:r>
+      <w:r>
+        <w:t xml:space="preserve"> </w:t>
+      </w:r>
+      <w:r>
+        <w:t xml:space="preserve">“sacaste un 9”</w:t>
+      </w:r>
+      <w:r>
+        <w:t xml:space="preserve">. El banco premia</w:t>
+      </w:r>
+      <w:r>
+        <w:t xml:space="preserve"> </w:t>
+      </w:r>
+      <w:r>
+        <w:rPr>
+          <w:b/>
+          <w:bCs/>
+        </w:rPr>
+        <w:t xml:space="preserve">comportamientos</w:t>
+      </w:r>
+      <w:r>
+        <w:t xml:space="preserve">: ayudar, incluir, esforzarse, avisar, defender sin insultar. Si alguien escribe una tarjeta de apariencia, no se tira: se redirige (¿qué hizo esa persona que te parezca valiosa?).</w:t>
+      </w:r>
+    </w:p>
+    <w:bookmarkEnd w:id="43"/>
+    <w:bookmarkStart w:id="44" w:name="cantidad-libre-no-por-turno"/>
+    <w:p>
+      <w:pPr>
+        <w:pStyle w:val="Heading3"/>
+      </w:pPr>
+      <w:r>
+        <w:t xml:space="preserve">4. Cantidad libre, no por turno</w:t>
       </w:r>
     </w:p>
     <w:p>
@@ -4028,407 +3323,126 @@
         <w:pStyle w:val="FirstParagraph"/>
       </w:pPr>
       <w:r>
-        <w:rPr>
-          <w:b/>
-          <w:bCs/>
-        </w:rPr>
-        <w:t xml:space="preserve">La lección:</w:t>
-      </w:r>
-      <w:r>
-        <w:t xml:space="preserve"> </w:t>
-      </w:r>
-      <w:r>
-        <w:t xml:space="preserve">cantidad ≠ calidad. Cinco tarjetas genéricas no valen una tarjeta con nombres, fechas e impacto.</w:t>
-      </w:r>
-    </w:p>
-    <w:p>
-      <w:r>
-        <w:pict>
-          <v:rect style="width:0;height:1.5pt" o:hralign="center" o:hrstd="t" o:hr="t"/>
-        </w:pict>
-      </w:r>
-    </w:p>
-    <w:bookmarkEnd w:id="51"/>
-    <w:bookmarkStart w:id="52" w:name="X6d3c3e09e446c22360d03deace60f74b011c511"/>
-    <w:p>
-      <w:pPr>
-        <w:pStyle w:val="Heading2"/>
-      </w:pPr>
-      <w:r>
-        <w:t xml:space="preserve">🤝 Trabajo en equipo: El primer kudo de la clase</w:t>
-      </w:r>
-    </w:p>
-    <w:p>
-      <w:pPr>
-        <w:pStyle w:val="FirstParagraph"/>
-      </w:pPr>
-      <w:r>
-        <w:rPr>
-          <w:b/>
-          <w:bCs/>
-        </w:rPr>
-        <w:t xml:space="preserve">Objetivo:</w:t>
-      </w:r>
-      <w:r>
-        <w:t xml:space="preserve"> </w:t>
-      </w:r>
-      <w:r>
-        <w:t xml:space="preserve">estrenar la Kudo Box (o Wall) con tarjetas reales del grupo.</w:t>
-      </w:r>
-      <w:r>
-        <w:t xml:space="preserve"> </w:t>
-      </w:r>
-      <w:r>
-        <w:rPr>
-          <w:b/>
-          <w:bCs/>
-        </w:rPr>
-        <w:t xml:space="preserve">Tiempo:</w:t>
-      </w:r>
-      <w:r>
-        <w:t xml:space="preserve"> </w:t>
-      </w:r>
-      <w:r>
-        <w:t xml:space="preserve">20 min ·</w:t>
-      </w:r>
-      <w:r>
-        <w:t xml:space="preserve"> </w:t>
-      </w:r>
-      <w:r>
-        <w:rPr>
-          <w:b/>
-          <w:bCs/>
-        </w:rPr>
-        <w:t xml:space="preserve">Material:</w:t>
-      </w:r>
-      <w:r>
-        <w:t xml:space="preserve"> </w:t>
-      </w:r>
-      <w:r>
-        <w:t xml:space="preserve">tarjetas del</w:t>
-      </w:r>
-      <w:r>
-        <w:t xml:space="preserve"> </w:t>
-      </w:r>
-      <w:hyperlink r:id="rId16">
+        <w:t xml:space="preserve">Escribir kudos es opcional y voluntario; obligar por turno mata la técnica (regla 1 de las</w:t>
+      </w:r>
+      <w:r>
+        <w:t xml:space="preserve"> </w:t>
+      </w:r>
+      <w:hyperlink r:id="rId10">
         <w:r>
           <w:rPr>
             <w:rStyle w:val="Hyperlink"/>
           </w:rPr>
-          <w:t xml:space="preserve">Banco de Kudo Cards</w:t>
+          <w:t xml:space="preserve">6 reglas de oro</w:t>
         </w:r>
       </w:hyperlink>
       <w:r>
-        <w:t xml:space="preserve"> </w:t>
-      </w:r>
-      <w:r>
-        <w:t xml:space="preserve">(o post-its), bolígrafos, caja o mural.</w:t>
-      </w:r>
-    </w:p>
-    <w:p>
-      <w:pPr>
-        <w:pStyle w:val="Compact"/>
-        <w:numPr>
-          <w:ilvl w:val="0"/>
-          <w:numId w:val="1014"/>
-        </w:numPr>
-      </w:pPr>
-      <w:r>
-        <w:t xml:space="preserve">Cada persona elige</w:t>
-      </w:r>
-      <w:r>
-        <w:t xml:space="preserve"> </w:t>
-      </w:r>
-      <w:r>
-        <w:rPr>
-          <w:b/>
-          <w:bCs/>
-        </w:rPr>
-        <w:t xml:space="preserve">una tarjeta</w:t>
-      </w:r>
-      <w:r>
-        <w:t xml:space="preserve"> </w:t>
-      </w:r>
-      <w:r>
-        <w:t xml:space="preserve">del banco (o una en blanco) y escribe</w:t>
-      </w:r>
-      <w:r>
-        <w:t xml:space="preserve"> </w:t>
-      </w:r>
-      <w:r>
-        <w:rPr>
-          <w:b/>
-          <w:bCs/>
-        </w:rPr>
-        <w:t xml:space="preserve">un kudo con la fórmula</w:t>
-      </w:r>
-      <w:r>
-        <w:t xml:space="preserve"> </w:t>
-      </w:r>
-      <w:r>
-        <w:t xml:space="preserve">para un compañero, con nombre y hecho concreto.</w:t>
-      </w:r>
-    </w:p>
-    <w:p>
-      <w:pPr>
-        <w:pStyle w:val="Compact"/>
-        <w:numPr>
-          <w:ilvl w:val="0"/>
-          <w:numId w:val="1014"/>
-        </w:numPr>
-      </w:pPr>
-      <w:r>
-        <w:t xml:space="preserve">Doblada y sin firma (o firmando, si el grupo ya funciona), se deposita en la</w:t>
-      </w:r>
-      <w:r>
-        <w:t xml:space="preserve"> </w:t>
-      </w:r>
-      <w:r>
-        <w:rPr>
-          <w:b/>
-          <w:bCs/>
-        </w:rPr>
-        <w:t xml:space="preserve">Kudo Box</w:t>
-      </w:r>
-      <w:r>
-        <w:t xml:space="preserve">.</w:t>
-      </w:r>
-    </w:p>
-    <w:p>
-      <w:pPr>
-        <w:pStyle w:val="Compact"/>
-        <w:numPr>
-          <w:ilvl w:val="0"/>
-          <w:numId w:val="1014"/>
-        </w:numPr>
-      </w:pPr>
-      <w:r>
-        <w:t xml:space="preserve">Momento de apertura: se leen en voz alta las tarjetas y cada destinatario las recoge. Si el grupo es muy conflictivo: reparto discreto sin lectura pública (la variante del punto 2).</w:t>
-      </w:r>
-    </w:p>
-    <w:p>
-      <w:pPr>
-        <w:pStyle w:val="Compact"/>
-        <w:numPr>
-          <w:ilvl w:val="0"/>
-          <w:numId w:val="1014"/>
-        </w:numPr>
-      </w:pPr>
-      <w:r>
-        <w:t xml:space="preserve">Cierre: votación anónima de</w:t>
-      </w:r>
-      <w:r>
-        <w:t xml:space="preserve"> </w:t>
-      </w:r>
-      <w:r>
-        <w:t xml:space="preserve">“el kudo más específico”</w:t>
-      </w:r>
-      <w:r>
-        <w:t xml:space="preserve"> </w:t>
-      </w:r>
-      <w:r>
-        <w:t xml:space="preserve">(no</w:t>
-      </w:r>
-      <w:r>
-        <w:t xml:space="preserve"> </w:t>
-      </w:r>
-      <w:r>
-        <w:t xml:space="preserve">“el mejor”</w:t>
-      </w:r>
-      <w:r>
-        <w:t xml:space="preserve">): se premia la fórmula, no a la persona.</w:t>
-      </w:r>
-    </w:p>
-    <w:p>
-      <w:pPr>
-        <w:pStyle w:val="BlockText"/>
-      </w:pPr>
-      <w:r>
-        <w:t xml:space="preserve">♿</w:t>
-      </w:r>
-      <w:r>
-        <w:t xml:space="preserve"> </w:t>
-      </w:r>
-      <w:r>
-        <w:rPr>
-          <w:b/>
-          <w:bCs/>
-        </w:rPr>
-        <w:t xml:space="preserve">Inclusión:</w:t>
-      </w:r>
-      <w:r>
-        <w:t xml:space="preserve"> </w:t>
-      </w:r>
-      <w:r>
-        <w:t xml:space="preserve">la docencia vigila que</w:t>
-      </w:r>
-      <w:r>
-        <w:t xml:space="preserve"> </w:t>
-      </w:r>
-      <w:r>
-        <w:rPr>
-          <w:b/>
-          <w:bCs/>
-        </w:rPr>
-        <w:t xml:space="preserve">nadie se quede sin tarjeta recibida</w:t>
-      </w:r>
-      <w:r>
-        <w:t xml:space="preserve"> </w:t>
-      </w:r>
-      <w:r>
-        <w:t xml:space="preserve">(se completa el reparto si falta); se prohíben los kudos de apariencia (</w:t>
-      </w:r>
-      <w:r>
-        <w:t xml:space="preserve">“qué guapa estás”</w:t>
-      </w:r>
-      <w:r>
-        <w:t xml:space="preserve">) y se redirigen a comportamientos; y el que reciba muchas tarjetas debe escribir una también — aquí nadie acumula, todos reparten.</w:t>
-      </w:r>
-    </w:p>
-    <w:p>
-      <w:r>
-        <w:pict>
-          <v:rect style="width:0;height:1.5pt" o:hralign="center" o:hrstd="t" o:hr="t"/>
-        </w:pict>
-      </w:r>
-    </w:p>
-    <w:bookmarkEnd w:id="52"/>
-    <w:bookmarkStart w:id="54" w:name="reto-mental"/>
-    <w:p>
-      <w:pPr>
-        <w:pStyle w:val="Heading2"/>
-      </w:pPr>
-      <w:r>
-        <w:t xml:space="preserve">🧠 Reto mental</w:t>
-      </w:r>
-    </w:p>
-    <w:p>
-      <w:pPr>
-        <w:pStyle w:val="FirstParagraph"/>
-      </w:pPr>
-      <w:r>
-        <w:t xml:space="preserve">Piensa antes de ver las soluciones:</w:t>
-      </w:r>
-    </w:p>
-    <w:p>
-      <w:pPr>
-        <w:pStyle w:val="Compact"/>
-        <w:numPr>
-          <w:ilvl w:val="0"/>
-          <w:numId w:val="1015"/>
-        </w:numPr>
-      </w:pPr>
-      <w:r>
-        <w:t xml:space="preserve">Reescribe con la fórmula:</w:t>
-      </w:r>
-      <w:r>
-        <w:t xml:space="preserve"> </w:t>
-      </w:r>
-      <w:r>
-        <w:t xml:space="preserve">“Gracias por ayudar”</w:t>
-      </w:r>
-      <w:r>
-        <w:t xml:space="preserve">.</w:t>
-      </w:r>
-    </w:p>
-    <w:p>
-      <w:pPr>
-        <w:pStyle w:val="Compact"/>
-        <w:numPr>
-          <w:ilvl w:val="0"/>
-          <w:numId w:val="1015"/>
-        </w:numPr>
-      </w:pPr>
-      <w:r>
-        <w:t xml:space="preserve">Tu profe de módulo te explicó dos veces un tema sin quejarse. Escribe el kudo para ella/él.</w:t>
-      </w:r>
-    </w:p>
-    <w:p>
-      <w:pPr>
-        <w:pStyle w:val="Compact"/>
-        <w:numPr>
-          <w:ilvl w:val="0"/>
-          <w:numId w:val="1015"/>
-        </w:numPr>
-      </w:pPr>
-      <w:r>
-        <w:t xml:space="preserve">¿Por qué</w:t>
-      </w:r>
-      <w:r>
-        <w:t xml:space="preserve"> </w:t>
-      </w:r>
-      <w:r>
-        <w:t xml:space="preserve">“gracias por sacar un 9”</w:t>
-      </w:r>
-      <w:r>
-        <w:t xml:space="preserve"> </w:t>
-      </w:r>
-      <w:r>
-        <w:t xml:space="preserve">es un kudo flojo?</w:t>
-      </w:r>
-    </w:p>
-    <w:p>
-      <w:pPr>
-        <w:pStyle w:val="FirstParagraph"/>
-      </w:pPr>
-      <w:r>
-        <w:t xml:space="preserve">🔄 Respuestas</w:t>
-      </w:r>
-    </w:p>
-    <w:p>
-      <w:pPr>
-        <w:pStyle w:val="Compact"/>
-        <w:numPr>
-          <w:ilvl w:val="0"/>
-          <w:numId w:val="1016"/>
-        </w:numPr>
-      </w:pPr>
-      <w:r>
-        <w:t xml:space="preserve">Ejemplo:</w:t>
-      </w:r>
-      <w:r>
-        <w:t xml:space="preserve"> </w:t>
-      </w:r>
-      <w:r>
-        <w:t xml:space="preserve">“Gracias por quedarte conmigo a repasar la factura cuando te estabas yendo; gracias a eso la entrego mañana sin sustos”</w:t>
-      </w:r>
-      <w:r>
-        <w:t xml:space="preserve">. (Comportamiento + impacto + concreción)</w:t>
-      </w:r>
-    </w:p>
-    <w:p>
-      <w:pPr>
-        <w:pStyle w:val="Compact"/>
-        <w:numPr>
-          <w:ilvl w:val="0"/>
-          <w:numId w:val="1016"/>
-        </w:numPr>
-      </w:pPr>
-      <w:r>
-        <w:t xml:space="preserve">Ejemplo:</w:t>
-      </w:r>
-      <w:r>
-        <w:t xml:space="preserve"> </w:t>
-      </w:r>
-      <w:r>
-        <w:t xml:space="preserve">“Gracias por explicarme el IRPF dos veces con un ejemplo de nómina real; la segunda vez me cuadró todo”</w:t>
-      </w:r>
-      <w:r>
-        <w:t xml:space="preserve">. El kudo para la profe se entrega igual: caja, mural o correo (ver el</w:t>
-      </w:r>
-      <w:r>
-        <w:t xml:space="preserve"> </w:t>
-      </w:r>
-      <w:hyperlink r:id="rId53">
+        <w:t xml:space="preserve">). Lo que sí es bueno: el grupo entero estrena la Box con un primer kudo cada uno (la dinámica del</w:t>
+      </w:r>
+      <w:r>
+        <w:t xml:space="preserve"> </w:t>
+      </w:r>
+      <w:hyperlink r:id="rId12">
         <w:r>
           <w:rPr>
             <w:rStyle w:val="Hyperlink"/>
           </w:rPr>
-          <w:t xml:space="preserve">kudo digital</w:t>
+          <w:t xml:space="preserve">punto 3</w:t>
         </w:r>
       </w:hyperlink>
       <w:r>
         <w:t xml:space="preserve">).</w:t>
+      </w:r>
+    </w:p>
+    <w:bookmarkEnd w:id="44"/>
+    <w:bookmarkStart w:id="45" w:name="el-kudo-también-sale-de-la-caja"/>
+    <w:p>
+      <w:pPr>
+        <w:pStyle w:val="Heading3"/>
+      </w:pPr>
+      <w:r>
+        <w:t xml:space="preserve">5. El kudo también sale de la caja</w:t>
+      </w:r>
+    </w:p>
+    <w:p>
+      <w:pPr>
+        <w:pStyle w:val="FirstParagraph"/>
+      </w:pPr>
+      <w:r>
+        <w:t xml:space="preserve">Las tarjetas no solo se meten:</w:t>
+      </w:r>
+      <w:r>
+        <w:t xml:space="preserve"> </w:t>
+      </w:r>
+      <w:r>
+        <w:rPr>
+          <w:b/>
+          <w:bCs/>
+        </w:rPr>
+        <w:t xml:space="preserve">también se leen, se cuelgan y se guardan</w:t>
+      </w:r>
+      <w:r>
+        <w:t xml:space="preserve">. Un buen uso es archivar las más bonitas y releerlas en semanas bajas. Y ya puestos: si el kudo es para alguien que falta esa semana, la</w:t>
+      </w:r>
+      <w:r>
+        <w:t xml:space="preserve"> </w:t>
+      </w:r>
+      <w:hyperlink r:id="rId14">
+        <w:r>
+          <w:rPr>
+            <w:rStyle w:val="Hyperlink"/>
+          </w:rPr>
+          <w:t xml:space="preserve">versión digital</w:t>
+        </w:r>
+      </w:hyperlink>
+      <w:r>
+        <w:t xml:space="preserve"> </w:t>
+      </w:r>
+      <w:r>
+        <w:t xml:space="preserve">lo lleva por correo.</w:t>
+      </w:r>
+    </w:p>
+    <w:p>
+      <w:r>
+        <w:pict>
+          <v:rect style="width:0;height:1.5pt" o:hralign="center" o:hrstd="t" o:hr="t"/>
+        </w:pict>
+      </w:r>
+    </w:p>
+    <w:bookmarkEnd w:id="45"/>
+    <w:bookmarkEnd w:id="46"/>
+    <w:bookmarkStart w:id="47" w:name="cómo-imprimir-las-tarjetas"/>
+    <w:p>
+      <w:pPr>
+        <w:pStyle w:val="Heading2"/>
+      </w:pPr>
+      <w:r>
+        <w:t xml:space="preserve">🖨️ Cómo imprimir las tarjetas</w:t>
+      </w:r>
+    </w:p>
+    <w:p>
+      <w:pPr>
+        <w:pStyle w:val="FirstParagraph"/>
+      </w:pPr>
+      <w:r>
+        <w:t xml:space="preserve">Cada tarjeta del</w:t>
+      </w:r>
+      <w:r>
+        <w:t xml:space="preserve"> </w:t>
+      </w:r>
+      <w:hyperlink r:id="rId13">
+        <w:r>
+          <w:rPr>
+            <w:rStyle w:val="Hyperlink"/>
+          </w:rPr>
+          <w:t xml:space="preserve">banco</w:t>
+        </w:r>
+      </w:hyperlink>
+      <w:r>
+        <w:t xml:space="preserve"> </w:t>
+      </w:r>
+      <w:r>
+        <w:t xml:space="preserve">vive en una tabla. Para imprimir:</w:t>
       </w:r>
     </w:p>
     <w:p>
@@ -4436,11 +3450,66 @@
         <w:pStyle w:val="Compact"/>
         <w:numPr>
           <w:ilvl w:val="0"/>
-          <w:numId w:val="1016"/>
+          <w:numId w:val="1008"/>
         </w:numPr>
       </w:pPr>
       <w:r>
-        <w:t xml:space="preserve">Porque es el resultado, no el comportamiento. El comportamiento que lo produjo (practicar, preguntar, repetir) es lo que conviene reconocer: eso sí se repite.</w:t>
+        <w:rPr>
+          <w:b/>
+          <w:bCs/>
+        </w:rPr>
+        <w:t xml:space="preserve">Ctrl+P</w:t>
+      </w:r>
+      <w:r>
+        <w:t xml:space="preserve"> </w:t>
+      </w:r>
+      <w:r>
+        <w:t xml:space="preserve">(o ⌘+P en Mac) sobre la página de tarjetas.</w:t>
+      </w:r>
+    </w:p>
+    <w:p>
+      <w:pPr>
+        <w:pStyle w:val="Compact"/>
+        <w:numPr>
+          <w:ilvl w:val="0"/>
+          <w:numId w:val="1008"/>
+        </w:numPr>
+      </w:pPr>
+      <w:r>
+        <w:t xml:space="preserve">Ajustar a una hoja A4, márgenes estrechos.</w:t>
+      </w:r>
+    </w:p>
+    <w:p>
+      <w:pPr>
+        <w:pStyle w:val="Compact"/>
+        <w:numPr>
+          <w:ilvl w:val="0"/>
+          <w:numId w:val="1008"/>
+        </w:numPr>
+      </w:pPr>
+      <w:r>
+        <w:t xml:space="preserve">Recortar por los bordes de cada tarjeta. Unas 6-8 por hoja.</w:t>
+      </w:r>
+    </w:p>
+    <w:p>
+      <w:pPr>
+        <w:pStyle w:val="FirstParagraph"/>
+      </w:pPr>
+      <w:r>
+        <w:t xml:space="preserve">Y recuerda: el diseño da igual;</w:t>
+      </w:r>
+      <w:r>
+        <w:t xml:space="preserve"> </w:t>
+      </w:r>
+      <w:r>
+        <w:rPr>
+          <w:b/>
+          <w:bCs/>
+        </w:rPr>
+        <w:t xml:space="preserve">lo que importa es la intención</w:t>
+      </w:r>
+      <w:r>
+        <w:t xml:space="preserve">. Sirven post-its, servilletas y la libreta de siempre.</w:t>
       </w:r>
     </w:p>
     <w:p>
@@ -4450,14 +3519,442 @@
         </w:pict>
       </w:r>
     </w:p>
-    <w:bookmarkEnd w:id="54"/>
-    <w:bookmarkStart w:id="55" w:name="logros-de-la-unidad"/>
+    <w:bookmarkEnd w:id="47"/>
+    <w:bookmarkStart w:id="48" w:name="mini-chequeo-1"/>
     <w:p>
       <w:pPr>
         <w:pStyle w:val="Heading2"/>
       </w:pPr>
       <w:r>
-        <w:t xml:space="preserve">🏆 Logros de la unidad</w:t>
+        <w:t xml:space="preserve">🧠 Mini-chequeo</w:t>
+      </w:r>
+    </w:p>
+    <w:p>
+      <w:pPr>
+        <w:pStyle w:val="Compact"/>
+        <w:numPr>
+          <w:ilvl w:val="0"/>
+          <w:numId w:val="1009"/>
+        </w:numPr>
+      </w:pPr>
+      <w:r>
+        <w:t xml:space="preserve">¿Cuándo se usa el kudo anónimo y cuándo el firmado?</w:t>
+      </w:r>
+    </w:p>
+    <w:p>
+      <w:pPr>
+        <w:pStyle w:val="Compact"/>
+        <w:numPr>
+          <w:ilvl w:val="0"/>
+          <w:numId w:val="1009"/>
+        </w:numPr>
+      </w:pPr>
+      <w:r>
+        <w:t xml:space="preserve">¿Por qué la rotación es la regla más importante del banco?</w:t>
+      </w:r>
+    </w:p>
+    <w:p>
+      <w:pPr>
+        <w:pStyle w:val="Compact"/>
+        <w:numPr>
+          <w:ilvl w:val="0"/>
+          <w:numId w:val="1009"/>
+        </w:numPr>
+      </w:pPr>
+      <w:r>
+        <w:t xml:space="preserve">¿Por qué conviene empezar con la Box en un grupo con conflictos?</w:t>
+      </w:r>
+    </w:p>
+    <w:p>
+      <w:pPr>
+        <w:pStyle w:val="Compact"/>
+        <w:numPr>
+          <w:ilvl w:val="0"/>
+          <w:numId w:val="1009"/>
+        </w:numPr>
+      </w:pPr>
+      <w:r>
+        <w:t xml:space="preserve">¿Qué es lo que hace morir una Kudo Box en dos semanas?</w:t>
+      </w:r>
+    </w:p>
+    <w:p>
+      <w:r>
+        <w:pict>
+          <v:rect style="width:0;height:1.5pt" o:hralign="center" o:hrstd="t" o:hr="t"/>
+        </w:pict>
+      </w:r>
+    </w:p>
+    <w:bookmarkEnd w:id="48"/>
+    <w:bookmarkStart w:id="49" w:name="resumen-en-3-frases-1"/>
+    <w:p>
+      <w:pPr>
+        <w:pStyle w:val="Heading2"/>
+      </w:pPr>
+      <w:r>
+        <w:t xml:space="preserve">✅ Resumen en 3 frases</w:t>
+      </w:r>
+    </w:p>
+    <w:p>
+      <w:pPr>
+        <w:pStyle w:val="Compact"/>
+        <w:numPr>
+          <w:ilvl w:val="0"/>
+          <w:numId w:val="1010"/>
+        </w:numPr>
+      </w:pPr>
+      <w:r>
+        <w:t xml:space="preserve">La Kudo Box deposita kudos y se abre periódicamente; el Wall los cuelga visibles para todos; en grupos conflictivos se empieza por la Box.</w:t>
+      </w:r>
+    </w:p>
+    <w:p>
+      <w:pPr>
+        <w:pStyle w:val="Compact"/>
+        <w:numPr>
+          <w:ilvl w:val="0"/>
+          <w:numId w:val="1010"/>
+        </w:numPr>
+      </w:pPr>
+      <w:r>
+        <w:t xml:space="preserve">Las 5 reglas del banco: rotación, anónimo solo con tensión, cero apariencias, cantidad libre y kudos que también salen de la caja.</w:t>
+      </w:r>
+    </w:p>
+    <w:p>
+      <w:pPr>
+        <w:pStyle w:val="Compact"/>
+        <w:numPr>
+          <w:ilvl w:val="0"/>
+          <w:numId w:val="1010"/>
+        </w:numPr>
+      </w:pPr>
+      <w:r>
+        <w:t xml:space="preserve">La constancia es el factor crítico: mejor apertura semanal corta que</w:t>
+      </w:r>
+      <w:r>
+        <w:t xml:space="preserve"> </w:t>
+      </w:r>
+      <w:r>
+        <w:t xml:space="preserve">“cuando toque”</w:t>
+      </w:r>
+      <w:r>
+        <w:t xml:space="preserve">.</w:t>
+      </w:r>
+    </w:p>
+    <w:p>
+      <w:r>
+        <w:pict>
+          <v:rect style="width:0;height:1.5pt" o:hralign="center" o:hrstd="t" o:hr="t"/>
+        </w:pict>
+      </w:r>
+    </w:p>
+    <w:bookmarkEnd w:id="49"/>
+    <w:bookmarkStart w:id="50" w:name="vocabulario-rápido-1"/>
+    <w:p>
+      <w:pPr>
+        <w:pStyle w:val="Heading2"/>
+      </w:pPr>
+      <w:r>
+        <w:t xml:space="preserve">🐛 Vocabulario rápido</w:t>
+      </w:r>
+    </w:p>
+    <w:p>
+      <w:pPr>
+        <w:pStyle w:val="Compact"/>
+        <w:numPr>
+          <w:ilvl w:val="0"/>
+          <w:numId w:val="1011"/>
+        </w:numPr>
+      </w:pPr>
+      <w:r>
+        <w:rPr>
+          <w:b/>
+          <w:bCs/>
+        </w:rPr>
+        <w:t xml:space="preserve">Kudo Box:</w:t>
+      </w:r>
+      <w:r>
+        <w:t xml:space="preserve"> </w:t>
+      </w:r>
+      <w:r>
+        <w:t xml:space="preserve">caja donde se depositan las tarjetas de agradecimiento para abrirlas en un momento fijado.</w:t>
+      </w:r>
+    </w:p>
+    <w:p>
+      <w:pPr>
+        <w:pStyle w:val="Compact"/>
+        <w:numPr>
+          <w:ilvl w:val="0"/>
+          <w:numId w:val="1011"/>
+        </w:numPr>
+      </w:pPr>
+      <w:r>
+        <w:rPr>
+          <w:b/>
+          <w:bCs/>
+        </w:rPr>
+        <w:t xml:space="preserve">Kudo Wall:</w:t>
+      </w:r>
+      <w:r>
+        <w:t xml:space="preserve"> </w:t>
+      </w:r>
+      <w:r>
+        <w:t xml:space="preserve">mural visible donde se cuelgan las tarjetas a la vista de todos.</w:t>
+      </w:r>
+    </w:p>
+    <w:p>
+      <w:pPr>
+        <w:pStyle w:val="Compact"/>
+        <w:numPr>
+          <w:ilvl w:val="0"/>
+          <w:numId w:val="1011"/>
+        </w:numPr>
+      </w:pPr>
+      <w:r>
+        <w:rPr>
+          <w:b/>
+          <w:bCs/>
+        </w:rPr>
+        <w:t xml:space="preserve">Rotación:</w:t>
+      </w:r>
+      <w:r>
+        <w:t xml:space="preserve"> </w:t>
+      </w:r>
+      <w:r>
+        <w:t xml:space="preserve">alternar quién recibe kudos para no concentrarlos en los mismos.</w:t>
+      </w:r>
+    </w:p>
+    <w:p>
+      <w:pPr>
+        <w:pStyle w:val="Compact"/>
+        <w:numPr>
+          <w:ilvl w:val="0"/>
+          <w:numId w:val="1011"/>
+        </w:numPr>
+      </w:pPr>
+      <w:r>
+        <w:rPr>
+          <w:b/>
+          <w:bCs/>
+        </w:rPr>
+        <w:t xml:space="preserve">Redirigir:</w:t>
+      </w:r>
+      <w:r>
+        <w:t xml:space="preserve"> </w:t>
+      </w:r>
+      <w:r>
+        <w:t xml:space="preserve">llevar una respuesta fuera de lugar hacia el canal correcto sin regañina.</w:t>
+      </w:r>
+    </w:p>
+    <w:p>
+      <w:r>
+        <w:pict>
+          <v:rect style="width:0;height:1.5pt" o:hralign="center" o:hrstd="t" o:hr="t"/>
+        </w:pict>
+      </w:r>
+    </w:p>
+    <w:p>
+      <w:pPr>
+        <w:pStyle w:val="FirstParagraph"/>
+      </w:pPr>
+      <w:r>
+        <w:t xml:space="preserve">📚</w:t>
+      </w:r>
+      <w:r>
+        <w:t xml:space="preserve"> </w:t>
+      </w:r>
+      <w:hyperlink r:id="rId34">
+        <w:r>
+          <w:rPr>
+            <w:rStyle w:val="Hyperlink"/>
+          </w:rPr>
+          <w:t xml:space="preserve">Volver al índice de Kudo Cards</w:t>
+        </w:r>
+      </w:hyperlink>
+      <w:r>
+        <w:t xml:space="preserve"> </w:t>
+      </w:r>
+      <w:r>
+        <w:t xml:space="preserve">·</w:t>
+      </w:r>
+      <w:r>
+        <w:t xml:space="preserve"> </w:t>
+      </w:r>
+      <w:r>
+        <w:rPr>
+          <w:b/>
+          <w:bCs/>
+        </w:rPr>
+        <w:t xml:space="preserve">Anterior:</w:t>
+      </w:r>
+      <w:r>
+        <w:t xml:space="preserve"> </w:t>
+      </w:r>
+      <w:hyperlink r:id="rId10">
+        <w:r>
+          <w:rPr>
+            <w:rStyle w:val="Hyperlink"/>
+          </w:rPr>
+          <w:t xml:space="preserve">Qué son y las 6 reglas de oro</w:t>
+        </w:r>
+      </w:hyperlink>
+      <w:r>
+        <w:t xml:space="preserve"> </w:t>
+      </w:r>
+      <w:r>
+        <w:t xml:space="preserve">·</w:t>
+      </w:r>
+      <w:r>
+        <w:t xml:space="preserve"> </w:t>
+      </w:r>
+      <w:r>
+        <w:rPr>
+          <w:b/>
+          <w:bCs/>
+        </w:rPr>
+        <w:t xml:space="preserve">Siguiente:</w:t>
+      </w:r>
+      <w:r>
+        <w:t xml:space="preserve"> </w:t>
+      </w:r>
+      <w:hyperlink r:id="rId12">
+        <w:r>
+          <w:rPr>
+            <w:rStyle w:val="Hyperlink"/>
+          </w:rPr>
+          <w:t xml:space="preserve">Cómo escribir un kudo</w:t>
+        </w:r>
+      </w:hyperlink>
+    </w:p>
+    <w:bookmarkEnd w:id="50"/>
+    <w:bookmarkEnd w:id="51"/>
+    <w:bookmarkStart w:id="68" w:name="cómo-escribir-un-kudo"/>
+    <w:p>
+      <w:pPr>
+        <w:pStyle w:val="Heading1"/>
+      </w:pPr>
+      <w:r>
+        <w:t xml:space="preserve">3 — Cómo escribir un kudo</w:t>
+      </w:r>
+    </w:p>
+    <w:p>
+      <w:pPr>
+        <w:pStyle w:val="FirstParagraph"/>
+      </w:pPr>
+      <w:r>
+        <w:t xml:space="preserve">La fórmula, las plantillas y la práctica ✍️</w:t>
+      </w:r>
+    </w:p>
+    <w:p>
+      <w:pPr>
+        <w:pStyle w:val="BlockText"/>
+      </w:pPr>
+      <w:r>
+        <w:t xml:space="preserve">🗺️</w:t>
+      </w:r>
+      <w:r>
+        <w:t xml:space="preserve"> </w:t>
+      </w:r>
+      <w:r>
+        <w:rPr>
+          <w:b/>
+          <w:bCs/>
+        </w:rPr>
+        <w:t xml:space="preserve">Estás en:</w:t>
+      </w:r>
+      <w:r>
+        <w:t xml:space="preserve"> </w:t>
+      </w:r>
+      <w:r>
+        <w:t xml:space="preserve">🤝</w:t>
+      </w:r>
+      <w:r>
+        <w:t xml:space="preserve"> </w:t>
+      </w:r>
+      <w:r>
+        <w:rPr>
+          <w:b/>
+          <w:bCs/>
+        </w:rPr>
+        <w:t xml:space="preserve">Kudo Cards</w:t>
+      </w:r>
+      <w:r>
+        <w:t xml:space="preserve"> </w:t>
+      </w:r>
+      <w:r>
+        <w:t xml:space="preserve">→ 3 · Cómo escribir un kudo</w:t>
+      </w:r>
+    </w:p>
+    <w:p>
+      <w:r>
+        <w:pict>
+          <v:rect style="width:0;height:1.5pt" o:hralign="center" o:hrstd="t" o:hr="t"/>
+        </w:pict>
+      </w:r>
+    </w:p>
+    <w:bookmarkStart w:id="52" w:name="en-corto-2"/>
+    <w:p>
+      <w:pPr>
+        <w:pStyle w:val="Heading2"/>
+      </w:pPr>
+      <w:r>
+        <w:t xml:space="preserve">📬 En corto</w:t>
+      </w:r>
+    </w:p>
+    <w:p>
+      <w:pPr>
+        <w:pStyle w:val="BlockText"/>
+      </w:pPr>
+      <w:r>
+        <w:t xml:space="preserve">Un kudo de verdad tiene tres piezas:</w:t>
+      </w:r>
+      <w:r>
+        <w:t xml:space="preserve"> </w:t>
+      </w:r>
+      <w:r>
+        <w:rPr>
+          <w:b/>
+          <w:bCs/>
+        </w:rPr>
+        <w:t xml:space="preserve">concreto + comportamiento + impacto</w:t>
+      </w:r>
+      <w:r>
+        <w:t xml:space="preserve">. Con esa fórmula y las plantillas de este punto, cualquiera escribe uno decente en 30 segundos.</w:t>
+      </w:r>
+    </w:p>
+    <w:p>
+      <w:r>
+        <w:pict>
+          <v:rect style="width:0;height:1.5pt" o:hralign="center" o:hrstd="t" o:hr="t"/>
+        </w:pict>
+      </w:r>
+    </w:p>
+    <w:bookmarkEnd w:id="52"/>
+    <w:bookmarkStart w:id="53" w:name="la-fórmula-del-buen-kudo"/>
+    <w:p>
+      <w:pPr>
+        <w:pStyle w:val="Heading2"/>
+      </w:pPr>
+      <w:r>
+        <w:t xml:space="preserve">✍️ La fórmula del buen kudo</w:t>
+      </w:r>
+    </w:p>
+    <w:p>
+      <w:pPr>
+        <w:pStyle w:val="BlockText"/>
+      </w:pPr>
+      <w:r>
+        <w:rPr>
+          <w:b/>
+          <w:bCs/>
+        </w:rPr>
+        <w:t xml:space="preserve">“Gracias por [comportamiento concreto]. Gracias a eso, [impacto].”</w:t>
+      </w:r>
+    </w:p>
+    <w:p>
+      <w:pPr>
+        <w:pStyle w:val="FirstParagraph"/>
+      </w:pPr>
+      <w:r>
+        <w:t xml:space="preserve">Ejemplos:</w:t>
       </w:r>
     </w:p>
     <w:tbl>
@@ -4482,6 +3979,1168 @@
               <w:pStyle w:val="Compact"/>
             </w:pPr>
             <w:r>
+              <w:t xml:space="preserve">❌ Kudo flojo</w:t>
+            </w:r>
+          </w:p>
+        </w:tc>
+        <w:tc>
+          <w:tcPr/>
+          <w:p>
+            <w:pPr>
+              <w:pStyle w:val="Compact"/>
+            </w:pPr>
+            <w:r>
+              <w:t xml:space="preserve">✅ Kudo con fórmula</w:t>
+            </w:r>
+          </w:p>
+        </w:tc>
+      </w:tr>
+      <w:tr>
+        <w:tc>
+          <w:tcPr/>
+          <w:p>
+            <w:pPr>
+              <w:pStyle w:val="Compact"/>
+            </w:pPr>
+            <w:r>
+              <w:t xml:space="preserve">“Gracias por ser buena persona”</w:t>
+            </w:r>
+          </w:p>
+        </w:tc>
+        <w:tc>
+          <w:tcPr/>
+          <w:p>
+            <w:pPr>
+              <w:pStyle w:val="Compact"/>
+            </w:pPr>
+            <w:r>
+              <w:t xml:space="preserve">“Gracias por quedarte a explicarme la nómina cuando ya ibas a salir; sin ti no lo entendía”</w:t>
+            </w:r>
+          </w:p>
+        </w:tc>
+      </w:tr>
+      <w:tr>
+        <w:tc>
+          <w:tcPr/>
+          <w:p>
+            <w:pPr>
+              <w:pStyle w:val="Compact"/>
+            </w:pPr>
+            <w:r>
+              <w:t xml:space="preserve">“Buen trabajo”</w:t>
+            </w:r>
+          </w:p>
+        </w:tc>
+        <w:tc>
+          <w:tcPr/>
+          <w:p>
+            <w:pPr>
+              <w:pStyle w:val="Compact"/>
+            </w:pPr>
+            <w:r>
+              <w:t xml:space="preserve">“Gracias por avisar de que faltaban cajas antes de que el cliente se quedara esperando; salvaste la venta”</w:t>
+            </w:r>
+          </w:p>
+        </w:tc>
+      </w:tr>
+      <w:tr>
+        <w:tc>
+          <w:tcPr/>
+          <w:p>
+            <w:pPr>
+              <w:pStyle w:val="Compact"/>
+            </w:pPr>
+            <w:r>
+              <w:t xml:space="preserve">“Eres un crack”</w:t>
+            </w:r>
+          </w:p>
+        </w:tc>
+        <w:tc>
+          <w:tcPr/>
+          <w:p>
+            <w:pPr>
+              <w:pStyle w:val="Compact"/>
+            </w:pPr>
+            <w:r>
+              <w:t xml:space="preserve">“Gracias por incluirme en el trabajo de almacén el primer día; me quitaste los nervios”</w:t>
+            </w:r>
+          </w:p>
+        </w:tc>
+      </w:tr>
+    </w:tbl>
+    <w:p>
+      <w:pPr>
+        <w:pStyle w:val="BodyText"/>
+      </w:pPr>
+      <w:r>
+        <w:t xml:space="preserve">Fíjate: el flojo es un</w:t>
+      </w:r>
+      <w:r>
+        <w:t xml:space="preserve"> </w:t>
+      </w:r>
+      <w:r>
+        <w:rPr>
+          <w:b/>
+          <w:bCs/>
+        </w:rPr>
+        <w:t xml:space="preserve">juicio</w:t>
+      </w:r>
+      <w:r>
+        <w:t xml:space="preserve"> </w:t>
+      </w:r>
+      <w:r>
+        <w:t xml:space="preserve">(se discute). El bueno es un</w:t>
+      </w:r>
+      <w:r>
+        <w:t xml:space="preserve"> </w:t>
+      </w:r>
+      <w:r>
+        <w:rPr>
+          <w:b/>
+          <w:bCs/>
+        </w:rPr>
+        <w:t xml:space="preserve">hecho</w:t>
+      </w:r>
+      <w:r>
+        <w:t xml:space="preserve"> </w:t>
+      </w:r>
+      <w:r>
+        <w:t xml:space="preserve">(nadie puede discutir que te quedaste a explicar la nómina).</w:t>
+      </w:r>
+    </w:p>
+    <w:p>
+      <w:pPr>
+        <w:pStyle w:val="BlockText"/>
+      </w:pPr>
+      <w:r>
+        <w:t xml:space="preserve">💡</w:t>
+      </w:r>
+      <w:r>
+        <w:t xml:space="preserve"> </w:t>
+      </w:r>
+      <w:r>
+        <w:rPr>
+          <w:b/>
+          <w:bCs/>
+        </w:rPr>
+        <w:t xml:space="preserve">Consejo de ROSA:</w:t>
+      </w:r>
+      <w:r>
+        <w:t xml:space="preserve"> </w:t>
+      </w:r>
+      <w:r>
+        <w:t xml:space="preserve">“Si al escribirlo no te sale la línea de</w:t>
+      </w:r>
+      <w:r>
+        <w:t xml:space="preserve"> </w:t>
+      </w:r>
+      <w:r>
+        <w:t xml:space="preserve">‘gracias a eso’</w:t>
+      </w:r>
+      <w:r>
+        <w:t xml:space="preserve">, no es un kudo todavía: es un cumplido. Vuelve al hecho.”</w:t>
+      </w:r>
+    </w:p>
+    <w:p>
+      <w:r>
+        <w:pict>
+          <v:rect style="width:0;height:1.5pt" o:hralign="center" o:hrstd="t" o:hr="t"/>
+        </w:pict>
+      </w:r>
+    </w:p>
+    <w:bookmarkEnd w:id="53"/>
+    <w:bookmarkStart w:id="54" w:name="el-fail-de-dani-el-kudo-genérico"/>
+    <w:p>
+      <w:pPr>
+        <w:pStyle w:val="Heading2"/>
+      </w:pPr>
+      <w:r>
+        <w:t xml:space="preserve">😬 El fail de DANI: el kudo genérico</w:t>
+      </w:r>
+    </w:p>
+    <w:p>
+      <w:pPr>
+        <w:pStyle w:val="FirstParagraph"/>
+      </w:pPr>
+      <w:r>
+        <w:t xml:space="preserve">DANI quiso estrenar la Kudo Box de la tienda. Metió cinco tarjetas de golpe. Rosa leyó la primera en voz alta:</w:t>
+      </w:r>
+    </w:p>
+    <w:p>
+      <w:pPr>
+        <w:pStyle w:val="BlockText"/>
+      </w:pPr>
+      <w:r>
+        <w:t xml:space="preserve">—</w:t>
+      </w:r>
+      <w:r>
+        <w:t xml:space="preserve"> </w:t>
+      </w:r>
+      <w:r>
+        <w:rPr>
+          <w:b/>
+          <w:bCs/>
+        </w:rPr>
+        <w:t xml:space="preserve">ROSA:</w:t>
+      </w:r>
+      <w:r>
+        <w:t xml:space="preserve"> </w:t>
+      </w:r>
+      <w:r>
+        <w:t xml:space="preserve">“Gracias por ser increíble. — DANI”</w:t>
+      </w:r>
+      <w:r>
+        <w:t xml:space="preserve">. ¿Y esto a quién va?</w:t>
+      </w:r>
+      <w:r>
+        <w:t xml:space="preserve"> </w:t>
+      </w:r>
+      <w:r>
+        <w:t xml:space="preserve">—</w:t>
+      </w:r>
+      <w:r>
+        <w:t xml:space="preserve"> </w:t>
+      </w:r>
+      <w:r>
+        <w:rPr>
+          <w:b/>
+          <w:bCs/>
+        </w:rPr>
+        <w:t xml:space="preserve">DANI:</w:t>
+      </w:r>
+      <w:r>
+        <w:t xml:space="preserve"> </w:t>
+      </w:r>
+      <w:r>
+        <w:t xml:space="preserve">A todos.</w:t>
+      </w:r>
+      <w:r>
+        <w:t xml:space="preserve"> </w:t>
+      </w:r>
+      <w:r>
+        <w:t xml:space="preserve">—</w:t>
+      </w:r>
+      <w:r>
+        <w:t xml:space="preserve"> </w:t>
+      </w:r>
+      <w:r>
+        <w:rPr>
+          <w:b/>
+          <w:bCs/>
+        </w:rPr>
+        <w:t xml:space="preserve">ROSA:</w:t>
+      </w:r>
+      <w:r>
+        <w:t xml:space="preserve"> </w:t>
+      </w:r>
+      <w:r>
+        <w:t xml:space="preserve">A todos es a nadie, campeón. ¿Qué hizo</w:t>
+      </w:r>
+      <w:r>
+        <w:t xml:space="preserve"> </w:t>
+      </w:r>
+      <w:r>
+        <w:t xml:space="preserve">“increíble”</w:t>
+      </w:r>
+      <w:r>
+        <w:t xml:space="preserve"> </w:t>
+      </w:r>
+      <w:r>
+        <w:t xml:space="preserve">Fulano el martes? ¿En qué le ayudó a quién? Un kudo sin hechos es una tarjeta de felicitación de papelería. Escribe otra, de verdad, con nombres y apellidos y martes incluido.</w:t>
+      </w:r>
+      <w:r>
+        <w:t xml:space="preserve"> </w:t>
+      </w:r>
+      <w:r>
+        <w:t xml:space="preserve">—</w:t>
+      </w:r>
+      <w:r>
+        <w:t xml:space="preserve"> </w:t>
+      </w:r>
+      <w:r>
+        <w:rPr>
+          <w:b/>
+          <w:bCs/>
+        </w:rPr>
+        <w:t xml:space="preserve">DANI:</w:t>
+      </w:r>
+      <w:r>
+        <w:t xml:space="preserve"> </w:t>
+      </w:r>
+      <w:r>
+        <w:t xml:space="preserve">…</w:t>
+      </w:r>
+      <w:r>
+        <w:t xml:space="preserve"> </w:t>
+      </w:r>
+      <w:r>
+        <w:t xml:space="preserve">“Gracias, Marta, por atender al cliente que hablaba solo de la promo mientras yo buscaba el ticket. Sin ti, ese tío se iba con la promo y sin pagar”</w:t>
+      </w:r>
+      <w:r>
+        <w:t xml:space="preserve">.</w:t>
+      </w:r>
+      <w:r>
+        <w:t xml:space="preserve"> </w:t>
+      </w:r>
+      <w:r>
+        <w:t xml:space="preserve">—</w:t>
+      </w:r>
+      <w:r>
+        <w:t xml:space="preserve"> </w:t>
+      </w:r>
+      <w:r>
+        <w:rPr>
+          <w:b/>
+          <w:bCs/>
+        </w:rPr>
+        <w:t xml:space="preserve">ROSA:</w:t>
+      </w:r>
+      <w:r>
+        <w:t xml:space="preserve"> </w:t>
+      </w:r>
+      <w:r>
+        <w:t xml:space="preserve">¡Ese sí es kudo! A la caja. Y te has vuelto a equivocar de caja, que esa es la de los folletos.</w:t>
+      </w:r>
+    </w:p>
+    <w:p>
+      <w:pPr>
+        <w:pStyle w:val="FirstParagraph"/>
+      </w:pPr>
+      <w:r>
+        <w:rPr>
+          <w:b/>
+          <w:bCs/>
+        </w:rPr>
+        <w:t xml:space="preserve">La lección:</w:t>
+      </w:r>
+      <w:r>
+        <w:t xml:space="preserve"> </w:t>
+      </w:r>
+      <w:r>
+        <w:t xml:space="preserve">cantidad ≠ calidad. Cinco tarjetas genéricas no valen una tarjeta con nombres, fechas e impacto.</w:t>
+      </w:r>
+    </w:p>
+    <w:p>
+      <w:r>
+        <w:pict>
+          <v:rect style="width:0;height:1.5pt" o:hralign="center" o:hrstd="t" o:hr="t"/>
+        </w:pict>
+      </w:r>
+    </w:p>
+    <w:bookmarkEnd w:id="54"/>
+    <w:bookmarkStart w:id="59" w:name="plantillas-para-rellenar"/>
+    <w:p>
+      <w:pPr>
+        <w:pStyle w:val="Heading2"/>
+      </w:pPr>
+      <w:r>
+        <w:t xml:space="preserve">🖨️ Plantillas para rellenar</w:t>
+      </w:r>
+    </w:p>
+    <w:p>
+      <w:pPr>
+        <w:pStyle w:val="FirstParagraph"/>
+      </w:pPr>
+      <w:r>
+        <w:t xml:space="preserve">Si ninguna tarjeta del</w:t>
+      </w:r>
+      <w:r>
+        <w:t xml:space="preserve"> </w:t>
+      </w:r>
+      <w:hyperlink r:id="rId13">
+        <w:r>
+          <w:rPr>
+            <w:rStyle w:val="Hyperlink"/>
+          </w:rPr>
+          <w:t xml:space="preserve">banco</w:t>
+        </w:r>
+      </w:hyperlink>
+      <w:r>
+        <w:t xml:space="preserve"> </w:t>
+      </w:r>
+      <w:r>
+        <w:t xml:space="preserve">encaja,</w:t>
+      </w:r>
+      <w:r>
+        <w:t xml:space="preserve"> </w:t>
+      </w:r>
+      <w:r>
+        <w:rPr>
+          <w:b/>
+          <w:bCs/>
+        </w:rPr>
+        <w:t xml:space="preserve">escribe la tuya</w:t>
+      </w:r>
+      <w:r>
+        <w:t xml:space="preserve"> </w:t>
+      </w:r>
+      <w:r>
+        <w:t xml:space="preserve">con estas plantillas:</w:t>
+      </w:r>
+    </w:p>
+    <w:bookmarkStart w:id="55" w:name="la-plantilla-maestra"/>
+    <w:p>
+      <w:pPr>
+        <w:pStyle w:val="Heading3"/>
+      </w:pPr>
+      <w:r>
+        <w:t xml:space="preserve">La plantilla maestra</w:t>
+      </w:r>
+    </w:p>
+    <w:p>
+      <w:pPr>
+        <w:pStyle w:val="BlockText"/>
+      </w:pPr>
+      <w:r>
+        <w:rPr>
+          <w:b/>
+          <w:bCs/>
+        </w:rPr>
+        <w:t xml:space="preserve">⭐ KUDO CARD ⭐</w:t>
+      </w:r>
+    </w:p>
+    <w:p>
+      <w:pPr>
+        <w:pStyle w:val="BlockText"/>
+      </w:pPr>
+      <w:r>
+        <w:rPr>
+          <w:b/>
+          <w:bCs/>
+        </w:rPr>
+        <w:t xml:space="preserve">Para:</w:t>
+      </w:r>
+      <w:r>
+        <w:t xml:space="preserve"> </w:t>
+      </w:r>
+      <w:r>
+        <w:t xml:space="preserve">______________________</w:t>
+      </w:r>
+      <w:r>
+        <w:t xml:space="preserve"> </w:t>
+      </w:r>
+      <w:r>
+        <w:rPr>
+          <w:b/>
+          <w:bCs/>
+        </w:rPr>
+        <w:t xml:space="preserve">De:</w:t>
+      </w:r>
+      <w:r>
+        <w:t xml:space="preserve"> </w:t>
+      </w:r>
+      <w:r>
+        <w:t xml:space="preserve">______________________</w:t>
+      </w:r>
+      <w:r>
+        <w:t xml:space="preserve"> </w:t>
+      </w:r>
+      <w:r>
+        <w:rPr>
+          <w:i/>
+          <w:iCs/>
+        </w:rPr>
+        <w:t xml:space="preserve">(o</w:t>
+      </w:r>
+      <w:r>
+        <w:rPr>
+          <w:i/>
+          <w:iCs/>
+        </w:rPr>
+        <w:t xml:space="preserve"> </w:t>
+      </w:r>
+      <w:r>
+        <w:rPr>
+          <w:i/>
+          <w:iCs/>
+        </w:rPr>
+        <w:t xml:space="preserve">“Anónimo/a”</w:t>
+      </w:r>
+      <w:r>
+        <w:rPr>
+          <w:i/>
+          <w:iCs/>
+        </w:rPr>
+        <w:t xml:space="preserve">)</w:t>
+      </w:r>
+    </w:p>
+    <w:p>
+      <w:pPr>
+        <w:pStyle w:val="BlockText"/>
+      </w:pPr>
+      <w:r>
+        <w:t xml:space="preserve">Gracias por ______________________________</w:t>
+      </w:r>
+      <w:r>
+        <w:t xml:space="preserve"> </w:t>
+      </w:r>
+      <w:r>
+        <w:t xml:space="preserve">(comportamiento concreto: qué hizo, cuándo, dónde)</w:t>
+      </w:r>
+    </w:p>
+    <w:p>
+      <w:pPr>
+        <w:pStyle w:val="BlockText"/>
+      </w:pPr>
+      <w:r>
+        <w:t xml:space="preserve">Gracias a eso ______________________________</w:t>
+      </w:r>
+      <w:r>
+        <w:t xml:space="preserve"> </w:t>
+      </w:r>
+      <w:r>
+        <w:t xml:space="preserve">(impacto: qué cambió para ti, para el grupo o para el trabajo)</w:t>
+      </w:r>
+    </w:p>
+    <w:p>
+      <w:pPr>
+        <w:pStyle w:val="BlockText"/>
+      </w:pPr>
+      <w:r>
+        <w:t xml:space="preserve">______________________</w:t>
+      </w:r>
+      <w:r>
+        <w:t xml:space="preserve"> </w:t>
+      </w:r>
+      <w:r>
+        <w:rPr>
+          <w:i/>
+          <w:iCs/>
+        </w:rPr>
+        <w:t xml:space="preserve">(firma, si el grupo ya funciona)</w:t>
+      </w:r>
+    </w:p>
+    <w:bookmarkEnd w:id="55"/>
+    <w:bookmarkStart w:id="56" w:name="la-de-la-profe"/>
+    <w:p>
+      <w:pPr>
+        <w:pStyle w:val="Heading3"/>
+      </w:pPr>
+      <w:r>
+        <w:t xml:space="preserve">La de la profe</w:t>
+      </w:r>
+    </w:p>
+    <w:p>
+      <w:pPr>
+        <w:pStyle w:val="BlockText"/>
+      </w:pPr>
+      <w:r>
+        <w:rPr>
+          <w:b/>
+          <w:bCs/>
+        </w:rPr>
+        <w:t xml:space="preserve">Para:</w:t>
+      </w:r>
+      <w:r>
+        <w:t xml:space="preserve"> </w:t>
+      </w:r>
+      <w:r>
+        <w:t xml:space="preserve">La profe de [módulo]</w:t>
+      </w:r>
+      <w:r>
+        <w:t xml:space="preserve"> </w:t>
+      </w:r>
+      <w:r>
+        <w:t xml:space="preserve">Gracias por ______________________________</w:t>
+      </w:r>
+      <w:r>
+        <w:t xml:space="preserve"> </w:t>
+      </w:r>
+      <w:r>
+        <w:t xml:space="preserve">Gracias a eso ______________________________</w:t>
+      </w:r>
+      <w:r>
+        <w:t xml:space="preserve"> </w:t>
+      </w:r>
+      <w:r>
+        <w:rPr>
+          <w:i/>
+          <w:iCs/>
+        </w:rPr>
+        <w:t xml:space="preserve">(Se entrega igual: caja, mural o</w:t>
+      </w:r>
+      <w:r>
+        <w:rPr>
+          <w:i/>
+          <w:iCs/>
+        </w:rPr>
+        <w:t xml:space="preserve"> </w:t>
+      </w:r>
+      <w:hyperlink r:id="rId14">
+        <w:r>
+          <w:rPr>
+            <w:rStyle w:val="Hyperlink"/>
+            <w:i/>
+            <w:iCs/>
+          </w:rPr>
+          <w:t xml:space="preserve">correo digital</w:t>
+        </w:r>
+      </w:hyperlink>
+      <w:r>
+        <w:rPr>
+          <w:i/>
+          <w:iCs/>
+        </w:rPr>
+        <w:t xml:space="preserve">)</w:t>
+      </w:r>
+    </w:p>
+    <w:bookmarkEnd w:id="56"/>
+    <w:bookmarkStart w:id="57" w:name="la-de-una-frase-para-tarjetas-pequeñas"/>
+    <w:p>
+      <w:pPr>
+        <w:pStyle w:val="Heading3"/>
+      </w:pPr>
+      <w:r>
+        <w:t xml:space="preserve">La de una frase (para tarjetas pequeñas)</w:t>
+      </w:r>
+    </w:p>
+    <w:p>
+      <w:pPr>
+        <w:pStyle w:val="BlockText"/>
+      </w:pPr>
+      <w:r>
+        <w:rPr>
+          <w:b/>
+          <w:bCs/>
+        </w:rPr>
+        <w:t xml:space="preserve">Para:</w:t>
+      </w:r>
+      <w:r>
+        <w:t xml:space="preserve"> </w:t>
+      </w:r>
+      <w:r>
+        <w:t xml:space="preserve">__________ —</w:t>
+      </w:r>
+      <w:r>
+        <w:t xml:space="preserve"> </w:t>
+      </w:r>
+      <w:r>
+        <w:rPr>
+          <w:b/>
+          <w:bCs/>
+        </w:rPr>
+        <w:t xml:space="preserve">De:</w:t>
+      </w:r>
+      <w:r>
+        <w:t xml:space="preserve"> </w:t>
+      </w:r>
+      <w:r>
+        <w:t xml:space="preserve">__________</w:t>
+      </w:r>
+      <w:r>
+        <w:t xml:space="preserve"> </w:t>
+      </w:r>
+      <w:r>
+        <w:t xml:space="preserve">Gracias por ____________________ porque ____________________.</w:t>
+      </w:r>
+    </w:p>
+    <w:bookmarkEnd w:id="57"/>
+    <w:bookmarkStart w:id="58" w:name="la-de-grupo-varias-firmas"/>
+    <w:p>
+      <w:pPr>
+        <w:pStyle w:val="Heading3"/>
+      </w:pPr>
+      <w:r>
+        <w:t xml:space="preserve">La de grupo (varias firmas)</w:t>
+      </w:r>
+    </w:p>
+    <w:p>
+      <w:pPr>
+        <w:pStyle w:val="BlockText"/>
+      </w:pPr>
+      <w:r>
+        <w:rPr>
+          <w:b/>
+          <w:bCs/>
+        </w:rPr>
+        <w:t xml:space="preserve">Para:</w:t>
+      </w:r>
+      <w:r>
+        <w:t xml:space="preserve"> </w:t>
+      </w:r>
+      <w:r>
+        <w:t xml:space="preserve">__________</w:t>
+      </w:r>
+      <w:r>
+        <w:t xml:space="preserve"> </w:t>
+      </w:r>
+      <w:r>
+        <w:t xml:space="preserve">Gracias por ____________________ (cada firmante añade su línea).</w:t>
+      </w:r>
+    </w:p>
+    <w:p>
+      <w:pPr>
+        <w:pStyle w:val="FirstParagraph"/>
+      </w:pPr>
+      <w:r>
+        <w:rPr>
+          <w:b/>
+          <w:bCs/>
+        </w:rPr>
+        <w:t xml:space="preserve">Cómo usarlas:</w:t>
+      </w:r>
+      <w:r>
+        <w:t xml:space="preserve"> </w:t>
+      </w:r>
+      <w:r>
+        <w:t xml:space="preserve">Ctrl+P de esta página y recortar (o cópiala en un post-it); rellena con</w:t>
+      </w:r>
+      <w:r>
+        <w:t xml:space="preserve"> </w:t>
+      </w:r>
+      <w:r>
+        <w:rPr>
+          <w:b/>
+          <w:bCs/>
+        </w:rPr>
+        <w:t xml:space="preserve">hechos</w:t>
+      </w:r>
+      <w:r>
+        <w:t xml:space="preserve">, no con juicios; dobla y a la caja o al mural.</w:t>
+      </w:r>
+    </w:p>
+    <w:p>
+      <w:r>
+        <w:pict>
+          <v:rect style="width:0;height:1.5pt" o:hralign="center" o:hrstd="t" o:hr="t"/>
+        </w:pict>
+      </w:r>
+    </w:p>
+    <w:bookmarkEnd w:id="58"/>
+    <w:bookmarkEnd w:id="59"/>
+    <w:bookmarkStart w:id="60" w:name="X6d3c3e09e446c22360d03deace60f74b011c511"/>
+    <w:p>
+      <w:pPr>
+        <w:pStyle w:val="Heading2"/>
+      </w:pPr>
+      <w:r>
+        <w:t xml:space="preserve">🤝 Trabajo en equipo: El primer kudo de la clase</w:t>
+      </w:r>
+    </w:p>
+    <w:p>
+      <w:pPr>
+        <w:pStyle w:val="FirstParagraph"/>
+      </w:pPr>
+      <w:r>
+        <w:rPr>
+          <w:b/>
+          <w:bCs/>
+        </w:rPr>
+        <w:t xml:space="preserve">Objetivo:</w:t>
+      </w:r>
+      <w:r>
+        <w:t xml:space="preserve"> </w:t>
+      </w:r>
+      <w:r>
+        <w:t xml:space="preserve">estrenar la Kudo Box (o Wall) con tarjetas reales del grupo.</w:t>
+      </w:r>
+      <w:r>
+        <w:t xml:space="preserve"> </w:t>
+      </w:r>
+      <w:r>
+        <w:rPr>
+          <w:b/>
+          <w:bCs/>
+        </w:rPr>
+        <w:t xml:space="preserve">Tiempo:</w:t>
+      </w:r>
+      <w:r>
+        <w:t xml:space="preserve"> </w:t>
+      </w:r>
+      <w:r>
+        <w:t xml:space="preserve">20 min ·</w:t>
+      </w:r>
+      <w:r>
+        <w:t xml:space="preserve"> </w:t>
+      </w:r>
+      <w:r>
+        <w:rPr>
+          <w:b/>
+          <w:bCs/>
+        </w:rPr>
+        <w:t xml:space="preserve">Material:</w:t>
+      </w:r>
+      <w:r>
+        <w:t xml:space="preserve"> </w:t>
+      </w:r>
+      <w:r>
+        <w:t xml:space="preserve">tarjetas del</w:t>
+      </w:r>
+      <w:r>
+        <w:t xml:space="preserve"> </w:t>
+      </w:r>
+      <w:hyperlink r:id="rId13">
+        <w:r>
+          <w:rPr>
+            <w:rStyle w:val="Hyperlink"/>
+          </w:rPr>
+          <w:t xml:space="preserve">banco</w:t>
+        </w:r>
+      </w:hyperlink>
+      <w:r>
+        <w:t xml:space="preserve"> </w:t>
+      </w:r>
+      <w:r>
+        <w:t xml:space="preserve">(o post-its), bolígrafos, caja o mural.</w:t>
+      </w:r>
+    </w:p>
+    <w:p>
+      <w:pPr>
+        <w:pStyle w:val="Compact"/>
+        <w:numPr>
+          <w:ilvl w:val="0"/>
+          <w:numId w:val="1012"/>
+        </w:numPr>
+      </w:pPr>
+      <w:r>
+        <w:t xml:space="preserve">Cada persona elige</w:t>
+      </w:r>
+      <w:r>
+        <w:t xml:space="preserve"> </w:t>
+      </w:r>
+      <w:r>
+        <w:rPr>
+          <w:b/>
+          <w:bCs/>
+        </w:rPr>
+        <w:t xml:space="preserve">una tarjeta</w:t>
+      </w:r>
+      <w:r>
+        <w:t xml:space="preserve"> </w:t>
+      </w:r>
+      <w:r>
+        <w:t xml:space="preserve">del banco (o una en blanco) y escribe</w:t>
+      </w:r>
+      <w:r>
+        <w:t xml:space="preserve"> </w:t>
+      </w:r>
+      <w:r>
+        <w:rPr>
+          <w:b/>
+          <w:bCs/>
+        </w:rPr>
+        <w:t xml:space="preserve">un kudo con la fórmula</w:t>
+      </w:r>
+      <w:r>
+        <w:t xml:space="preserve"> </w:t>
+      </w:r>
+      <w:r>
+        <w:t xml:space="preserve">para un compañero, con nombre y hecho concreto.</w:t>
+      </w:r>
+    </w:p>
+    <w:p>
+      <w:pPr>
+        <w:pStyle w:val="Compact"/>
+        <w:numPr>
+          <w:ilvl w:val="0"/>
+          <w:numId w:val="1012"/>
+        </w:numPr>
+      </w:pPr>
+      <w:r>
+        <w:t xml:space="preserve">Doblada y sin firma (o firmando, si el grupo ya funciona), se deposita en la</w:t>
+      </w:r>
+      <w:r>
+        <w:t xml:space="preserve"> </w:t>
+      </w:r>
+      <w:r>
+        <w:rPr>
+          <w:b/>
+          <w:bCs/>
+        </w:rPr>
+        <w:t xml:space="preserve">Kudo Box</w:t>
+      </w:r>
+      <w:r>
+        <w:t xml:space="preserve">.</w:t>
+      </w:r>
+    </w:p>
+    <w:p>
+      <w:pPr>
+        <w:pStyle w:val="Compact"/>
+        <w:numPr>
+          <w:ilvl w:val="0"/>
+          <w:numId w:val="1012"/>
+        </w:numPr>
+      </w:pPr>
+      <w:r>
+        <w:t xml:space="preserve">Momento de apertura: se leen en voz alta las tarjetas y cada destinatario las recoge. Si el grupo es muy conflictivo: reparto discreto sin lectura pública (la variante del punto 2).</w:t>
+      </w:r>
+    </w:p>
+    <w:p>
+      <w:pPr>
+        <w:pStyle w:val="Compact"/>
+        <w:numPr>
+          <w:ilvl w:val="0"/>
+          <w:numId w:val="1012"/>
+        </w:numPr>
+      </w:pPr>
+      <w:r>
+        <w:t xml:space="preserve">Cierre: votación anónima de</w:t>
+      </w:r>
+      <w:r>
+        <w:t xml:space="preserve"> </w:t>
+      </w:r>
+      <w:r>
+        <w:t xml:space="preserve">“el kudo más específico”</w:t>
+      </w:r>
+      <w:r>
+        <w:t xml:space="preserve"> </w:t>
+      </w:r>
+      <w:r>
+        <w:t xml:space="preserve">(no</w:t>
+      </w:r>
+      <w:r>
+        <w:t xml:space="preserve"> </w:t>
+      </w:r>
+      <w:r>
+        <w:t xml:space="preserve">“el mejor”</w:t>
+      </w:r>
+      <w:r>
+        <w:t xml:space="preserve">): se premia la fórmula, no a la persona.</w:t>
+      </w:r>
+    </w:p>
+    <w:p>
+      <w:pPr>
+        <w:pStyle w:val="BlockText"/>
+      </w:pPr>
+      <w:r>
+        <w:t xml:space="preserve">♿</w:t>
+      </w:r>
+      <w:r>
+        <w:t xml:space="preserve"> </w:t>
+      </w:r>
+      <w:r>
+        <w:rPr>
+          <w:b/>
+          <w:bCs/>
+        </w:rPr>
+        <w:t xml:space="preserve">Inclusión:</w:t>
+      </w:r>
+      <w:r>
+        <w:t xml:space="preserve"> </w:t>
+      </w:r>
+      <w:r>
+        <w:t xml:space="preserve">la docencia vigila que</w:t>
+      </w:r>
+      <w:r>
+        <w:t xml:space="preserve"> </w:t>
+      </w:r>
+      <w:r>
+        <w:rPr>
+          <w:b/>
+          <w:bCs/>
+        </w:rPr>
+        <w:t xml:space="preserve">nadie se quede sin tarjeta recibida</w:t>
+      </w:r>
+      <w:r>
+        <w:t xml:space="preserve"> </w:t>
+      </w:r>
+      <w:r>
+        <w:t xml:space="preserve">(se completa el reparto si falta); se prohíben los kudos de apariencia (</w:t>
+      </w:r>
+      <w:r>
+        <w:t xml:space="preserve">“qué guapa estás”</w:t>
+      </w:r>
+      <w:r>
+        <w:t xml:space="preserve">) y se redirigen a comportamientos; y el que reciba muchas tarjetas debe escribir una también — aquí nadie acumula, todos reparten.</w:t>
+      </w:r>
+    </w:p>
+    <w:p>
+      <w:r>
+        <w:pict>
+          <v:rect style="width:0;height:1.5pt" o:hralign="center" o:hrstd="t" o:hr="t"/>
+        </w:pict>
+      </w:r>
+    </w:p>
+    <w:bookmarkEnd w:id="60"/>
+    <w:bookmarkStart w:id="61" w:name="reto-mental"/>
+    <w:p>
+      <w:pPr>
+        <w:pStyle w:val="Heading2"/>
+      </w:pPr>
+      <w:r>
+        <w:t xml:space="preserve">🧠 Reto mental</w:t>
+      </w:r>
+    </w:p>
+    <w:p>
+      <w:pPr>
+        <w:pStyle w:val="FirstParagraph"/>
+      </w:pPr>
+      <w:r>
+        <w:t xml:space="preserve">Piensa antes de ver las soluciones:</w:t>
+      </w:r>
+    </w:p>
+    <w:p>
+      <w:pPr>
+        <w:pStyle w:val="Compact"/>
+        <w:numPr>
+          <w:ilvl w:val="0"/>
+          <w:numId w:val="1013"/>
+        </w:numPr>
+      </w:pPr>
+      <w:r>
+        <w:t xml:space="preserve">Reescribe con la fórmula:</w:t>
+      </w:r>
+      <w:r>
+        <w:t xml:space="preserve"> </w:t>
+      </w:r>
+      <w:r>
+        <w:t xml:space="preserve">“Gracias por ayudar”</w:t>
+      </w:r>
+      <w:r>
+        <w:t xml:space="preserve">.</w:t>
+      </w:r>
+    </w:p>
+    <w:p>
+      <w:pPr>
+        <w:pStyle w:val="Compact"/>
+        <w:numPr>
+          <w:ilvl w:val="0"/>
+          <w:numId w:val="1013"/>
+        </w:numPr>
+      </w:pPr>
+      <w:r>
+        <w:t xml:space="preserve">Tu profe de módulo te explicó dos veces un tema sin quejarse. Escribe el kudo para ella/él con la plantilla maestra.</w:t>
+      </w:r>
+    </w:p>
+    <w:p>
+      <w:pPr>
+        <w:pStyle w:val="Compact"/>
+        <w:numPr>
+          <w:ilvl w:val="0"/>
+          <w:numId w:val="1013"/>
+        </w:numPr>
+      </w:pPr>
+      <w:r>
+        <w:t xml:space="preserve">¿Por qué</w:t>
+      </w:r>
+      <w:r>
+        <w:t xml:space="preserve"> </w:t>
+      </w:r>
+      <w:r>
+        <w:t xml:space="preserve">“gracias por sacar un 9”</w:t>
+      </w:r>
+      <w:r>
+        <w:t xml:space="preserve"> </w:t>
+      </w:r>
+      <w:r>
+        <w:t xml:space="preserve">es un kudo flojo?</w:t>
+      </w:r>
+    </w:p>
+    <w:p>
+      <w:pPr>
+        <w:pStyle w:val="FirstParagraph"/>
+      </w:pPr>
+      <w:r>
+        <w:t xml:space="preserve">🔄 Respuestas</w:t>
+      </w:r>
+    </w:p>
+    <w:p>
+      <w:pPr>
+        <w:pStyle w:val="Compact"/>
+        <w:numPr>
+          <w:ilvl w:val="0"/>
+          <w:numId w:val="1014"/>
+        </w:numPr>
+      </w:pPr>
+      <w:r>
+        <w:t xml:space="preserve">Ejemplo:</w:t>
+      </w:r>
+      <w:r>
+        <w:t xml:space="preserve"> </w:t>
+      </w:r>
+      <w:r>
+        <w:t xml:space="preserve">“Gracias por quedarte conmigo a repasar la factura cuando te estabas yendo; gracias a eso la entrego mañana sin sustos”</w:t>
+      </w:r>
+      <w:r>
+        <w:t xml:space="preserve">. (Comportamiento + impacto + concreción)</w:t>
+      </w:r>
+    </w:p>
+    <w:p>
+      <w:pPr>
+        <w:pStyle w:val="Compact"/>
+        <w:numPr>
+          <w:ilvl w:val="0"/>
+          <w:numId w:val="1014"/>
+        </w:numPr>
+      </w:pPr>
+      <w:r>
+        <w:t xml:space="preserve">Ejemplo:</w:t>
+      </w:r>
+      <w:r>
+        <w:t xml:space="preserve"> </w:t>
+      </w:r>
+      <w:r>
+        <w:t xml:space="preserve">“Gracias por explicarme el IRPF dos veces con un ejemplo de nómina real; la segunda vez me cuadró todo”</w:t>
+      </w:r>
+      <w:r>
+        <w:t xml:space="preserve">. El kudo para la profe se entrega igual: caja, mural o correo (ver la</w:t>
+      </w:r>
+      <w:r>
+        <w:t xml:space="preserve"> </w:t>
+      </w:r>
+      <w:hyperlink r:id="rId14">
+        <w:r>
+          <w:rPr>
+            <w:rStyle w:val="Hyperlink"/>
+          </w:rPr>
+          <w:t xml:space="preserve">herramienta digital</w:t>
+        </w:r>
+      </w:hyperlink>
+      <w:r>
+        <w:t xml:space="preserve">).</w:t>
+      </w:r>
+    </w:p>
+    <w:p>
+      <w:pPr>
+        <w:pStyle w:val="Compact"/>
+        <w:numPr>
+          <w:ilvl w:val="0"/>
+          <w:numId w:val="1014"/>
+        </w:numPr>
+      </w:pPr>
+      <w:r>
+        <w:t xml:space="preserve">Porque es el resultado, no el comportamiento. El comportamiento que lo produjo (practicar, preguntar, repetir) es lo que conviene reconocer: eso sí se repite.</w:t>
+      </w:r>
+    </w:p>
+    <w:p>
+      <w:r>
+        <w:pict>
+          <v:rect style="width:0;height:1.5pt" o:hralign="center" o:hrstd="t" o:hr="t"/>
+        </w:pict>
+      </w:r>
+    </w:p>
+    <w:bookmarkEnd w:id="61"/>
+    <w:bookmarkStart w:id="62" w:name="logros-de-la-unidad"/>
+    <w:p>
+      <w:pPr>
+        <w:pStyle w:val="Heading2"/>
+      </w:pPr>
+      <w:r>
+        <w:t xml:space="preserve">🏆 Logros de la unidad</w:t>
+      </w:r>
+    </w:p>
+    <w:tbl>
+      <w:tblPr>
+        <w:tblStyle w:val="Table"/>
+        <w:tblW w:type="pct" w:w="5000"/>
+        <w:tblLayout w:type="fixed"/>
+        <w:tblLook w:firstRow="1" w:lastRow="0" w:firstColumn="0" w:lastColumn="0" w:noHBand="0" w:noVBand="0" w:val="0020"/>
+      </w:tblPr>
+      <w:tblGrid>
+        <w:gridCol w:w="3960"/>
+        <w:gridCol w:w="3960"/>
+      </w:tblGrid>
+      <w:tr>
+        <w:trPr>
+          <w:tblHeader w:val="on"/>
+        </w:trPr>
+        <w:tc>
+          <w:tcPr/>
+          <w:p>
+            <w:pPr>
+              <w:pStyle w:val="Compact"/>
+            </w:pPr>
+            <w:r>
               <w:t xml:space="preserve">Logro</w:t>
             </w:r>
           </w:p>
@@ -4608,8 +5267,8 @@
         </w:pict>
       </w:r>
     </w:p>
-    <w:bookmarkEnd w:id="55"/>
-    <w:bookmarkStart w:id="56" w:name="dudas-de-10-segundos"/>
+    <w:bookmarkEnd w:id="62"/>
+    <w:bookmarkStart w:id="63" w:name="dudas-de-10-segundos"/>
     <w:p>
       <w:pPr>
         <w:pStyle w:val="Heading2"/>
@@ -4661,8 +5320,8 @@
         </w:pict>
       </w:r>
     </w:p>
-    <w:bookmarkEnd w:id="56"/>
-    <w:bookmarkStart w:id="57" w:name="poscréditos"/>
+    <w:bookmarkEnd w:id="63"/>
+    <w:bookmarkStart w:id="64" w:name="poscréditos"/>
     <w:p>
       <w:pPr>
         <w:pStyle w:val="Heading2"/>
@@ -4757,6 +5416,231 @@
         </w:pict>
       </w:r>
     </w:p>
+    <w:bookmarkEnd w:id="64"/>
+    <w:bookmarkStart w:id="65" w:name="mini-chequeo-2"/>
+    <w:p>
+      <w:pPr>
+        <w:pStyle w:val="Heading2"/>
+      </w:pPr>
+      <w:r>
+        <w:t xml:space="preserve">🧠 Mini-chequeo</w:t>
+      </w:r>
+    </w:p>
+    <w:p>
+      <w:pPr>
+        <w:pStyle w:val="Compact"/>
+        <w:numPr>
+          <w:ilvl w:val="0"/>
+          <w:numId w:val="1015"/>
+        </w:numPr>
+      </w:pPr>
+      <w:r>
+        <w:t xml:space="preserve">Rellena la plantilla maestra con un kudo real para alguien de tu clase.</w:t>
+      </w:r>
+    </w:p>
+    <w:p>
+      <w:pPr>
+        <w:pStyle w:val="Compact"/>
+        <w:numPr>
+          <w:ilvl w:val="0"/>
+          <w:numId w:val="1015"/>
+        </w:numPr>
+      </w:pPr>
+      <w:r>
+        <w:t xml:space="preserve">¿Qué diferencia hay entre cumplido y kudo según la plantilla?</w:t>
+      </w:r>
+    </w:p>
+    <w:p>
+      <w:pPr>
+        <w:pStyle w:val="Compact"/>
+        <w:numPr>
+          <w:ilvl w:val="0"/>
+          <w:numId w:val="1015"/>
+        </w:numPr>
+      </w:pPr>
+      <w:r>
+        <w:t xml:space="preserve">¿Cuándo eliges la plantilla</w:t>
+      </w:r>
+      <w:r>
+        <w:t xml:space="preserve"> </w:t>
+      </w:r>
+      <w:r>
+        <w:t xml:space="preserve">“de grupo”</w:t>
+      </w:r>
+      <w:r>
+        <w:t xml:space="preserve">?</w:t>
+      </w:r>
+    </w:p>
+    <w:p>
+      <w:r>
+        <w:pict>
+          <v:rect style="width:0;height:1.5pt" o:hralign="center" o:hrstd="t" o:hr="t"/>
+        </w:pict>
+      </w:r>
+    </w:p>
+    <w:bookmarkEnd w:id="65"/>
+    <w:bookmarkStart w:id="66" w:name="resumen-en-3-frases-2"/>
+    <w:p>
+      <w:pPr>
+        <w:pStyle w:val="Heading2"/>
+      </w:pPr>
+      <w:r>
+        <w:t xml:space="preserve">✅ Resumen en 3 frases</w:t>
+      </w:r>
+    </w:p>
+    <w:p>
+      <w:pPr>
+        <w:pStyle w:val="Compact"/>
+        <w:numPr>
+          <w:ilvl w:val="0"/>
+          <w:numId w:val="1016"/>
+        </w:numPr>
+      </w:pPr>
+      <w:r>
+        <w:t xml:space="preserve">La fórmula es concreto + comportamiento + impacto; sin la línea de</w:t>
+      </w:r>
+      <w:r>
+        <w:t xml:space="preserve"> </w:t>
+      </w:r>
+      <w:r>
+        <w:t xml:space="preserve">“gracias a eso”</w:t>
+      </w:r>
+      <w:r>
+        <w:t xml:space="preserve"> </w:t>
+      </w:r>
+      <w:r>
+        <w:t xml:space="preserve">sigue siendo un cumplido.</w:t>
+      </w:r>
+    </w:p>
+    <w:p>
+      <w:pPr>
+        <w:pStyle w:val="Compact"/>
+        <w:numPr>
+          <w:ilvl w:val="0"/>
+          <w:numId w:val="1016"/>
+        </w:numPr>
+      </w:pPr>
+      <w:r>
+        <w:t xml:space="preserve">Las plantillas se imprimen con Ctrl+P o caben en un post-it; la de grupo permite varias firmas.</w:t>
+      </w:r>
+    </w:p>
+    <w:p>
+      <w:pPr>
+        <w:pStyle w:val="Compact"/>
+        <w:numPr>
+          <w:ilvl w:val="0"/>
+          <w:numId w:val="1016"/>
+        </w:numPr>
+      </w:pPr>
+      <w:r>
+        <w:t xml:space="preserve">Cinco tarjetas genéricas no valen una con nombre, hecho e impacto: el fail de DANI lo demuestra.</w:t>
+      </w:r>
+    </w:p>
+    <w:p>
+      <w:r>
+        <w:pict>
+          <v:rect style="width:0;height:1.5pt" o:hralign="center" o:hrstd="t" o:hr="t"/>
+        </w:pict>
+      </w:r>
+    </w:p>
+    <w:bookmarkEnd w:id="66"/>
+    <w:bookmarkStart w:id="67" w:name="vocabulario-rápido-2"/>
+    <w:p>
+      <w:pPr>
+        <w:pStyle w:val="Heading2"/>
+      </w:pPr>
+      <w:r>
+        <w:t xml:space="preserve">🐛 Vocabulario rápido</w:t>
+      </w:r>
+    </w:p>
+    <w:p>
+      <w:pPr>
+        <w:pStyle w:val="Compact"/>
+        <w:numPr>
+          <w:ilvl w:val="0"/>
+          <w:numId w:val="1017"/>
+        </w:numPr>
+      </w:pPr>
+      <w:r>
+        <w:rPr>
+          <w:b/>
+          <w:bCs/>
+        </w:rPr>
+        <w:t xml:space="preserve">Plantilla maestra:</w:t>
+      </w:r>
+      <w:r>
+        <w:t xml:space="preserve"> </w:t>
+      </w:r>
+      <w:r>
+        <w:t xml:space="preserve">el formato base de kudo que garantiza comportamiento + impacto.</w:t>
+      </w:r>
+    </w:p>
+    <w:p>
+      <w:pPr>
+        <w:pStyle w:val="Compact"/>
+        <w:numPr>
+          <w:ilvl w:val="0"/>
+          <w:numId w:val="1017"/>
+        </w:numPr>
+      </w:pPr>
+      <w:r>
+        <w:rPr>
+          <w:b/>
+          <w:bCs/>
+        </w:rPr>
+        <w:t xml:space="preserve">Cumplido:</w:t>
+      </w:r>
+      <w:r>
+        <w:t xml:space="preserve"> </w:t>
+      </w:r>
+      <w:r>
+        <w:t xml:space="preserve">halago genérico; el kudo es un cumplido con hechos.</w:t>
+      </w:r>
+    </w:p>
+    <w:p>
+      <w:pPr>
+        <w:pStyle w:val="Compact"/>
+        <w:numPr>
+          <w:ilvl w:val="0"/>
+          <w:numId w:val="1017"/>
+        </w:numPr>
+      </w:pPr>
+      <w:r>
+        <w:rPr>
+          <w:b/>
+          <w:bCs/>
+        </w:rPr>
+        <w:t xml:space="preserve">Placeholder:</w:t>
+      </w:r>
+      <w:r>
+        <w:t xml:space="preserve"> </w:t>
+      </w:r>
+      <w:r>
+        <w:t xml:space="preserve">el</w:t>
+      </w:r>
+      <w:r>
+        <w:t xml:space="preserve"> </w:t>
+      </w:r>
+      <w:r>
+        <w:rPr>
+          <w:rStyle w:val="VerbatimChar"/>
+        </w:rPr>
+        <w:t xml:space="preserve">[...]</w:t>
+      </w:r>
+      <w:r>
+        <w:t xml:space="preserve"> </w:t>
+      </w:r>
+      <w:r>
+        <w:t xml:space="preserve">entre corchetes que se completa con el hecho real.</w:t>
+      </w:r>
+    </w:p>
+    <w:p>
+      <w:r>
+        <w:pict>
+          <v:rect style="width:0;height:1.5pt" o:hralign="center" o:hrstd="t" o:hr="t"/>
+        </w:pict>
+      </w:r>
+    </w:p>
     <w:p>
       <w:pPr>
         <w:pStyle w:val="FirstParagraph"/>
@@ -4767,7 +5651,7 @@
       <w:r>
         <w:t xml:space="preserve"> </w:t>
       </w:r>
-      <w:hyperlink r:id="rId25">
+      <w:hyperlink r:id="rId34">
         <w:r>
           <w:rPr>
             <w:rStyle w:val="Hyperlink"/>
@@ -4794,12 +5678,1543 @@
       <w:r>
         <w:t xml:space="preserve"> </w:t>
       </w:r>
+      <w:hyperlink r:id="rId11">
+        <w:r>
+          <w:rPr>
+            <w:rStyle w:val="Hyperlink"/>
+          </w:rPr>
+          <w:t xml:space="preserve">La caja o el mural</w:t>
+        </w:r>
+      </w:hyperlink>
+      <w:r>
+        <w:t xml:space="preserve"> </w:t>
+      </w:r>
+      <w:r>
+        <w:t xml:space="preserve">·</w:t>
+      </w:r>
+      <w:r>
+        <w:t xml:space="preserve"> </w:t>
+      </w:r>
+      <w:r>
+        <w:rPr>
+          <w:b/>
+          <w:bCs/>
+        </w:rPr>
+        <w:t xml:space="preserve">Siguiente:</w:t>
+      </w:r>
+      <w:r>
+        <w:t xml:space="preserve"> </w:t>
+      </w:r>
+      <w:hyperlink r:id="rId13">
+        <w:r>
+          <w:rPr>
+            <w:rStyle w:val="Hyperlink"/>
+          </w:rPr>
+          <w:t xml:space="preserve">Banco de tarjetas</w:t>
+        </w:r>
+      </w:hyperlink>
+    </w:p>
+    <w:bookmarkEnd w:id="67"/>
+    <w:bookmarkEnd w:id="68"/>
+    <w:bookmarkStart w:id="81" w:name="banco-de-tarjetas"/>
+    <w:p>
+      <w:pPr>
+        <w:pStyle w:val="Heading1"/>
+      </w:pPr>
+      <w:r>
+        <w:t xml:space="preserve">4 — Banco de tarjetas</w:t>
+      </w:r>
+    </w:p>
+    <w:p>
+      <w:pPr>
+        <w:pStyle w:val="FirstParagraph"/>
+      </w:pPr>
+      <w:r>
+        <w:t xml:space="preserve">+50 kudos escritos en 8 categorías, para imprimir 🖨️</w:t>
+      </w:r>
+    </w:p>
+    <w:p>
+      <w:pPr>
+        <w:pStyle w:val="BlockText"/>
+      </w:pPr>
+      <w:r>
+        <w:t xml:space="preserve">🗺️</w:t>
+      </w:r>
+      <w:r>
+        <w:t xml:space="preserve"> </w:t>
+      </w:r>
+      <w:r>
+        <w:rPr>
+          <w:b/>
+          <w:bCs/>
+        </w:rPr>
+        <w:t xml:space="preserve">Estás en:</w:t>
+      </w:r>
+      <w:r>
+        <w:t xml:space="preserve"> </w:t>
+      </w:r>
+      <w:r>
+        <w:t xml:space="preserve">🤝</w:t>
+      </w:r>
+      <w:r>
+        <w:t xml:space="preserve"> </w:t>
+      </w:r>
+      <w:r>
+        <w:rPr>
+          <w:b/>
+          <w:bCs/>
+        </w:rPr>
+        <w:t xml:space="preserve">Kudo Cards</w:t>
+      </w:r>
+      <w:r>
+        <w:t xml:space="preserve"> </w:t>
+      </w:r>
+      <w:r>
+        <w:t xml:space="preserve">→ 4 · Banco de tarjetas</w:t>
+      </w:r>
+    </w:p>
+    <w:p>
+      <w:r>
+        <w:pict>
+          <v:rect style="width:0;height:1.5pt" o:hralign="center" o:hrstd="t" o:hr="t"/>
+        </w:pict>
+      </w:r>
+    </w:p>
+    <w:bookmarkStart w:id="77" w:name="en-corto-3"/>
+    <w:p>
+      <w:pPr>
+        <w:pStyle w:val="Heading2"/>
+      </w:pPr>
+      <w:r>
+        <w:t xml:space="preserve">📬 En corto</w:t>
+      </w:r>
+    </w:p>
+    <w:p>
+      <w:pPr>
+        <w:pStyle w:val="BlockText"/>
+      </w:pPr>
+      <w:r>
+        <w:rPr>
+          <w:b/>
+          <w:bCs/>
+        </w:rPr>
+        <w:t xml:space="preserve">Más de 50 kudos ya escritos.</w:t>
+      </w:r>
+      <w:r>
+        <w:t xml:space="preserve"> </w:t>
+      </w:r>
+      <w:r>
+        <w:t xml:space="preserve">Elige, completa lo que va entre corchetes con el hecho real, y a la caja o al mural. Ctrl+P para imprimir la página entera y recortar. Ninguna tarjeta habla de notas ni de apariencias: todas tratan</w:t>
+      </w:r>
+      <w:r>
+        <w:t xml:space="preserve"> </w:t>
+      </w:r>
+      <w:r>
+        <w:rPr>
+          <w:b/>
+          <w:bCs/>
+        </w:rPr>
+        <w:t xml:space="preserve">comportamientos que mejoran el clima</w:t>
+      </w:r>
+      <w:r>
+        <w:t xml:space="preserve">. Ese es el acuerdo.</w:t>
+      </w:r>
+    </w:p>
+    <w:p>
+      <w:pPr>
+        <w:pStyle w:val="FirstParagraph"/>
+      </w:pPr>
+      <w:r>
+        <w:t xml:space="preserve">🖨️ Imprimir todas las tarjetas</w:t>
+      </w:r>
+    </w:p>
+    <w:p>
+      <w:pPr>
+        <w:pStyle w:val="BlockText"/>
+      </w:pPr>
+      <w:r>
+        <w:t xml:space="preserve">📝</w:t>
+      </w:r>
+      <w:r>
+        <w:t xml:space="preserve"> </w:t>
+      </w:r>
+      <w:r>
+        <w:rPr>
+          <w:b/>
+          <w:bCs/>
+        </w:rPr>
+        <w:t xml:space="preserve">Recordatorio:</w:t>
+      </w:r>
+      <w:r>
+        <w:t xml:space="preserve"> </w:t>
+      </w:r>
+      <w:r>
+        <w:t xml:space="preserve">completa los corchetes</w:t>
+      </w:r>
+      <w:r>
+        <w:t xml:space="preserve"> </w:t>
+      </w:r>
+      <w:r>
+        <w:rPr>
+          <w:rStyle w:val="VerbatimChar"/>
+        </w:rPr>
+        <w:t xml:space="preserve">[...]</w:t>
+      </w:r>
+      <w:r>
+        <w:t xml:space="preserve"> </w:t>
+      </w:r>
+      <w:r>
+        <w:t xml:space="preserve">con el hecho concreto. Un kudo sin hecho es un papelito bonito que no cambia nada.</w:t>
+      </w:r>
+    </w:p>
+    <w:p>
+      <w:r>
+        <w:pict>
+          <v:rect style="width:0;height:1.5pt" o:hralign="center" o:hrstd="t" o:hr="t"/>
+        </w:pict>
+      </w:r>
+    </w:p>
+    <w:bookmarkStart w:id="69" w:name="gracias-por-ayudar"/>
+    <w:p>
+      <w:pPr>
+        <w:pStyle w:val="Heading3"/>
+      </w:pPr>
+      <w:r>
+        <w:t xml:space="preserve">🤝 Gracias por ayudar</w:t>
+      </w:r>
+    </w:p>
+    <w:tbl>
+      <w:tblPr>
+        <w:tblStyle w:val="Table"/>
+        <w:tblW w:type="pct" w:w="5000"/>
+        <w:tblLayout w:type="fixed"/>
+        <w:tblLook w:firstRow="1" w:lastRow="0" w:firstColumn="0" w:lastColumn="0" w:noHBand="0" w:noVBand="0" w:val="0020"/>
+      </w:tblPr>
+      <w:tblGrid>
+        <w:gridCol w:w="3960"/>
+        <w:gridCol w:w="3960"/>
+      </w:tblGrid>
+      <w:tr>
+        <w:trPr>
+          <w:tblHeader w:val="on"/>
+        </w:trPr>
+        <w:tc>
+          <w:tcPr/>
+          <w:p>
+            <w:pPr>
+              <w:pStyle w:val="Compact"/>
+            </w:pPr>
+            <w:r>
+              <w:t xml:space="preserve">Tarjeta</w:t>
+            </w:r>
+          </w:p>
+        </w:tc>
+        <w:tc>
+          <w:tcPr/>
+          <w:p>
+            <w:pPr>
+              <w:pStyle w:val="Compact"/>
+            </w:pPr>
+            <w:r>
+              <w:t xml:space="preserve">Tarjeta</w:t>
+            </w:r>
+          </w:p>
+        </w:tc>
+      </w:tr>
+      <w:tr>
+        <w:tc>
+          <w:tcPr/>
+          <w:p>
+            <w:pPr>
+              <w:pStyle w:val="Compact"/>
+            </w:pPr>
+            <w:r>
+              <w:t xml:space="preserve">Gracias por ayudarme con [la caja] sin que te lo pidiera. Gracias a eso, la terminé antes de que llegara el cliente.</w:t>
+            </w:r>
+          </w:p>
+        </w:tc>
+        <w:tc>
+          <w:tcPr/>
+          <w:p>
+            <w:pPr>
+              <w:pStyle w:val="Compact"/>
+            </w:pPr>
+            <w:r>
+              <w:t xml:space="preserve">Gracias por explicarme el tema otra vez cuando todos ya se iban. Gracias a eso, entendí la nómina.</w:t>
+            </w:r>
+          </w:p>
+        </w:tc>
+      </w:tr>
+      <w:tr>
+        <w:tc>
+          <w:tcPr/>
+          <w:p>
+            <w:pPr>
+              <w:pStyle w:val="Compact"/>
+            </w:pPr>
+            <w:r>
+              <w:t xml:space="preserve">Gracias por prestarme tus apuntes antes del examen. Gracias a eso, aprobé sin sustos.</w:t>
+            </w:r>
+          </w:p>
+        </w:tc>
+        <w:tc>
+          <w:tcPr/>
+          <w:p>
+            <w:pPr>
+              <w:pStyle w:val="Compact"/>
+            </w:pPr>
+            <w:r>
+              <w:t xml:space="preserve">Gracias por avisar de que faltaba material antes de que nadie lo notara. Gracias a eso, nadie se quedó sin trabajar.</w:t>
+            </w:r>
+          </w:p>
+        </w:tc>
+      </w:tr>
+      <w:tr>
+        <w:tc>
+          <w:tcPr/>
+          <w:p>
+            <w:pPr>
+              <w:pStyle w:val="Compact"/>
+            </w:pPr>
+            <w:r>
+              <w:t xml:space="preserve">Gracias por quedarte a ordenar el aula conmigo. Gracias a eso, salimos diez minutos antes.</w:t>
+            </w:r>
+          </w:p>
+        </w:tc>
+        <w:tc>
+          <w:tcPr/>
+          <w:p>
+            <w:pPr>
+              <w:pStyle w:val="Compact"/>
+            </w:pPr>
+            <w:r>
+              <w:t xml:space="preserve">Gracias por enseñarme a usar [el programa] sin hacerme sentir tonto. Gracias a eso, ya lo uso solo.</w:t>
+            </w:r>
+          </w:p>
+        </w:tc>
+      </w:tr>
+      <w:tr>
+        <w:tc>
+          <w:tcPr/>
+          <w:p>
+            <w:pPr>
+              <w:pStyle w:val="Compact"/>
+            </w:pPr>
+            <w:r>
+              <w:t xml:space="preserve">Gracias por compartir tus folios cuando se me olvidaron los míos. Gracias a eso, no perdí la práctica.</w:t>
+            </w:r>
+          </w:p>
+        </w:tc>
+        <w:tc>
+          <w:tcPr/>
+          <w:p>
+            <w:pPr>
+              <w:pStyle w:val="Compact"/>
+            </w:pPr>
+            <w:r>
+              <w:t xml:space="preserve">Gracias por avisarme de la fecha de entrega cuando yo lo había olvidado todo. Gracias a eso, entregué a tiempo.</w:t>
+            </w:r>
+          </w:p>
+        </w:tc>
+      </w:tr>
+    </w:tbl>
+    <w:bookmarkEnd w:id="69"/>
+    <w:bookmarkStart w:id="70" w:name="esfuerzo"/>
+    <w:p>
+      <w:pPr>
+        <w:pStyle w:val="Heading3"/>
+      </w:pPr>
+      <w:r>
+        <w:t xml:space="preserve">💪 Esfuerzo</w:t>
+      </w:r>
+    </w:p>
+    <w:tbl>
+      <w:tblPr>
+        <w:tblStyle w:val="Table"/>
+        <w:tblW w:type="pct" w:w="5000"/>
+        <w:tblLayout w:type="fixed"/>
+        <w:tblLook w:firstRow="1" w:lastRow="0" w:firstColumn="0" w:lastColumn="0" w:noHBand="0" w:noVBand="0" w:val="0020"/>
+      </w:tblPr>
+      <w:tblGrid>
+        <w:gridCol w:w="3960"/>
+        <w:gridCol w:w="3960"/>
+      </w:tblGrid>
+      <w:tr>
+        <w:trPr>
+          <w:tblHeader w:val="on"/>
+        </w:trPr>
+        <w:tc>
+          <w:tcPr/>
+          <w:p>
+            <w:pPr>
+              <w:pStyle w:val="Compact"/>
+            </w:pPr>
+            <w:r>
+              <w:t xml:space="preserve">Tarjeta</w:t>
+            </w:r>
+          </w:p>
+        </w:tc>
+        <w:tc>
+          <w:tcPr/>
+          <w:p>
+            <w:pPr>
+              <w:pStyle w:val="Compact"/>
+            </w:pPr>
+            <w:r>
+              <w:t xml:space="preserve">Tarjeta</w:t>
+            </w:r>
+          </w:p>
+        </w:tc>
+      </w:tr>
+      <w:tr>
+        <w:tc>
+          <w:tcPr/>
+          <w:p>
+            <w:pPr>
+              <w:pStyle w:val="Compact"/>
+            </w:pPr>
+            <w:r>
+              <w:t xml:space="preserve">Gracias por no rendirte con la parte que se te resistía hasta entenderla. Se te nota el esfuerzo.</w:t>
+            </w:r>
+          </w:p>
+        </w:tc>
+        <w:tc>
+          <w:tcPr/>
+          <w:p>
+            <w:pPr>
+              <w:pStyle w:val="Compact"/>
+            </w:pPr>
+            <w:r>
+              <w:t xml:space="preserve">Gracias por repetir la práctica hasta que te salió. Eso es exactamente aprender.</w:t>
+            </w:r>
+          </w:p>
+        </w:tc>
+      </w:tr>
+      <w:tr>
+        <w:tc>
+          <w:tcPr/>
+          <w:p>
+            <w:pPr>
+              <w:pStyle w:val="Compact"/>
+            </w:pPr>
+            <w:r>
+              <w:t xml:space="preserve">Gracias por preguntar esa</w:t>
+            </w:r>
+            <w:r>
+              <w:t xml:space="preserve"> </w:t>
+            </w:r>
+            <w:r>
+              <w:t xml:space="preserve">“duda tonta”</w:t>
+            </w:r>
+            <w:r>
+              <w:t xml:space="preserve"> </w:t>
+            </w:r>
+            <w:r>
+              <w:t xml:space="preserve">que todos teníamos y nadie se atrevía. Nos salvaste a todos.</w:t>
+            </w:r>
+          </w:p>
+        </w:tc>
+        <w:tc>
+          <w:tcPr/>
+          <w:p>
+            <w:pPr>
+              <w:pStyle w:val="Compact"/>
+            </w:pPr>
+            <w:r>
+              <w:t xml:space="preserve">Gracias por venir a tutoría a practicar aunque ya hubieras aprobado. Eso es nivel de pro.</w:t>
+            </w:r>
+          </w:p>
+        </w:tc>
+      </w:tr>
+      <w:tr>
+        <w:tc>
+          <w:tcPr/>
+          <w:p>
+            <w:pPr>
+              <w:pStyle w:val="Compact"/>
+            </w:pPr>
+            <w:r>
+              <w:t xml:space="preserve">Gracias por aceptar la corrección sin discutir y mejorarla de verdad.</w:t>
+            </w:r>
+          </w:p>
+        </w:tc>
+        <w:tc>
+          <w:tcPr/>
+          <w:p>
+            <w:pPr>
+              <w:pStyle w:val="Compact"/>
+            </w:pPr>
+            <w:r>
+              <w:t xml:space="preserve">Gracias por terminar tu parte aunque tuvieras mala semana. Se notó el compromiso.</w:t>
+            </w:r>
+          </w:p>
+        </w:tc>
+      </w:tr>
+      <w:tr>
+        <w:tc>
+          <w:tcPr/>
+          <w:p>
+            <w:pPr>
+              <w:pStyle w:val="Compact"/>
+            </w:pPr>
+            <w:r>
+              <w:t xml:space="preserve">Gracias por atreverte a presentar sabiendo que te temblaban las piernas. Valiente.</w:t>
+            </w:r>
+          </w:p>
+        </w:tc>
+        <w:tc>
+          <w:tcPr/>
+          <w:p>
+            <w:pPr>
+              <w:pStyle w:val="Compact"/>
+            </w:pPr>
+            <w:r>
+              <w:t xml:space="preserve">—</w:t>
+            </w:r>
+          </w:p>
+        </w:tc>
+      </w:tr>
+    </w:tbl>
+    <w:bookmarkEnd w:id="70"/>
+    <w:bookmarkStart w:id="71" w:name="trabajo-bien-hecho"/>
+    <w:p>
+      <w:pPr>
+        <w:pStyle w:val="Heading3"/>
+      </w:pPr>
+      <w:r>
+        <w:t xml:space="preserve">🎯 Trabajo bien hecho</w:t>
+      </w:r>
+    </w:p>
+    <w:tbl>
+      <w:tblPr>
+        <w:tblStyle w:val="Table"/>
+        <w:tblW w:type="pct" w:w="5000"/>
+        <w:tblLayout w:type="fixed"/>
+        <w:tblLook w:firstRow="1" w:lastRow="0" w:firstColumn="0" w:lastColumn="0" w:noHBand="0" w:noVBand="0" w:val="0020"/>
+      </w:tblPr>
+      <w:tblGrid>
+        <w:gridCol w:w="3960"/>
+        <w:gridCol w:w="3960"/>
+      </w:tblGrid>
+      <w:tr>
+        <w:trPr>
+          <w:tblHeader w:val="on"/>
+        </w:trPr>
+        <w:tc>
+          <w:tcPr/>
+          <w:p>
+            <w:pPr>
+              <w:pStyle w:val="Compact"/>
+            </w:pPr>
+            <w:r>
+              <w:t xml:space="preserve">Tarjeta</w:t>
+            </w:r>
+          </w:p>
+        </w:tc>
+        <w:tc>
+          <w:tcPr/>
+          <w:p>
+            <w:pPr>
+              <w:pStyle w:val="Compact"/>
+            </w:pPr>
+            <w:r>
+              <w:t xml:space="preserve">Tarjeta</w:t>
+            </w:r>
+          </w:p>
+        </w:tc>
+      </w:tr>
+      <w:tr>
+        <w:tc>
+          <w:tcPr/>
+          <w:p>
+            <w:pPr>
+              <w:pStyle w:val="Compact"/>
+            </w:pPr>
+            <w:r>
+              <w:t xml:space="preserve">Gracias por el cuidado con [el detalle del escaparate]. Se nota que te importó.</w:t>
+            </w:r>
+          </w:p>
+        </w:tc>
+        <w:tc>
+          <w:tcPr/>
+          <w:p>
+            <w:pPr>
+              <w:pStyle w:val="Compact"/>
+            </w:pPr>
+            <w:r>
+              <w:t xml:space="preserve">Gracias por tu parte del trabajo entregada antes de tiempo. Pudimos revisarla con calma.</w:t>
+            </w:r>
+          </w:p>
+        </w:tc>
+      </w:tr>
+      <w:tr>
+        <w:tc>
+          <w:tcPr/>
+          <w:p>
+            <w:pPr>
+              <w:pStyle w:val="Compact"/>
+            </w:pPr>
+            <w:r>
+              <w:t xml:space="preserve">Gracias por revisar el trabajo y encontrar el error que todos pasamos por alto.</w:t>
+            </w:r>
+          </w:p>
+        </w:tc>
+        <w:tc>
+          <w:tcPr/>
+          <w:p>
+            <w:pPr>
+              <w:pStyle w:val="Compact"/>
+            </w:pPr>
+            <w:r>
+              <w:t xml:space="preserve">Gracias por organizar los archivos de forma que cualquiera los entiende.</w:t>
+            </w:r>
+          </w:p>
+        </w:tc>
+      </w:tr>
+      <w:tr>
+        <w:tc>
+          <w:tcPr/>
+          <w:p>
+            <w:pPr>
+              <w:pStyle w:val="Compact"/>
+            </w:pPr>
+            <w:r>
+              <w:t xml:space="preserve">Gracias por la presentación: clara, sin leer y en el tiempo justo.</w:t>
+            </w:r>
+          </w:p>
+        </w:tc>
+        <w:tc>
+          <w:tcPr/>
+          <w:p>
+            <w:pPr>
+              <w:pStyle w:val="Compact"/>
+            </w:pPr>
+            <w:r>
+              <w:t xml:space="preserve">Gracias por documentar los pasos para que el siguiente no se pierda como nosotros.</w:t>
+            </w:r>
+          </w:p>
+        </w:tc>
+      </w:tr>
+      <w:tr>
+        <w:tc>
+          <w:tcPr/>
+          <w:p>
+            <w:pPr>
+              <w:pStyle w:val="Compact"/>
+            </w:pPr>
+            <w:r>
+              <w:t xml:space="preserve">Gracias por mantener el espacio común en condiciones para todos.</w:t>
+            </w:r>
+          </w:p>
+        </w:tc>
+        <w:tc>
+          <w:tcPr/>
+          <w:p>
+            <w:pPr>
+              <w:pStyle w:val="Compact"/>
+            </w:pPr>
+            <w:r>
+              <w:t xml:space="preserve">—</w:t>
+            </w:r>
+          </w:p>
+        </w:tc>
+      </w:tr>
+    </w:tbl>
+    <w:bookmarkEnd w:id="71"/>
+    <w:bookmarkStart w:id="72" w:name="gracias-por-darme-sitio"/>
+    <w:p>
+      <w:pPr>
+        <w:pStyle w:val="Heading3"/>
+      </w:pPr>
+      <w:r>
+        <w:t xml:space="preserve">🚪 Gracias por darme sitio</w:t>
+      </w:r>
+    </w:p>
+    <w:tbl>
+      <w:tblPr>
+        <w:tblStyle w:val="Table"/>
+        <w:tblW w:type="pct" w:w="5000"/>
+        <w:tblLayout w:type="fixed"/>
+        <w:tblLook w:firstRow="1" w:lastRow="0" w:firstColumn="0" w:lastColumn="0" w:noHBand="0" w:noVBand="0" w:val="0020"/>
+      </w:tblPr>
+      <w:tblGrid>
+        <w:gridCol w:w="3960"/>
+        <w:gridCol w:w="3960"/>
+      </w:tblGrid>
+      <w:tr>
+        <w:trPr>
+          <w:tblHeader w:val="on"/>
+        </w:trPr>
+        <w:tc>
+          <w:tcPr/>
+          <w:p>
+            <w:pPr>
+              <w:pStyle w:val="Compact"/>
+            </w:pPr>
+            <w:r>
+              <w:t xml:space="preserve">Tarjeta</w:t>
+            </w:r>
+          </w:p>
+        </w:tc>
+        <w:tc>
+          <w:tcPr/>
+          <w:p>
+            <w:pPr>
+              <w:pStyle w:val="Compact"/>
+            </w:pPr>
+            <w:r>
+              <w:t xml:space="preserve">Tarjeta</w:t>
+            </w:r>
+          </w:p>
+        </w:tc>
+      </w:tr>
+      <w:tr>
+        <w:tc>
+          <w:tcPr/>
+          <w:p>
+            <w:pPr>
+              <w:pStyle w:val="Compact"/>
+            </w:pPr>
+            <w:r>
+              <w:t xml:space="preserve">Gracias por hacerme sitio en la mesa el primer día. Me quitaste los nervios.</w:t>
+            </w:r>
+          </w:p>
+        </w:tc>
+        <w:tc>
+          <w:tcPr/>
+          <w:p>
+            <w:pPr>
+              <w:pStyle w:val="Compact"/>
+            </w:pPr>
+            <w:r>
+              <w:t xml:space="preserve">Gracias por invitarme a vuestro grupo aunque no me conocías.</w:t>
+            </w:r>
+          </w:p>
+        </w:tc>
+      </w:tr>
+      <w:tr>
+        <w:tc>
+          <w:tcPr/>
+          <w:p>
+            <w:pPr>
+              <w:pStyle w:val="Compact"/>
+            </w:pPr>
+            <w:r>
+              <w:t xml:space="preserve">Gracias por escribirme al grupo de WhatsApp para que no me quedara fuera.</w:t>
+            </w:r>
+          </w:p>
+        </w:tc>
+        <w:tc>
+          <w:tcPr/>
+          <w:p>
+            <w:pPr>
+              <w:pStyle w:val="Compact"/>
+            </w:pPr>
+            <w:r>
+              <w:t xml:space="preserve">Gracias por saludarme cada mañana; hizo el día más llevadero.</w:t>
+            </w:r>
+          </w:p>
+        </w:tc>
+      </w:tr>
+      <w:tr>
+        <w:tc>
+          <w:tcPr/>
+          <w:p>
+            <w:pPr>
+              <w:pStyle w:val="Compact"/>
+            </w:pPr>
+            <w:r>
+              <w:t xml:space="preserve">Gracias por preguntarme qué tal mi primer día de clase. Se agradece de verdad.</w:t>
+            </w:r>
+          </w:p>
+        </w:tc>
+        <w:tc>
+          <w:tcPr/>
+          <w:p>
+            <w:pPr>
+              <w:pStyle w:val="Compact"/>
+            </w:pPr>
+            <w:r>
+              <w:t xml:space="preserve">Gracias por incluirme en el trabajo sin que tuviera que rogar.</w:t>
+            </w:r>
+          </w:p>
+        </w:tc>
+      </w:tr>
+      <w:tr>
+        <w:tc>
+          <w:tcPr/>
+          <w:p>
+            <w:pPr>
+              <w:pStyle w:val="Compact"/>
+            </w:pPr>
+            <w:r>
+              <w:t xml:space="preserve">Gracias por esperarme en el pasillo cuando iba rezagado.</w:t>
+            </w:r>
+          </w:p>
+        </w:tc>
+        <w:tc>
+          <w:tcPr/>
+          <w:p>
+            <w:pPr>
+              <w:pStyle w:val="Compact"/>
+            </w:pPr>
+            <w:r>
+              <w:t xml:space="preserve">—</w:t>
+            </w:r>
+          </w:p>
+        </w:tc>
+      </w:tr>
+    </w:tbl>
+    <w:bookmarkEnd w:id="72"/>
+    <w:bookmarkStart w:id="73" w:name="me-atreví-y-lo-apoyaste"/>
+    <w:p>
+      <w:pPr>
+        <w:pStyle w:val="Heading3"/>
+      </w:pPr>
+      <w:r>
+        <w:t xml:space="preserve">🗣️ Me atreví y lo apoyaste</w:t>
+      </w:r>
+    </w:p>
+    <w:tbl>
+      <w:tblPr>
+        <w:tblStyle w:val="Table"/>
+        <w:tblW w:type="pct" w:w="5000"/>
+        <w:tblLayout w:type="fixed"/>
+        <w:tblLook w:firstRow="1" w:lastRow="0" w:firstColumn="0" w:lastColumn="0" w:noHBand="0" w:noVBand="0" w:val="0020"/>
+      </w:tblPr>
+      <w:tblGrid>
+        <w:gridCol w:w="3960"/>
+        <w:gridCol w:w="3960"/>
+      </w:tblGrid>
+      <w:tr>
+        <w:trPr>
+          <w:tblHeader w:val="on"/>
+        </w:trPr>
+        <w:tc>
+          <w:tcPr/>
+          <w:p>
+            <w:pPr>
+              <w:pStyle w:val="Compact"/>
+            </w:pPr>
+            <w:r>
+              <w:t xml:space="preserve">Tarjeta</w:t>
+            </w:r>
+          </w:p>
+        </w:tc>
+        <w:tc>
+          <w:tcPr/>
+          <w:p>
+            <w:pPr>
+              <w:pStyle w:val="Compact"/>
+            </w:pPr>
+            <w:r>
+              <w:t xml:space="preserve">Tarjeta</w:t>
+            </w:r>
+          </w:p>
+        </w:tc>
+      </w:tr>
+      <w:tr>
+        <w:tc>
+          <w:tcPr/>
+          <w:p>
+            <w:pPr>
+              <w:pStyle w:val="Compact"/>
+            </w:pPr>
+            <w:r>
+              <w:t xml:space="preserve">Gracias por escucharme sin interrumpir cuando por fin me animé a hablar.</w:t>
+            </w:r>
+          </w:p>
+        </w:tc>
+        <w:tc>
+          <w:tcPr/>
+          <w:p>
+            <w:pPr>
+              <w:pStyle w:val="Compact"/>
+            </w:pPr>
+            <w:r>
+              <w:t xml:space="preserve">Gracias por apoyar mi idea cuando el resto no la entendía.</w:t>
+            </w:r>
+          </w:p>
+        </w:tc>
+      </w:tr>
+      <w:tr>
+        <w:tc>
+          <w:tcPr/>
+          <w:p>
+            <w:pPr>
+              <w:pStyle w:val="Compact"/>
+            </w:pPr>
+            <w:r>
+              <w:t xml:space="preserve">Gracias por darme las gracias por mi intervención en clase: se notó.</w:t>
+            </w:r>
+          </w:p>
+        </w:tc>
+        <w:tc>
+          <w:tcPr/>
+          <w:p>
+            <w:pPr>
+              <w:pStyle w:val="Compact"/>
+            </w:pPr>
+            <w:r>
+              <w:t xml:space="preserve">Gracias por decir</w:t>
+            </w:r>
+            <w:r>
+              <w:t xml:space="preserve"> </w:t>
+            </w:r>
+            <w:r>
+              <w:t xml:space="preserve">“yo también me he sentido así”</w:t>
+            </w:r>
+            <w:r>
+              <w:t xml:space="preserve"> </w:t>
+            </w:r>
+            <w:r>
+              <w:t xml:space="preserve">cuando creí que era el único.</w:t>
+            </w:r>
+          </w:p>
+        </w:tc>
+      </w:tr>
+      <w:tr>
+        <w:tc>
+          <w:tcPr/>
+          <w:p>
+            <w:pPr>
+              <w:pStyle w:val="Compact"/>
+            </w:pPr>
+            <w:r>
+              <w:t xml:space="preserve">Gracias por animarme a presentar mi proyecto en voz alta.</w:t>
+            </w:r>
+          </w:p>
+        </w:tc>
+        <w:tc>
+          <w:tcPr/>
+          <w:p>
+            <w:pPr>
+              <w:pStyle w:val="Compact"/>
+            </w:pPr>
+            <w:r>
+              <w:t xml:space="preserve">Gracias por preguntarme la opinión en vez de decidir por mí.</w:t>
+            </w:r>
+          </w:p>
+        </w:tc>
+      </w:tr>
+    </w:tbl>
+    <w:bookmarkEnd w:id="73"/>
+    <w:bookmarkStart w:id="74" w:name="defendiste-sin-insultar"/>
+    <w:p>
+      <w:pPr>
+        <w:pStyle w:val="Heading3"/>
+      </w:pPr>
+      <w:r>
+        <w:t xml:space="preserve">🛡️ Defendiste sin insultar</w:t>
+      </w:r>
+    </w:p>
+    <w:tbl>
+      <w:tblPr>
+        <w:tblStyle w:val="Table"/>
+        <w:tblW w:type="pct" w:w="5000"/>
+        <w:tblLayout w:type="fixed"/>
+        <w:tblLook w:firstRow="1" w:lastRow="0" w:firstColumn="0" w:lastColumn="0" w:noHBand="0" w:noVBand="0" w:val="0020"/>
+      </w:tblPr>
+      <w:tblGrid>
+        <w:gridCol w:w="3960"/>
+        <w:gridCol w:w="3960"/>
+      </w:tblGrid>
+      <w:tr>
+        <w:trPr>
+          <w:tblHeader w:val="on"/>
+        </w:trPr>
+        <w:tc>
+          <w:tcPr/>
+          <w:p>
+            <w:pPr>
+              <w:pStyle w:val="Compact"/>
+            </w:pPr>
+            <w:r>
+              <w:t xml:space="preserve">Tarjeta</w:t>
+            </w:r>
+          </w:p>
+        </w:tc>
+        <w:tc>
+          <w:tcPr/>
+          <w:p>
+            <w:pPr>
+              <w:pStyle w:val="Compact"/>
+            </w:pPr>
+            <w:r>
+              <w:t xml:space="preserve">Tarjeta</w:t>
+            </w:r>
+          </w:p>
+        </w:tc>
+      </w:tr>
+      <w:tr>
+        <w:tc>
+          <w:tcPr/>
+          <w:p>
+            <w:pPr>
+              <w:pStyle w:val="Compact"/>
+            </w:pPr>
+            <w:r>
+              <w:t xml:space="preserve">Gracias por parar la burla con un</w:t>
+            </w:r>
+            <w:r>
+              <w:t xml:space="preserve"> </w:t>
+            </w:r>
+            <w:r>
+              <w:t xml:space="preserve">“no es para tanto”</w:t>
+            </w:r>
+            <w:r>
+              <w:t xml:space="preserve"> </w:t>
+            </w:r>
+            <w:r>
+              <w:t xml:space="preserve">sin meter más ruido.</w:t>
+            </w:r>
+          </w:p>
+        </w:tc>
+        <w:tc>
+          <w:tcPr/>
+          <w:p>
+            <w:pPr>
+              <w:pStyle w:val="Compact"/>
+            </w:pPr>
+            <w:r>
+              <w:t xml:space="preserve">Gracias por cambiar de tema cuando la conversación iba a más de lo debido.</w:t>
+            </w:r>
+          </w:p>
+        </w:tc>
+      </w:tr>
+      <w:tr>
+        <w:tc>
+          <w:tcPr/>
+          <w:p>
+            <w:pPr>
+              <w:pStyle w:val="Compact"/>
+            </w:pPr>
+            <w:r>
+              <w:t xml:space="preserve">Gracias por defenderme con argumentos, no con gritos.</w:t>
+            </w:r>
+          </w:p>
+        </w:tc>
+        <w:tc>
+          <w:tcPr/>
+          <w:p>
+            <w:pPr>
+              <w:pStyle w:val="Compact"/>
+            </w:pPr>
+            <w:r>
+              <w:t xml:space="preserve">Gracias por avisar al profe de lo que pasaba sin ponerme en evidencia.</w:t>
+            </w:r>
+          </w:p>
+        </w:tc>
+      </w:tr>
+      <w:tr>
+        <w:tc>
+          <w:tcPr/>
+          <w:p>
+            <w:pPr>
+              <w:pStyle w:val="Compact"/>
+            </w:pPr>
+            <w:r>
+              <w:t xml:space="preserve">Gracias por decir que eso</w:t>
+            </w:r>
+            <w:r>
+              <w:t xml:space="preserve"> </w:t>
+            </w:r>
+            <w:r>
+              <w:t xml:space="preserve">“no es de nuestro grupo”</w:t>
+            </w:r>
+            <w:r>
+              <w:t xml:space="preserve"> </w:t>
+            </w:r>
+            <w:r>
+              <w:t xml:space="preserve">cuando alguien se pasó.</w:t>
+            </w:r>
+          </w:p>
+        </w:tc>
+        <w:tc>
+          <w:tcPr/>
+          <w:p>
+            <w:pPr>
+              <w:pStyle w:val="Compact"/>
+            </w:pPr>
+            <w:r>
+              <w:t xml:space="preserve">Gracias por pedir respeto por mí sin que yo tuviera que pedirlo.</w:t>
+            </w:r>
+          </w:p>
+        </w:tc>
+      </w:tr>
+    </w:tbl>
+    <w:bookmarkEnd w:id="74"/>
+    <w:bookmarkStart w:id="75" w:name="buen-rollo"/>
+    <w:p>
+      <w:pPr>
+        <w:pStyle w:val="Heading3"/>
+      </w:pPr>
+      <w:r>
+        <w:t xml:space="preserve">😄 Buen rollo</w:t>
+      </w:r>
+    </w:p>
+    <w:tbl>
+      <w:tblPr>
+        <w:tblStyle w:val="Table"/>
+        <w:tblW w:type="pct" w:w="5000"/>
+        <w:tblLayout w:type="fixed"/>
+        <w:tblLook w:firstRow="1" w:lastRow="0" w:firstColumn="0" w:lastColumn="0" w:noHBand="0" w:noVBand="0" w:val="0020"/>
+      </w:tblPr>
+      <w:tblGrid>
+        <w:gridCol w:w="3960"/>
+        <w:gridCol w:w="3960"/>
+      </w:tblGrid>
+      <w:tr>
+        <w:trPr>
+          <w:tblHeader w:val="on"/>
+        </w:trPr>
+        <w:tc>
+          <w:tcPr/>
+          <w:p>
+            <w:pPr>
+              <w:pStyle w:val="Compact"/>
+            </w:pPr>
+            <w:r>
+              <w:t xml:space="preserve">Tarjeta</w:t>
+            </w:r>
+          </w:p>
+        </w:tc>
+        <w:tc>
+          <w:tcPr/>
+          <w:p>
+            <w:pPr>
+              <w:pStyle w:val="Compact"/>
+            </w:pPr>
+            <w:r>
+              <w:t xml:space="preserve">Tarjeta</w:t>
+            </w:r>
+          </w:p>
+        </w:tc>
+      </w:tr>
+      <w:tr>
+        <w:tc>
+          <w:tcPr/>
+          <w:p>
+            <w:pPr>
+              <w:pStyle w:val="Compact"/>
+            </w:pPr>
+            <w:r>
+              <w:t xml:space="preserve">Gracias por sacarnos una risa sana cuando la clase venía pesada.</w:t>
+            </w:r>
+          </w:p>
+        </w:tc>
+        <w:tc>
+          <w:tcPr/>
+          <w:p>
+            <w:pPr>
+              <w:pStyle w:val="Compact"/>
+            </w:pPr>
+            <w:r>
+              <w:t xml:space="preserve">Gracias por tu buen humor los días de examen; ayudó más de lo que crees.</w:t>
+            </w:r>
+          </w:p>
+        </w:tc>
+      </w:tr>
+      <w:tr>
+        <w:tc>
+          <w:tcPr/>
+          <w:p>
+            <w:pPr>
+              <w:pStyle w:val="Compact"/>
+            </w:pPr>
+            <w:r>
+              <w:t xml:space="preserve">Gracias por traer una historia buena y no una queja.</w:t>
+            </w:r>
+          </w:p>
+        </w:tc>
+        <w:tc>
+          <w:tcPr/>
+          <w:p>
+            <w:pPr>
+              <w:pStyle w:val="Compact"/>
+            </w:pPr>
+            <w:r>
+              <w:t xml:space="preserve">Gracias por celebrar los logros ajenos como si fueran tuyos.</w:t>
+            </w:r>
+          </w:p>
+        </w:tc>
+      </w:tr>
+      <w:tr>
+        <w:tc>
+          <w:tcPr/>
+          <w:p>
+            <w:pPr>
+              <w:pStyle w:val="Compact"/>
+            </w:pPr>
+            <w:r>
+              <w:t xml:space="preserve">Gracias por tratar bien a quien todos ignoraban.</w:t>
+            </w:r>
+          </w:p>
+        </w:tc>
+        <w:tc>
+          <w:tcPr/>
+          <w:p>
+            <w:pPr>
+              <w:pStyle w:val="Compact"/>
+            </w:pPr>
+            <w:r>
+              <w:t xml:space="preserve">Gracias por despedirte con un</w:t>
+            </w:r>
+            <w:r>
+              <w:t xml:space="preserve"> </w:t>
+            </w:r>
+            <w:r>
+              <w:t xml:space="preserve">“hasta mañana”</w:t>
+            </w:r>
+            <w:r>
+              <w:t xml:space="preserve"> </w:t>
+            </w:r>
+            <w:r>
+              <w:t xml:space="preserve">de verdad.</w:t>
+            </w:r>
+          </w:p>
+        </w:tc>
+      </w:tr>
+    </w:tbl>
+    <w:bookmarkEnd w:id="75"/>
+    <w:bookmarkStart w:id="76" w:name="disculpas-y-reparaciones"/>
+    <w:p>
+      <w:pPr>
+        <w:pStyle w:val="Heading3"/>
+      </w:pPr>
+      <w:r>
+        <w:t xml:space="preserve">🙏 Disculpas y reparaciones</w:t>
+      </w:r>
+    </w:p>
+    <w:tbl>
+      <w:tblPr>
+        <w:tblStyle w:val="Table"/>
+        <w:tblW w:type="pct" w:w="5000"/>
+        <w:tblLayout w:type="fixed"/>
+        <w:tblLook w:firstRow="1" w:lastRow="0" w:firstColumn="0" w:lastColumn="0" w:noHBand="0" w:noVBand="0" w:val="0020"/>
+      </w:tblPr>
+      <w:tblGrid>
+        <w:gridCol w:w="3960"/>
+        <w:gridCol w:w="3960"/>
+      </w:tblGrid>
+      <w:tr>
+        <w:trPr>
+          <w:tblHeader w:val="on"/>
+        </w:trPr>
+        <w:tc>
+          <w:tcPr/>
+          <w:p>
+            <w:pPr>
+              <w:pStyle w:val="Compact"/>
+            </w:pPr>
+            <w:r>
+              <w:t xml:space="preserve">Tarjeta</w:t>
+            </w:r>
+          </w:p>
+        </w:tc>
+        <w:tc>
+          <w:tcPr/>
+          <w:p>
+            <w:pPr>
+              <w:pStyle w:val="Compact"/>
+            </w:pPr>
+            <w:r>
+              <w:t xml:space="preserve">Tarjeta</w:t>
+            </w:r>
+          </w:p>
+        </w:tc>
+      </w:tr>
+      <w:tr>
+        <w:tc>
+          <w:tcPr/>
+          <w:p>
+            <w:pPr>
+              <w:pStyle w:val="Compact"/>
+            </w:pPr>
+            <w:r>
+              <w:t xml:space="preserve">Gracias por pedir perdón rápido; se notó y el grupo respiró.</w:t>
+            </w:r>
+          </w:p>
+        </w:tc>
+        <w:tc>
+          <w:tcPr/>
+          <w:p>
+            <w:pPr>
+              <w:pStyle w:val="Compact"/>
+            </w:pPr>
+            <w:r>
+              <w:t xml:space="preserve">Gracias por reconocer tu error sin excusas raras.</w:t>
+            </w:r>
+          </w:p>
+        </w:tc>
+      </w:tr>
+      <w:tr>
+        <w:tc>
+          <w:tcPr/>
+          <w:p>
+            <w:pPr>
+              <w:pStyle w:val="Compact"/>
+            </w:pPr>
+            <w:r>
+              <w:t xml:space="preserve">Gracias por arreglar lo que rompiste sin que te lo exigieran.</w:t>
+            </w:r>
+          </w:p>
+        </w:tc>
+        <w:tc>
+          <w:tcPr/>
+          <w:p>
+            <w:pPr>
+              <w:pStyle w:val="Compact"/>
+            </w:pPr>
+            <w:r>
+              <w:t xml:space="preserve">Gracias por disculparte en público; hizo más fuerte al grupo.</w:t>
+            </w:r>
+          </w:p>
+        </w:tc>
+      </w:tr>
+    </w:tbl>
+    <w:p>
+      <w:r>
+        <w:pict>
+          <v:rect style="width:0;height:1.5pt" o:hralign="center" o:hrstd="t" o:hr="t"/>
+        </w:pict>
+      </w:r>
+    </w:p>
+    <w:bookmarkEnd w:id="76"/>
+    <w:bookmarkEnd w:id="77"/>
+    <w:bookmarkStart w:id="78" w:name="mini-chequeo-3"/>
+    <w:p>
+      <w:pPr>
+        <w:pStyle w:val="Heading2"/>
+      </w:pPr>
+      <w:r>
+        <w:t xml:space="preserve">🧠 Mini-chequeo</w:t>
+      </w:r>
+    </w:p>
+    <w:p>
+      <w:pPr>
+        <w:pStyle w:val="Compact"/>
+        <w:numPr>
+          <w:ilvl w:val="0"/>
+          <w:numId w:val="1018"/>
+        </w:numPr>
+      </w:pPr>
+      <w:r>
+        <w:t xml:space="preserve">De las tarjetas de</w:t>
+      </w:r>
+      <w:r>
+        <w:t xml:space="preserve"> </w:t>
+      </w:r>
+      <w:r>
+        <w:t xml:space="preserve">“Gracias por darme sitio”</w:t>
+      </w:r>
+      <w:r>
+        <w:t xml:space="preserve">, elige una y añade el hecho real entre corchetes.</w:t>
+      </w:r>
+    </w:p>
+    <w:p>
+      <w:pPr>
+        <w:pStyle w:val="Compact"/>
+        <w:numPr>
+          <w:ilvl w:val="0"/>
+          <w:numId w:val="1018"/>
+        </w:numPr>
+      </w:pPr>
+      <w:r>
+        <w:t xml:space="preserve">¿Por qué ninguna tarjeta habla de notas o de apariencias?</w:t>
+      </w:r>
+    </w:p>
+    <w:p>
+      <w:pPr>
+        <w:pStyle w:val="Compact"/>
+        <w:numPr>
+          <w:ilvl w:val="0"/>
+          <w:numId w:val="1018"/>
+        </w:numPr>
+      </w:pPr>
+      <w:r>
+        <w:t xml:space="preserve">¿A qué categoría enviarías una tarjeta a la profe de módulo?</w:t>
+      </w:r>
+    </w:p>
+    <w:p>
+      <w:r>
+        <w:pict>
+          <v:rect style="width:0;height:1.5pt" o:hralign="center" o:hrstd="t" o:hr="t"/>
+        </w:pict>
+      </w:r>
+    </w:p>
+    <w:bookmarkEnd w:id="78"/>
+    <w:bookmarkStart w:id="79" w:name="resumen-en-3-frases-3"/>
+    <w:p>
+      <w:pPr>
+        <w:pStyle w:val="Heading2"/>
+      </w:pPr>
+      <w:r>
+        <w:t xml:space="preserve">✅ Resumen en 3 frases</w:t>
+      </w:r>
+    </w:p>
+    <w:p>
+      <w:pPr>
+        <w:pStyle w:val="Compact"/>
+        <w:numPr>
+          <w:ilvl w:val="0"/>
+          <w:numId w:val="1019"/>
+        </w:numPr>
+      </w:pPr>
+      <w:r>
+        <w:t xml:space="preserve">El banco tiene +50 kudos en 8 categorías, todos sobre comportamientos que mejoran el clima.</w:t>
+      </w:r>
+    </w:p>
+    <w:p>
+      <w:pPr>
+        <w:pStyle w:val="Compact"/>
+        <w:numPr>
+          <w:ilvl w:val="0"/>
+          <w:numId w:val="1019"/>
+        </w:numPr>
+      </w:pPr>
+      <w:r>
+        <w:t xml:space="preserve">Los corchetes se completan con el hecho concreto; sin hecho, no es kudo.</w:t>
+      </w:r>
+    </w:p>
+    <w:p>
+      <w:pPr>
+        <w:pStyle w:val="Compact"/>
+        <w:numPr>
+          <w:ilvl w:val="0"/>
+          <w:numId w:val="1019"/>
+        </w:numPr>
+      </w:pPr>
+      <w:r>
+        <w:t xml:space="preserve">Ctrl+P, recortar y a la caja o al mural.</w:t>
+      </w:r>
+    </w:p>
+    <w:p>
+      <w:r>
+        <w:pict>
+          <v:rect style="width:0;height:1.5pt" o:hralign="center" o:hrstd="t" o:hr="t"/>
+        </w:pict>
+      </w:r>
+    </w:p>
+    <w:bookmarkEnd w:id="79"/>
+    <w:bookmarkStart w:id="80" w:name="vocabulario-rápido-3"/>
+    <w:p>
+      <w:pPr>
+        <w:pStyle w:val="Heading2"/>
+      </w:pPr>
+      <w:r>
+        <w:t xml:space="preserve">🐛 Vocabulario rápido</w:t>
+      </w:r>
+    </w:p>
+    <w:p>
+      <w:pPr>
+        <w:pStyle w:val="Compact"/>
+        <w:numPr>
+          <w:ilvl w:val="0"/>
+          <w:numId w:val="1020"/>
+        </w:numPr>
+      </w:pPr>
+      <w:r>
+        <w:rPr>
+          <w:b/>
+          <w:bCs/>
+        </w:rPr>
+        <w:t xml:space="preserve">Placeholder:</w:t>
+      </w:r>
+      <w:r>
+        <w:t xml:space="preserve"> </w:t>
+      </w:r>
+      <w:r>
+        <w:t xml:space="preserve">el</w:t>
+      </w:r>
+      <w:r>
+        <w:t xml:space="preserve"> </w:t>
+      </w:r>
+      <w:r>
+        <w:rPr>
+          <w:rStyle w:val="VerbatimChar"/>
+        </w:rPr>
+        <w:t xml:space="preserve">[...]</w:t>
+      </w:r>
+      <w:r>
+        <w:t xml:space="preserve"> </w:t>
+      </w:r>
+      <w:r>
+        <w:t xml:space="preserve">entre corchetes que se completa con el hecho real.</w:t>
+      </w:r>
+    </w:p>
+    <w:p>
+      <w:pPr>
+        <w:pStyle w:val="Compact"/>
+        <w:numPr>
+          <w:ilvl w:val="0"/>
+          <w:numId w:val="1020"/>
+        </w:numPr>
+      </w:pPr>
+      <w:r>
+        <w:rPr>
+          <w:b/>
+          <w:bCs/>
+        </w:rPr>
+        <w:t xml:space="preserve">Categoría:</w:t>
+      </w:r>
+      <w:r>
+        <w:t xml:space="preserve"> </w:t>
+      </w:r>
+      <w:r>
+        <w:t xml:space="preserve">el tipo de comportamiento reconocido (ayuda, esfuerzo, inclusión…).</w:t>
+      </w:r>
+    </w:p>
+    <w:p>
+      <w:r>
+        <w:pict>
+          <v:rect style="width:0;height:1.5pt" o:hralign="center" o:hrstd="t" o:hr="t"/>
+        </w:pict>
+      </w:r>
+    </w:p>
+    <w:p>
+      <w:pPr>
+        <w:pStyle w:val="FirstParagraph"/>
+      </w:pPr>
+      <w:r>
+        <w:t xml:space="preserve">📚</w:t>
+      </w:r>
+      <w:r>
+        <w:t xml:space="preserve"> </w:t>
+      </w:r>
+      <w:hyperlink r:id="rId34">
+        <w:r>
+          <w:rPr>
+            <w:rStyle w:val="Hyperlink"/>
+          </w:rPr>
+          <w:t xml:space="preserve">Volver al índice de Kudo Cards</w:t>
+        </w:r>
+      </w:hyperlink>
+      <w:r>
+        <w:t xml:space="preserve"> </w:t>
+      </w:r>
+      <w:r>
+        <w:t xml:space="preserve">·</w:t>
+      </w:r>
+      <w:r>
+        <w:t xml:space="preserve"> </w:t>
+      </w:r>
+      <w:r>
+        <w:rPr>
+          <w:b/>
+          <w:bCs/>
+        </w:rPr>
+        <w:t xml:space="preserve">Anterior:</w:t>
+      </w:r>
+      <w:r>
+        <w:t xml:space="preserve"> </w:t>
+      </w:r>
       <w:hyperlink r:id="rId12">
         <w:r>
           <w:rPr>
             <w:rStyle w:val="Hyperlink"/>
           </w:rPr>
-          <w:t xml:space="preserve">Las 6 reglas de oro</w:t>
+          <w:t xml:space="preserve">Cómo escribir un kudo</w:t>
         </w:r>
       </w:hyperlink>
       <w:r>
@@ -4821,17 +7236,698 @@
       <w:r>
         <w:t xml:space="preserve"> </w:t>
       </w:r>
-      <w:hyperlink r:id="rId16">
+      <w:hyperlink r:id="rId14">
         <w:r>
           <w:rPr>
             <w:rStyle w:val="Hyperlink"/>
           </w:rPr>
-          <w:t xml:space="preserve">Banco de Kudo Cards</w:t>
+          <w:t xml:space="preserve">Tu kudo en digital</w:t>
         </w:r>
       </w:hyperlink>
     </w:p>
-    <w:bookmarkEnd w:id="57"/>
-    <w:bookmarkEnd w:id="58"/>
+    <w:bookmarkEnd w:id="80"/>
+    <w:bookmarkEnd w:id="81"/>
+    <w:bookmarkStart w:id="89" w:name="tu-kudo-en-digital"/>
+    <w:p>
+      <w:pPr>
+        <w:pStyle w:val="Heading1"/>
+      </w:pPr>
+      <w:r>
+        <w:t xml:space="preserve">5 — Tu kudo en digital</w:t>
+      </w:r>
+    </w:p>
+    <w:p>
+      <w:pPr>
+        <w:pStyle w:val="FirstParagraph"/>
+      </w:pPr>
+      <w:r>
+        <w:t xml:space="preserve">Enviar por correo, copiar o imprimir 📧</w:t>
+      </w:r>
+    </w:p>
+    <w:p>
+      <w:pPr>
+        <w:pStyle w:val="BlockText"/>
+      </w:pPr>
+      <w:r>
+        <w:t xml:space="preserve">🗺️</w:t>
+      </w:r>
+      <w:r>
+        <w:t xml:space="preserve"> </w:t>
+      </w:r>
+      <w:r>
+        <w:rPr>
+          <w:b/>
+          <w:bCs/>
+        </w:rPr>
+        <w:t xml:space="preserve">Estás en:</w:t>
+      </w:r>
+      <w:r>
+        <w:t xml:space="preserve"> </w:t>
+      </w:r>
+      <w:r>
+        <w:t xml:space="preserve">🤝</w:t>
+      </w:r>
+      <w:r>
+        <w:t xml:space="preserve"> </w:t>
+      </w:r>
+      <w:r>
+        <w:rPr>
+          <w:b/>
+          <w:bCs/>
+        </w:rPr>
+        <w:t xml:space="preserve">Kudo Cards</w:t>
+      </w:r>
+      <w:r>
+        <w:t xml:space="preserve"> </w:t>
+      </w:r>
+      <w:r>
+        <w:t xml:space="preserve">→ 5 · Tu kudo en digital</w:t>
+      </w:r>
+    </w:p>
+    <w:p>
+      <w:r>
+        <w:pict>
+          <v:rect style="width:0;height:1.5pt" o:hralign="center" o:hrstd="t" o:hr="t"/>
+        </w:pict>
+      </w:r>
+    </w:p>
+    <w:bookmarkStart w:id="82" w:name="en-corto-4"/>
+    <w:p>
+      <w:pPr>
+        <w:pStyle w:val="Heading2"/>
+      </w:pPr>
+      <w:r>
+        <w:t xml:space="preserve">📬 En corto</w:t>
+      </w:r>
+    </w:p>
+    <w:p>
+      <w:pPr>
+        <w:pStyle w:val="BlockText"/>
+      </w:pPr>
+      <w:r>
+        <w:rPr>
+          <w:b/>
+          <w:bCs/>
+        </w:rPr>
+        <w:t xml:space="preserve">¿Falta alguien o prefieres el móvil?</w:t>
+      </w:r>
+      <w:r>
+        <w:t xml:space="preserve"> </w:t>
+      </w:r>
+      <w:r>
+        <w:t xml:space="preserve">Rellena, elige y envía: la herramienta de abajo abre tu correo con el kudo escrito, lo copia para WhatsApp/Aules o lo deja listo para imprimir.</w:t>
+      </w:r>
+    </w:p>
+    <w:p>
+      <w:r>
+        <w:pict>
+          <v:rect style="width:0;height:1.5pt" o:hralign="center" o:hrstd="t" o:hr="t"/>
+        </w:pict>
+      </w:r>
+    </w:p>
+    <w:bookmarkEnd w:id="82"/>
+    <w:bookmarkStart w:id="84" w:name="herramienta-crea-y-envía-tu-kudo"/>
+    <w:p>
+      <w:pPr>
+        <w:pStyle w:val="Heading2"/>
+      </w:pPr>
+      <w:r>
+        <w:t xml:space="preserve">📧 Herramienta: crea y envía tu kudo</w:t>
+      </w:r>
+    </w:p>
+    <w:p>
+      <w:pPr>
+        <w:pStyle w:val="FirstParagraph"/>
+      </w:pPr>
+      <w:r>
+        <w:rPr>
+          <w:b/>
+          <w:bCs/>
+        </w:rPr>
+        <w:t xml:space="preserve">Para:</w:t>
+      </w:r>
+      <w:r>
+        <w:t xml:space="preserve"> </w:t>
+      </w:r>
+      <w:r>
+        <w:t xml:space="preserve">(nombre del compañero o</w:t>
+      </w:r>
+      <w:r>
+        <w:t xml:space="preserve"> </w:t>
+      </w:r>
+      <w:r>
+        <w:t xml:space="preserve">“La profe”</w:t>
+      </w:r>
+      <w:r>
+        <w:t xml:space="preserve">)</w:t>
+      </w:r>
+      <w:r>
+        <w:t xml:space="preserve"> </w:t>
+      </w:r>
+    </w:p>
+    <w:p>
+      <w:pPr>
+        <w:pStyle w:val="BodyText"/>
+      </w:pPr>
+      <w:r>
+        <w:rPr>
+          <w:b/>
+          <w:bCs/>
+        </w:rPr>
+        <w:t xml:space="preserve">De:</w:t>
+      </w:r>
+      <w:r>
+        <w:t xml:space="preserve"> </w:t>
+      </w:r>
+      <w:r>
+        <w:t xml:space="preserve">tu nombre</w:t>
+      </w:r>
+      <w:r>
+        <w:t xml:space="preserve"> </w:t>
+      </w:r>
+      <w:r>
+        <w:t xml:space="preserve"> </w:t>
+      </w:r>
+      <w:r>
+        <w:t xml:space="preserve"> </w:t>
+      </w:r>
+      <w:r>
+        <w:t xml:space="preserve">Enviar como anónimo/a</w:t>
+      </w:r>
+    </w:p>
+    <w:p>
+      <w:pPr>
+        <w:pStyle w:val="BodyText"/>
+      </w:pPr>
+      <w:r>
+        <w:rPr>
+          <w:b/>
+          <w:bCs/>
+        </w:rPr>
+        <w:t xml:space="preserve">Mensaje:</w:t>
+      </w:r>
+      <w:r>
+        <w:t xml:space="preserve"> </w:t>
+      </w:r>
+      <w:r>
+        <w:t xml:space="preserve">(concreto + comportamiento + impacto)</w:t>
+      </w:r>
+    </w:p>
+    <w:p>
+      <w:pPr>
+        <w:pStyle w:val="BodyText"/>
+      </w:pPr>
+      <w:r>
+        <w:t xml:space="preserve">Gracias por hacerme sitio en la mesa el primer día; me quitaste los nervios.</w:t>
+      </w:r>
+      <w:r>
+        <w:t xml:space="preserve"> </w:t>
+      </w:r>
+      <w:r>
+        <w:t xml:space="preserve">Gracias por explicarme la parte que no entendía sin hacerme sentir tonto.</w:t>
+      </w:r>
+      <w:r>
+        <w:t xml:space="preserve"> </w:t>
+      </w:r>
+      <w:r>
+        <w:t xml:space="preserve">Gracias por parar la burla con un</w:t>
+      </w:r>
+      <w:r>
+        <w:t xml:space="preserve"> </w:t>
+      </w:r>
+      <w:r>
+        <w:t xml:space="preserve">“no es para tanto”</w:t>
+      </w:r>
+      <w:r>
+        <w:t xml:space="preserve">; se notó.</w:t>
+      </w:r>
+      <w:r>
+        <w:t xml:space="preserve"> </w:t>
+      </w:r>
+      <w:r>
+        <w:t xml:space="preserve">Gracias por explicarme el tema dos veces con un ejemplo real; la segunda me cuadró todo.</w:t>
+      </w:r>
+    </w:p>
+    <w:p>
+      <w:pPr>
+        <w:pStyle w:val="BodyText"/>
+      </w:pPr>
+      <w:r>
+        <w:rPr>
+          <w:b/>
+          <w:bCs/>
+        </w:rPr>
+        <w:t xml:space="preserve">Correo de destino</w:t>
+      </w:r>
+      <w:r>
+        <w:t xml:space="preserve"> </w:t>
+      </w:r>
+      <w:r>
+        <w:t xml:space="preserve">(quien recibe el kudo; edítalo con el correo de tu profe)</w:t>
+      </w:r>
+      <w:r>
+        <w:t xml:space="preserve"> </w:t>
+      </w:r>
+    </w:p>
+    <w:p>
+      <w:pPr>
+        <w:pStyle w:val="BodyText"/>
+      </w:pPr>
+      <w:r>
+        <w:t xml:space="preserve">📧 Enviar por correo</w:t>
+      </w:r>
+      <w:r>
+        <w:t xml:space="preserve"> </w:t>
+      </w:r>
+      <w:r>
+        <w:t xml:space="preserve">📋 Copiar (WhatsApp / Aules)</w:t>
+      </w:r>
+      <w:r>
+        <w:t xml:space="preserve"> </w:t>
+      </w:r>
+      <w:r>
+        <w:t xml:space="preserve">🖨️ Imprimir tarjeta</w:t>
+      </w:r>
+    </w:p>
+    <w:bookmarkStart w:id="83" w:name="k-preview"/>
+    <w:p>
+      <w:pPr>
+        <w:pStyle w:val="BodyText"/>
+      </w:pPr>
+      <w:r>
+        <w:t xml:space="preserve">Vista previa del kudo…</w:t>
+      </w:r>
+    </w:p>
+    <w:bookmarkEnd w:id="83"/>
+    <w:p>
+      <w:pPr>
+        <w:pStyle w:val="BlockText"/>
+      </w:pPr>
+      <w:r>
+        <w:t xml:space="preserve">⚠️</w:t>
+      </w:r>
+      <w:r>
+        <w:t xml:space="preserve"> </w:t>
+      </w:r>
+      <w:r>
+        <w:rPr>
+          <w:b/>
+          <w:bCs/>
+        </w:rPr>
+        <w:t xml:space="preserve">Si el correo no se abre:</w:t>
+      </w:r>
+      <w:r>
+        <w:t xml:space="preserve"> </w:t>
+      </w:r>
+      <w:r>
+        <w:t xml:space="preserve">en móvil puede que no tengas correo configurado. Usa</w:t>
+      </w:r>
+      <w:r>
+        <w:t xml:space="preserve"> </w:t>
+      </w:r>
+      <w:r>
+        <w:rPr>
+          <w:b/>
+          <w:bCs/>
+        </w:rPr>
+        <w:t xml:space="preserve">📋 Copiar</w:t>
+      </w:r>
+      <w:r>
+        <w:t xml:space="preserve"> </w:t>
+      </w:r>
+      <w:r>
+        <w:t xml:space="preserve">y mándalo por WhatsApp o Aules. Y recuerda: si es para la profe, ella recibe la tarjeta igual que tú recibirías la tuya.</w:t>
+      </w:r>
+    </w:p>
+    <w:p>
+      <w:r>
+        <w:pict>
+          <v:rect style="width:0;height:1.5pt" o:hralign="center" o:hrstd="t" o:hr="t"/>
+        </w:pict>
+      </w:r>
+    </w:p>
+    <w:bookmarkEnd w:id="84"/>
+    <w:bookmarkStart w:id="85" w:name="kudos-a-distancia-otras-vías"/>
+    <w:p>
+      <w:pPr>
+        <w:pStyle w:val="Heading2"/>
+      </w:pPr>
+      <w:r>
+        <w:t xml:space="preserve">🌐 Kudos a distancia: otras vías</w:t>
+      </w:r>
+    </w:p>
+    <w:p>
+      <w:pPr>
+        <w:pStyle w:val="Compact"/>
+        <w:numPr>
+          <w:ilvl w:val="0"/>
+          <w:numId w:val="1021"/>
+        </w:numPr>
+      </w:pPr>
+      <w:r>
+        <w:rPr>
+          <w:b/>
+          <w:bCs/>
+        </w:rPr>
+        <w:t xml:space="preserve">kudobox.co</w:t>
+      </w:r>
+      <w:r>
+        <w:t xml:space="preserve"> </w:t>
+      </w:r>
+      <w:r>
+        <w:t xml:space="preserve">— servicio gratuito de Management 3.0 para enviar kudos a distancia (si alguien falta o es de otro grupo).</w:t>
+      </w:r>
+    </w:p>
+    <w:p>
+      <w:pPr>
+        <w:pStyle w:val="Compact"/>
+        <w:numPr>
+          <w:ilvl w:val="0"/>
+          <w:numId w:val="1021"/>
+        </w:numPr>
+      </w:pPr>
+      <w:r>
+        <w:rPr>
+          <w:b/>
+          <w:bCs/>
+        </w:rPr>
+        <w:t xml:space="preserve">LinkedIn</w:t>
+      </w:r>
+      <w:r>
+        <w:t xml:space="preserve"> </w:t>
+      </w:r>
+      <w:r>
+        <w:t xml:space="preserve">— el propio LinkedIn permite reconocimientos:</w:t>
+      </w:r>
+      <w:r>
+        <w:t xml:space="preserve"> </w:t>
+      </w:r>
+      <w:r>
+        <w:t xml:space="preserve">“Crear publicación”</w:t>
+      </w:r>
+      <w:r>
+        <w:t xml:space="preserve"> </w:t>
+      </w:r>
+      <w:r>
+        <w:t xml:space="preserve">→</w:t>
+      </w:r>
+      <w:r>
+        <w:t xml:space="preserve"> </w:t>
+      </w:r>
+      <w:r>
+        <w:t xml:space="preserve">“Celebrar ocasión especial”</w:t>
+      </w:r>
+      <w:r>
+        <w:t xml:space="preserve"> </w:t>
+      </w:r>
+      <w:r>
+        <w:t xml:space="preserve">→</w:t>
+      </w:r>
+      <w:r>
+        <w:t xml:space="preserve"> </w:t>
+      </w:r>
+      <w:r>
+        <w:t xml:space="preserve">“Dar reconocimiento”</w:t>
+      </w:r>
+      <w:r>
+        <w:t xml:space="preserve">. Ideal para el módulo de Comercio: se practica la herramienta y se agradece a la vez.</w:t>
+      </w:r>
+    </w:p>
+    <w:p>
+      <w:pPr>
+        <w:pStyle w:val="Compact"/>
+        <w:numPr>
+          <w:ilvl w:val="0"/>
+          <w:numId w:val="1021"/>
+        </w:numPr>
+      </w:pPr>
+      <w:r>
+        <w:rPr>
+          <w:b/>
+          <w:bCs/>
+        </w:rPr>
+        <w:t xml:space="preserve">Escanear a mano</w:t>
+      </w:r>
+      <w:r>
+        <w:t xml:space="preserve"> </w:t>
+      </w:r>
+      <w:r>
+        <w:t xml:space="preserve">— escribe tu tarjeta de papel, hazle una foto y mándala. El canal da igual; la intención es la que cuenta.</w:t>
+      </w:r>
+    </w:p>
+    <w:p>
+      <w:r>
+        <w:pict>
+          <v:rect style="width:0;height:1.5pt" o:hralign="center" o:hrstd="t" o:hr="t"/>
+        </w:pict>
+      </w:r>
+    </w:p>
+    <w:bookmarkEnd w:id="85"/>
+    <w:bookmarkStart w:id="86" w:name="mini-chequeo-4"/>
+    <w:p>
+      <w:pPr>
+        <w:pStyle w:val="Heading2"/>
+      </w:pPr>
+      <w:r>
+        <w:t xml:space="preserve">🧠 Mini-chequeo</w:t>
+      </w:r>
+    </w:p>
+    <w:p>
+      <w:pPr>
+        <w:pStyle w:val="Compact"/>
+        <w:numPr>
+          <w:ilvl w:val="0"/>
+          <w:numId w:val="1022"/>
+        </w:numPr>
+      </w:pPr>
+      <w:r>
+        <w:t xml:space="preserve">Rellena la herramienta con un kudo real y mándalo por correo.</w:t>
+      </w:r>
+    </w:p>
+    <w:p>
+      <w:pPr>
+        <w:pStyle w:val="Compact"/>
+        <w:numPr>
+          <w:ilvl w:val="0"/>
+          <w:numId w:val="1022"/>
+        </w:numPr>
+      </w:pPr>
+      <w:r>
+        <w:t xml:space="preserve">¿En qué situaciones usarías el botón</w:t>
+      </w:r>
+      <w:r>
+        <w:t xml:space="preserve"> </w:t>
+      </w:r>
+      <w:r>
+        <w:t xml:space="preserve">“anónimo”</w:t>
+      </w:r>
+      <w:r>
+        <w:t xml:space="preserve">?</w:t>
+      </w:r>
+    </w:p>
+    <w:p>
+      <w:pPr>
+        <w:pStyle w:val="Compact"/>
+        <w:numPr>
+          <w:ilvl w:val="0"/>
+          <w:numId w:val="1022"/>
+        </w:numPr>
+      </w:pPr>
+      <w:r>
+        <w:t xml:space="preserve">¿Qué dos vías usarías si alguien de la clase falta esa semana?</w:t>
+      </w:r>
+    </w:p>
+    <w:p>
+      <w:r>
+        <w:pict>
+          <v:rect style="width:0;height:1.5pt" o:hralign="center" o:hrstd="t" o:hr="t"/>
+        </w:pict>
+      </w:r>
+    </w:p>
+    <w:bookmarkEnd w:id="86"/>
+    <w:bookmarkStart w:id="87" w:name="resumen-en-3-frases-4"/>
+    <w:p>
+      <w:pPr>
+        <w:pStyle w:val="Heading2"/>
+      </w:pPr>
+      <w:r>
+        <w:t xml:space="preserve">✅ Resumen en 3 frases</w:t>
+      </w:r>
+    </w:p>
+    <w:p>
+      <w:pPr>
+        <w:pStyle w:val="Compact"/>
+        <w:numPr>
+          <w:ilvl w:val="0"/>
+          <w:numId w:val="1023"/>
+        </w:numPr>
+      </w:pPr>
+      <w:r>
+        <w:t xml:space="preserve">La herramienta crea tu kudo y lo envía por correo (mailto prellenado), lo copia para WhatsApp/Aules o lo imprime.</w:t>
+      </w:r>
+    </w:p>
+    <w:p>
+      <w:pPr>
+        <w:pStyle w:val="Compact"/>
+        <w:numPr>
+          <w:ilvl w:val="0"/>
+          <w:numId w:val="1023"/>
+        </w:numPr>
+      </w:pPr>
+      <w:r>
+        <w:t xml:space="preserve">El anónimo está para la tensión viva; la firma vuelve cuando el grupo funciona.</w:t>
+      </w:r>
+    </w:p>
+    <w:p>
+      <w:pPr>
+        <w:pStyle w:val="Compact"/>
+        <w:numPr>
+          <w:ilvl w:val="0"/>
+          <w:numId w:val="1023"/>
+        </w:numPr>
+      </w:pPr>
+      <w:r>
+        <w:t xml:space="preserve">A distancia: kudobox.co, LinkedIn o una foto de la tarjeta de papel.</w:t>
+      </w:r>
+    </w:p>
+    <w:p>
+      <w:r>
+        <w:pict>
+          <v:rect style="width:0;height:1.5pt" o:hralign="center" o:hrstd="t" o:hr="t"/>
+        </w:pict>
+      </w:r>
+    </w:p>
+    <w:bookmarkEnd w:id="87"/>
+    <w:bookmarkStart w:id="88" w:name="vocabulario-rápido-4"/>
+    <w:p>
+      <w:pPr>
+        <w:pStyle w:val="Heading2"/>
+      </w:pPr>
+      <w:r>
+        <w:t xml:space="preserve">🐛 Vocabulario rápido</w:t>
+      </w:r>
+    </w:p>
+    <w:p>
+      <w:pPr>
+        <w:pStyle w:val="Compact"/>
+        <w:numPr>
+          <w:ilvl w:val="0"/>
+          <w:numId w:val="1024"/>
+        </w:numPr>
+      </w:pPr>
+      <w:r>
+        <w:rPr>
+          <w:b/>
+          <w:bCs/>
+        </w:rPr>
+        <w:t xml:space="preserve">mailto:</w:t>
+      </w:r>
+      <w:r>
+        <w:t xml:space="preserve"> </w:t>
+      </w:r>
+      <w:r>
+        <w:t xml:space="preserve">el enlace que abre tu correo con destinatario, asunto y cuerpo ya escritos.</w:t>
+      </w:r>
+    </w:p>
+    <w:p>
+      <w:pPr>
+        <w:pStyle w:val="Compact"/>
+        <w:numPr>
+          <w:ilvl w:val="0"/>
+          <w:numId w:val="1024"/>
+        </w:numPr>
+      </w:pPr>
+      <w:r>
+        <w:rPr>
+          <w:b/>
+          <w:bCs/>
+        </w:rPr>
+        <w:t xml:space="preserve">Reconocimiento (LinkedIn):</w:t>
+      </w:r>
+      <w:r>
+        <w:t xml:space="preserve"> </w:t>
+      </w:r>
+      <w:r>
+        <w:t xml:space="preserve">la función de la red para celebrar logros de otros; herramienta del módulo de Comercio.</w:t>
+      </w:r>
+    </w:p>
+    <w:p>
+      <w:r>
+        <w:pict>
+          <v:rect style="width:0;height:1.5pt" o:hralign="center" o:hrstd="t" o:hr="t"/>
+        </w:pict>
+      </w:r>
+    </w:p>
+    <w:p>
+      <w:pPr>
+        <w:pStyle w:val="FirstParagraph"/>
+      </w:pPr>
+      <w:r>
+        <w:t xml:space="preserve">📚</w:t>
+      </w:r>
+      <w:r>
+        <w:t xml:space="preserve"> </w:t>
+      </w:r>
+      <w:hyperlink r:id="rId34">
+        <w:r>
+          <w:rPr>
+            <w:rStyle w:val="Hyperlink"/>
+          </w:rPr>
+          <w:t xml:space="preserve">Volver al índice de Kudo Cards</w:t>
+        </w:r>
+      </w:hyperlink>
+      <w:r>
+        <w:t xml:space="preserve"> </w:t>
+      </w:r>
+      <w:r>
+        <w:t xml:space="preserve">·</w:t>
+      </w:r>
+      <w:r>
+        <w:t xml:space="preserve"> </w:t>
+      </w:r>
+      <w:r>
+        <w:rPr>
+          <w:b/>
+          <w:bCs/>
+        </w:rPr>
+        <w:t xml:space="preserve">Anterior:</w:t>
+      </w:r>
+      <w:r>
+        <w:t xml:space="preserve"> </w:t>
+      </w:r>
+      <w:hyperlink r:id="rId13">
+        <w:r>
+          <w:rPr>
+            <w:rStyle w:val="Hyperlink"/>
+          </w:rPr>
+          <w:t xml:space="preserve">Banco de tarjetas</w:t>
+        </w:r>
+      </w:hyperlink>
+      <w:r>
+        <w:t xml:space="preserve"> </w:t>
+      </w:r>
+      <w:r>
+        <w:t xml:space="preserve">·</w:t>
+      </w:r>
+      <w:r>
+        <w:t xml:space="preserve"> </w:t>
+      </w:r>
+      <w:r>
+        <w:rPr>
+          <w:b/>
+          <w:bCs/>
+        </w:rPr>
+        <w:t xml:space="preserve">Siguiente:</w:t>
+      </w:r>
+      <w:r>
+        <w:t xml:space="preserve"> </w:t>
+      </w:r>
+      <w:r>
+        <w:t xml:space="preserve">Tu sesión en 50 minutos (próximamente)</w:t>
+      </w:r>
+    </w:p>
+    <w:bookmarkEnd w:id="88"/>
+    <w:bookmarkEnd w:id="89"/>
     <w:sectPr>
       <w:footnotePr>
         <w:numRestart w:val="eachSect"/>
@@ -5296,37 +8392,37 @@
     </w:lvlOverride>
   </w:num>
   <w:num w:numId="1010">
-    <w:abstractNumId w:val="991"/>
+    <w:abstractNumId w:val="99411"/>
+    <w:lvlOverride w:ilvl="0">
+      <w:startOverride w:val="1"/>
+    </w:lvlOverride>
+    <w:lvlOverride w:ilvl="1">
+      <w:startOverride w:val="1"/>
+    </w:lvlOverride>
+    <w:lvlOverride w:ilvl="2">
+      <w:startOverride w:val="1"/>
+    </w:lvlOverride>
+    <w:lvlOverride w:ilvl="3">
+      <w:startOverride w:val="1"/>
+    </w:lvlOverride>
+    <w:lvlOverride w:ilvl="4">
+      <w:startOverride w:val="1"/>
+    </w:lvlOverride>
+    <w:lvlOverride w:ilvl="5">
+      <w:startOverride w:val="1"/>
+    </w:lvlOverride>
+    <w:lvlOverride w:ilvl="6">
+      <w:startOverride w:val="1"/>
+    </w:lvlOverride>
+    <w:lvlOverride w:ilvl="7">
+      <w:startOverride w:val="1"/>
+    </w:lvlOverride>
+    <w:lvlOverride w:ilvl="8">
+      <w:startOverride w:val="1"/>
+    </w:lvlOverride>
   </w:num>
   <w:num w:numId="1011">
-    <w:abstractNumId w:val="99411"/>
-    <w:lvlOverride w:ilvl="0">
-      <w:startOverride w:val="1"/>
-    </w:lvlOverride>
-    <w:lvlOverride w:ilvl="1">
-      <w:startOverride w:val="1"/>
-    </w:lvlOverride>
-    <w:lvlOverride w:ilvl="2">
-      <w:startOverride w:val="1"/>
-    </w:lvlOverride>
-    <w:lvlOverride w:ilvl="3">
-      <w:startOverride w:val="1"/>
-    </w:lvlOverride>
-    <w:lvlOverride w:ilvl="4">
-      <w:startOverride w:val="1"/>
-    </w:lvlOverride>
-    <w:lvlOverride w:ilvl="5">
-      <w:startOverride w:val="1"/>
-    </w:lvlOverride>
-    <w:lvlOverride w:ilvl="6">
-      <w:startOverride w:val="1"/>
-    </w:lvlOverride>
-    <w:lvlOverride w:ilvl="7">
-      <w:startOverride w:val="1"/>
-    </w:lvlOverride>
-    <w:lvlOverride w:ilvl="8">
-      <w:startOverride w:val="1"/>
-    </w:lvlOverride>
+    <w:abstractNumId w:val="991"/>
   </w:num>
   <w:num w:numId="1012">
     <w:abstractNumId w:val="99411"/>
@@ -5359,7 +8455,34 @@
     </w:lvlOverride>
   </w:num>
   <w:num w:numId="1013">
-    <w:abstractNumId w:val="991"/>
+    <w:abstractNumId w:val="99411"/>
+    <w:lvlOverride w:ilvl="0">
+      <w:startOverride w:val="1"/>
+    </w:lvlOverride>
+    <w:lvlOverride w:ilvl="1">
+      <w:startOverride w:val="1"/>
+    </w:lvlOverride>
+    <w:lvlOverride w:ilvl="2">
+      <w:startOverride w:val="1"/>
+    </w:lvlOverride>
+    <w:lvlOverride w:ilvl="3">
+      <w:startOverride w:val="1"/>
+    </w:lvlOverride>
+    <w:lvlOverride w:ilvl="4">
+      <w:startOverride w:val="1"/>
+    </w:lvlOverride>
+    <w:lvlOverride w:ilvl="5">
+      <w:startOverride w:val="1"/>
+    </w:lvlOverride>
+    <w:lvlOverride w:ilvl="6">
+      <w:startOverride w:val="1"/>
+    </w:lvlOverride>
+    <w:lvlOverride w:ilvl="7">
+      <w:startOverride w:val="1"/>
+    </w:lvlOverride>
+    <w:lvlOverride w:ilvl="8">
+      <w:startOverride w:val="1"/>
+    </w:lvlOverride>
   </w:num>
   <w:num w:numId="1014">
     <w:abstractNumId w:val="99411"/>
@@ -5450,6 +8573,138 @@
     <w:lvlOverride w:ilvl="8">
       <w:startOverride w:val="1"/>
     </w:lvlOverride>
+  </w:num>
+  <w:num w:numId="1017">
+    <w:abstractNumId w:val="991"/>
+  </w:num>
+  <w:num w:numId="1018">
+    <w:abstractNumId w:val="99411"/>
+    <w:lvlOverride w:ilvl="0">
+      <w:startOverride w:val="1"/>
+    </w:lvlOverride>
+    <w:lvlOverride w:ilvl="1">
+      <w:startOverride w:val="1"/>
+    </w:lvlOverride>
+    <w:lvlOverride w:ilvl="2">
+      <w:startOverride w:val="1"/>
+    </w:lvlOverride>
+    <w:lvlOverride w:ilvl="3">
+      <w:startOverride w:val="1"/>
+    </w:lvlOverride>
+    <w:lvlOverride w:ilvl="4">
+      <w:startOverride w:val="1"/>
+    </w:lvlOverride>
+    <w:lvlOverride w:ilvl="5">
+      <w:startOverride w:val="1"/>
+    </w:lvlOverride>
+    <w:lvlOverride w:ilvl="6">
+      <w:startOverride w:val="1"/>
+    </w:lvlOverride>
+    <w:lvlOverride w:ilvl="7">
+      <w:startOverride w:val="1"/>
+    </w:lvlOverride>
+    <w:lvlOverride w:ilvl="8">
+      <w:startOverride w:val="1"/>
+    </w:lvlOverride>
+  </w:num>
+  <w:num w:numId="1019">
+    <w:abstractNumId w:val="99411"/>
+    <w:lvlOverride w:ilvl="0">
+      <w:startOverride w:val="1"/>
+    </w:lvlOverride>
+    <w:lvlOverride w:ilvl="1">
+      <w:startOverride w:val="1"/>
+    </w:lvlOverride>
+    <w:lvlOverride w:ilvl="2">
+      <w:startOverride w:val="1"/>
+    </w:lvlOverride>
+    <w:lvlOverride w:ilvl="3">
+      <w:startOverride w:val="1"/>
+    </w:lvlOverride>
+    <w:lvlOverride w:ilvl="4">
+      <w:startOverride w:val="1"/>
+    </w:lvlOverride>
+    <w:lvlOverride w:ilvl="5">
+      <w:startOverride w:val="1"/>
+    </w:lvlOverride>
+    <w:lvlOverride w:ilvl="6">
+      <w:startOverride w:val="1"/>
+    </w:lvlOverride>
+    <w:lvlOverride w:ilvl="7">
+      <w:startOverride w:val="1"/>
+    </w:lvlOverride>
+    <w:lvlOverride w:ilvl="8">
+      <w:startOverride w:val="1"/>
+    </w:lvlOverride>
+  </w:num>
+  <w:num w:numId="1020">
+    <w:abstractNumId w:val="991"/>
+  </w:num>
+  <w:num w:numId="1021">
+    <w:abstractNumId w:val="991"/>
+  </w:num>
+  <w:num w:numId="1022">
+    <w:abstractNumId w:val="99411"/>
+    <w:lvlOverride w:ilvl="0">
+      <w:startOverride w:val="1"/>
+    </w:lvlOverride>
+    <w:lvlOverride w:ilvl="1">
+      <w:startOverride w:val="1"/>
+    </w:lvlOverride>
+    <w:lvlOverride w:ilvl="2">
+      <w:startOverride w:val="1"/>
+    </w:lvlOverride>
+    <w:lvlOverride w:ilvl="3">
+      <w:startOverride w:val="1"/>
+    </w:lvlOverride>
+    <w:lvlOverride w:ilvl="4">
+      <w:startOverride w:val="1"/>
+    </w:lvlOverride>
+    <w:lvlOverride w:ilvl="5">
+      <w:startOverride w:val="1"/>
+    </w:lvlOverride>
+    <w:lvlOverride w:ilvl="6">
+      <w:startOverride w:val="1"/>
+    </w:lvlOverride>
+    <w:lvlOverride w:ilvl="7">
+      <w:startOverride w:val="1"/>
+    </w:lvlOverride>
+    <w:lvlOverride w:ilvl="8">
+      <w:startOverride w:val="1"/>
+    </w:lvlOverride>
+  </w:num>
+  <w:num w:numId="1023">
+    <w:abstractNumId w:val="99411"/>
+    <w:lvlOverride w:ilvl="0">
+      <w:startOverride w:val="1"/>
+    </w:lvlOverride>
+    <w:lvlOverride w:ilvl="1">
+      <w:startOverride w:val="1"/>
+    </w:lvlOverride>
+    <w:lvlOverride w:ilvl="2">
+      <w:startOverride w:val="1"/>
+    </w:lvlOverride>
+    <w:lvlOverride w:ilvl="3">
+      <w:startOverride w:val="1"/>
+    </w:lvlOverride>
+    <w:lvlOverride w:ilvl="4">
+      <w:startOverride w:val="1"/>
+    </w:lvlOverride>
+    <w:lvlOverride w:ilvl="5">
+      <w:startOverride w:val="1"/>
+    </w:lvlOverride>
+    <w:lvlOverride w:ilvl="6">
+      <w:startOverride w:val="1"/>
+    </w:lvlOverride>
+    <w:lvlOverride w:ilvl="7">
+      <w:startOverride w:val="1"/>
+    </w:lvlOverride>
+    <w:lvlOverride w:ilvl="8">
+      <w:startOverride w:val="1"/>
+    </w:lvlOverride>
+  </w:num>
+  <w:num w:numId="1024">
+    <w:abstractNumId w:val="991"/>
   </w:num>
 </w:numbering>
 </file>
